--- a/01-电源电路/01-线性稳压电路/晶体管串联稳压电路/晶体管串联稳压电路.docx
+++ b/01-电源电路/01-线性稳压电路/晶体管串联稳压电路/晶体管串联稳压电路.docx
@@ -3239,6 +3239,20 @@
     </w:p>
     <w:bookmarkEnd w:id="26"/>
     <w:bookmarkEnd w:id="27"/>
+    <w:p>
+      <w:pPr>
+        <w:spacing w:before="360"/>
+        <w:jc w:val="center"/>
+      </w:pPr>
+      <w:r>
+        <w:rPr>
+          <w:rFonts w:ascii="Times New Roman" w:hAnsi="Times New Roman"/>
+          <w:color w:val="555555"/>
+          <w:sz w:val="21"/>
+        </w:rPr>
+        <w:t>材料收集者：杜文杰</w:t>
+      </w:r>
+    </w:p>
     <w:sectPr>
       <w:headerReference r:id="rId9" w:type="default"/>
       <w:footerReference r:id="rId10" w:type="default"/>

--- a/01-电源电路/01-线性稳压电路/晶体管串联稳压电路/晶体管串联稳压电路.docx
+++ b/01-电源电路/01-线性稳压电路/晶体管串联稳压电路/晶体管串联稳压电路.docx
@@ -1,6 +1,6 @@
 
 <file path=word/document.xml><?xml version="1.0" encoding="utf-8"?>
-<w:document xmlns:w="http://schemas.openxmlformats.org/wordprocessingml/2006/main" xmlns:m="http://schemas.openxmlformats.org/officeDocument/2006/math" xmlns:r="http://schemas.openxmlformats.org/officeDocument/2006/relationships" xmlns:o="urn:schemas-microsoft-com:office:office" xmlns:v="urn:schemas-microsoft-com:vml" xmlns:w10="urn:schemas-microsoft-com:office:word" xmlns:a="http://schemas.openxmlformats.org/drawingml/2006/main" xmlns:pic="http://schemas.openxmlformats.org/drawingml/2006/picture" xmlns:wp="http://schemas.openxmlformats.org/drawingml/2006/wordprocessingDrawing">
+<w:document xmlns:m="http://schemas.openxmlformats.org/officeDocument/2006/math" xmlns:r="http://schemas.openxmlformats.org/officeDocument/2006/relationships" xmlns:w="http://schemas.openxmlformats.org/wordprocessingml/2006/main" xmlns:o="urn:schemas-microsoft-com:office:office" xmlns:v="urn:schemas-microsoft-com:vml" xmlns:w10="urn:schemas-microsoft-com:office:word" xmlns:a="http://schemas.openxmlformats.org/drawingml/2006/main" xmlns:pic="http://schemas.openxmlformats.org/drawingml/2006/picture" xmlns:wp="http://schemas.openxmlformats.org/drawingml/2006/wordprocessingDrawing">
   <w:body>
     <w:bookmarkStart w:id="27" w:name="晶体管串联稳压电路"/>
     <w:p>
@@ -9,7 +9,7 @@
       </w:pPr>
       <w:r>
         <w:rPr>
-          <w:rFonts w:hint="eastAsia"/>
+          <w:rFonts w:hint="eastAsia" w:eastAsia="黑体"/>
         </w:rPr>
         <w:t xml:space="preserve">晶体管串联稳压电路</w:t>
       </w:r>
@@ -21,7 +21,7 @@
       </w:pPr>
       <w:r>
         <w:rPr>
-          <w:rFonts w:hint="eastAsia"/>
+          <w:rFonts w:hint="eastAsia" w:eastAsia="黑体"/>
         </w:rPr>
         <w:t xml:space="preserve">拓扑描述</w:t>
       </w:r>
@@ -32,15 +32,19 @@
       </w:pPr>
       <w:r>
         <w:rPr>
-          <w:rFonts w:hint="eastAsia"/>
+          <w:rFonts w:hint="eastAsia" w:eastAsia="黑体"/>
         </w:rPr>
         <w:t xml:space="preserve">由</w:t>
       </w:r>
       <w:r>
+        <w:rPr>
+          <w:rFonts w:eastAsia="黑体"/>
+        </w:rPr>
         <w:t xml:space="preserve"> </w:t>
       </w:r>
       <w:r>
         <w:rPr>
+          <w:rFonts w:eastAsia="黑体"/>
           <w:b/>
           <w:bCs/>
         </w:rPr>
@@ -48,7 +52,7 @@
       </w:r>
       <w:r>
         <w:rPr>
-          <w:rFonts w:hint="eastAsia"/>
+          <w:rFonts w:hint="eastAsia" w:eastAsia="黑体"/>
           <w:b/>
           <w:bCs/>
         </w:rPr>
@@ -56,6 +60,7 @@
       </w:r>
       <w:r>
         <w:rPr>
+          <w:rFonts w:eastAsia="黑体"/>
           <w:b/>
           <w:bCs/>
         </w:rPr>
@@ -76,11 +81,14 @@
         </m:sSub>
       </m:oMath>
       <w:r>
+        <w:rPr>
+          <w:rFonts w:eastAsia="黑体"/>
+        </w:rPr>
         <w:t xml:space="preserve">、</w:t>
       </w:r>
       <w:r>
         <w:rPr>
-          <w:rFonts w:hint="eastAsia"/>
+          <w:rFonts w:hint="eastAsia" w:eastAsia="黑体"/>
           <w:b/>
           <w:bCs/>
         </w:rPr>
@@ -88,6 +96,7 @@
       </w:r>
       <w:r>
         <w:rPr>
+          <w:rFonts w:eastAsia="黑体"/>
           <w:b/>
           <w:bCs/>
         </w:rPr>
@@ -108,11 +117,14 @@
         </m:sSub>
       </m:oMath>
       <w:r>
+        <w:rPr>
+          <w:rFonts w:eastAsia="黑体"/>
+        </w:rPr>
         <w:t xml:space="preserve">、</w:t>
       </w:r>
       <w:r>
         <w:rPr>
-          <w:rFonts w:hint="eastAsia"/>
+          <w:rFonts w:hint="eastAsia" w:eastAsia="黑体"/>
           <w:b/>
           <w:bCs/>
         </w:rPr>
@@ -120,6 +132,7 @@
       </w:r>
       <w:r>
         <w:rPr>
+          <w:rFonts w:eastAsia="黑体"/>
           <w:b/>
           <w:bCs/>
         </w:rPr>
@@ -140,20 +153,26 @@
         </m:sSub>
       </m:oMath>
       <w:r>
+        <w:rPr>
+          <w:rFonts w:eastAsia="黑体"/>
+        </w:rPr>
         <w:t xml:space="preserve"> </w:t>
       </w:r>
       <w:r>
         <w:rPr>
-          <w:rFonts w:hint="eastAsia"/>
+          <w:rFonts w:hint="eastAsia" w:eastAsia="黑体"/>
         </w:rPr>
         <w:t xml:space="preserve">与</w:t>
       </w:r>
       <w:r>
+        <w:rPr>
+          <w:rFonts w:eastAsia="黑体"/>
+        </w:rPr>
         <w:t xml:space="preserve"> </w:t>
       </w:r>
       <w:r>
         <w:rPr>
-          <w:rFonts w:hint="eastAsia"/>
+          <w:rFonts w:hint="eastAsia" w:eastAsia="黑体"/>
           <w:b/>
           <w:bCs/>
         </w:rPr>
@@ -161,6 +180,7 @@
       </w:r>
       <w:r>
         <w:rPr>
+          <w:rFonts w:eastAsia="黑体"/>
           <w:b/>
           <w:bCs/>
         </w:rPr>
@@ -181,26 +201,32 @@
         </m:sSub>
       </m:oMath>
       <w:r>
+        <w:rPr>
+          <w:rFonts w:eastAsia="黑体"/>
+        </w:rPr>
         <w:t xml:space="preserve"> </w:t>
       </w:r>
       <w:r>
         <w:rPr>
-          <w:rFonts w:hint="eastAsia"/>
+          <w:rFonts w:hint="eastAsia" w:eastAsia="黑体"/>
         </w:rPr>
         <w:t xml:space="preserve">组成的串联型稳压电路。电路共有</w:t>
       </w:r>
       <w:r>
+        <w:rPr>
+          <w:rFonts w:eastAsia="黑体"/>
+        </w:rPr>
         <w:t xml:space="preserve"> 4 </w:t>
       </w:r>
       <w:r>
         <w:rPr>
-          <w:rFonts w:hint="eastAsia"/>
+          <w:rFonts w:hint="eastAsia" w:eastAsia="黑体"/>
         </w:rPr>
         <w:t xml:space="preserve">个关键节点：</w:t>
       </w:r>
       <w:r>
         <w:rPr>
-          <w:rFonts w:hint="eastAsia"/>
+          <w:rFonts w:hint="eastAsia" w:eastAsia="黑体"/>
           <w:b/>
           <w:bCs/>
         </w:rPr>
@@ -208,6 +234,7 @@
       </w:r>
       <w:r>
         <w:rPr>
+          <w:rFonts w:eastAsia="黑体"/>
           <w:b/>
           <w:bCs/>
         </w:rPr>
@@ -215,7 +242,7 @@
       </w:r>
       <w:r>
         <w:rPr>
-          <w:rFonts w:hint="eastAsia"/>
+          <w:rFonts w:hint="eastAsia" w:eastAsia="黑体"/>
           <w:b/>
           <w:bCs/>
         </w:rPr>
@@ -223,11 +250,14 @@
       </w:r>
       <w:r>
         <w:rPr>
-          <w:rFonts w:hint="eastAsia"/>
+          <w:rFonts w:hint="eastAsia" w:eastAsia="黑体"/>
         </w:rPr>
         <w:t xml:space="preserve">（输入电压</w:t>
       </w:r>
       <w:r>
+        <w:rPr>
+          <w:rFonts w:eastAsia="黑体"/>
+        </w:rPr>
         <w:t xml:space="preserve"> </w:t>
       </w:r>
       <m:oMath>
@@ -248,11 +278,14 @@
         </m:sSub>
       </m:oMath>
       <w:r>
+        <w:rPr>
+          <w:rFonts w:eastAsia="黑体"/>
+        </w:rPr>
         <w:t xml:space="preserve"> </w:t>
       </w:r>
       <w:r>
         <w:rPr>
-          <w:rFonts w:hint="eastAsia"/>
+          <w:rFonts w:hint="eastAsia" w:eastAsia="黑体"/>
         </w:rPr>
         <w:t xml:space="preserve">正端、</w:t>
       </w:r>
@@ -271,15 +304,21 @@
         </m:sSub>
       </m:oMath>
       <w:r>
+        <w:rPr>
+          <w:rFonts w:eastAsia="黑体"/>
+        </w:rPr>
         <w:t xml:space="preserve"> </w:t>
       </w:r>
       <w:r>
         <w:rPr>
-          <w:rFonts w:hint="eastAsia"/>
+          <w:rFonts w:hint="eastAsia" w:eastAsia="黑体"/>
         </w:rPr>
         <w:t xml:space="preserve">的集电极</w:t>
       </w:r>
       <w:r>
+        <w:rPr>
+          <w:rFonts w:eastAsia="黑体"/>
+        </w:rPr>
         <w:t xml:space="preserve"> C、</w:t>
       </w:r>
       <m:oMath>
@@ -297,17 +336,20 @@
         </m:sSub>
       </m:oMath>
       <w:r>
+        <w:rPr>
+          <w:rFonts w:eastAsia="黑体"/>
+        </w:rPr>
         <w:t xml:space="preserve"> </w:t>
       </w:r>
       <w:r>
         <w:rPr>
-          <w:rFonts w:hint="eastAsia"/>
+          <w:rFonts w:hint="eastAsia" w:eastAsia="黑体"/>
         </w:rPr>
         <w:t xml:space="preserve">一端三者相连）；</w:t>
       </w:r>
       <w:r>
         <w:rPr>
-          <w:rFonts w:hint="eastAsia"/>
+          <w:rFonts w:hint="eastAsia" w:eastAsia="黑体"/>
           <w:b/>
           <w:bCs/>
         </w:rPr>
@@ -315,6 +357,7 @@
       </w:r>
       <w:r>
         <w:rPr>
+          <w:rFonts w:eastAsia="黑体"/>
           <w:b/>
           <w:bCs/>
         </w:rPr>
@@ -322,7 +365,7 @@
       </w:r>
       <w:r>
         <w:rPr>
-          <w:rFonts w:hint="eastAsia"/>
+          <w:rFonts w:hint="eastAsia" w:eastAsia="黑体"/>
           <w:b/>
           <w:bCs/>
         </w:rPr>
@@ -330,7 +373,7 @@
       </w:r>
       <w:r>
         <w:rPr>
-          <w:rFonts w:hint="eastAsia"/>
+          <w:rFonts w:hint="eastAsia" w:eastAsia="黑体"/>
         </w:rPr>
         <w:t xml:space="preserve">（</w:t>
       </w:r>
@@ -349,11 +392,14 @@
         </m:sSub>
       </m:oMath>
       <w:r>
+        <w:rPr>
+          <w:rFonts w:eastAsia="黑体"/>
+        </w:rPr>
         <w:t xml:space="preserve"> </w:t>
       </w:r>
       <w:r>
         <w:rPr>
-          <w:rFonts w:hint="eastAsia"/>
+          <w:rFonts w:hint="eastAsia" w:eastAsia="黑体"/>
         </w:rPr>
         <w:t xml:space="preserve">另一端、</w:t>
       </w:r>
@@ -372,11 +418,14 @@
         </m:sSub>
       </m:oMath>
       <w:r>
+        <w:rPr>
+          <w:rFonts w:eastAsia="黑体"/>
+        </w:rPr>
         <w:t xml:space="preserve"> </w:t>
       </w:r>
       <w:r>
         <w:rPr>
-          <w:rFonts w:hint="eastAsia"/>
+          <w:rFonts w:hint="eastAsia" w:eastAsia="黑体"/>
         </w:rPr>
         <w:t xml:space="preserve">阴极、</w:t>
       </w:r>
@@ -395,26 +444,32 @@
         </m:sSub>
       </m:oMath>
       <w:r>
+        <w:rPr>
+          <w:rFonts w:eastAsia="黑体"/>
+        </w:rPr>
         <w:t xml:space="preserve"> </w:t>
       </w:r>
       <w:r>
         <w:rPr>
-          <w:rFonts w:hint="eastAsia"/>
+          <w:rFonts w:hint="eastAsia" w:eastAsia="黑体"/>
         </w:rPr>
         <w:t xml:space="preserve">的基极</w:t>
       </w:r>
       <w:r>
+        <w:rPr>
+          <w:rFonts w:eastAsia="黑体"/>
+        </w:rPr>
         <w:t xml:space="preserve"> B </w:t>
       </w:r>
       <w:r>
         <w:rPr>
-          <w:rFonts w:hint="eastAsia"/>
+          <w:rFonts w:hint="eastAsia" w:eastAsia="黑体"/>
         </w:rPr>
         <w:t xml:space="preserve">三者相连）；</w:t>
       </w:r>
       <w:r>
         <w:rPr>
-          <w:rFonts w:hint="eastAsia"/>
+          <w:rFonts w:hint="eastAsia" w:eastAsia="黑体"/>
           <w:b/>
           <w:bCs/>
         </w:rPr>
@@ -422,6 +477,7 @@
       </w:r>
       <w:r>
         <w:rPr>
+          <w:rFonts w:eastAsia="黑体"/>
           <w:b/>
           <w:bCs/>
         </w:rPr>
@@ -429,7 +485,7 @@
       </w:r>
       <w:r>
         <w:rPr>
-          <w:rFonts w:hint="eastAsia"/>
+          <w:rFonts w:hint="eastAsia" w:eastAsia="黑体"/>
           <w:b/>
           <w:bCs/>
         </w:rPr>
@@ -437,7 +493,7 @@
       </w:r>
       <w:r>
         <w:rPr>
-          <w:rFonts w:hint="eastAsia"/>
+          <w:rFonts w:hint="eastAsia" w:eastAsia="黑体"/>
         </w:rPr>
         <w:t xml:space="preserve">（</w:t>
       </w:r>
@@ -456,24 +512,33 @@
         </m:sSub>
       </m:oMath>
       <w:r>
+        <w:rPr>
+          <w:rFonts w:eastAsia="黑体"/>
+        </w:rPr>
         <w:t xml:space="preserve"> </w:t>
       </w:r>
       <w:r>
         <w:rPr>
-          <w:rFonts w:hint="eastAsia"/>
+          <w:rFonts w:hint="eastAsia" w:eastAsia="黑体"/>
         </w:rPr>
         <w:t xml:space="preserve">的发射极</w:t>
       </w:r>
       <w:r>
+        <w:rPr>
+          <w:rFonts w:eastAsia="黑体"/>
+        </w:rPr>
         <w:t xml:space="preserve"> E </w:t>
       </w:r>
       <w:r>
         <w:rPr>
-          <w:rFonts w:hint="eastAsia"/>
+          <w:rFonts w:hint="eastAsia" w:eastAsia="黑体"/>
         </w:rPr>
         <w:t xml:space="preserve">与</w:t>
       </w:r>
       <w:r>
+        <w:rPr>
+          <w:rFonts w:eastAsia="黑体"/>
+        </w:rPr>
         <w:t xml:space="preserve"> </w:t>
       </w:r>
       <m:oMath>
@@ -491,15 +556,21 @@
         </m:sSub>
       </m:oMath>
       <w:r>
+        <w:rPr>
+          <w:rFonts w:eastAsia="黑体"/>
+        </w:rPr>
         <w:t xml:space="preserve"> </w:t>
       </w:r>
       <w:r>
         <w:rPr>
-          <w:rFonts w:hint="eastAsia"/>
+          <w:rFonts w:hint="eastAsia" w:eastAsia="黑体"/>
         </w:rPr>
         <w:t xml:space="preserve">上端相连，作为输出电压</w:t>
       </w:r>
       <w:r>
+        <w:rPr>
+          <w:rFonts w:eastAsia="黑体"/>
+        </w:rPr>
         <w:t xml:space="preserve"> </w:t>
       </w:r>
       <m:oMath>
@@ -518,13 +589,13 @@
       </m:oMath>
       <w:r>
         <w:rPr>
-          <w:rFonts w:hint="eastAsia"/>
+          <w:rFonts w:hint="eastAsia" w:eastAsia="黑体"/>
         </w:rPr>
         <w:t xml:space="preserve">）；</w:t>
       </w:r>
       <w:r>
         <w:rPr>
-          <w:rFonts w:hint="eastAsia"/>
+          <w:rFonts w:hint="eastAsia" w:eastAsia="黑体"/>
           <w:b/>
           <w:bCs/>
         </w:rPr>
@@ -532,6 +603,7 @@
       </w:r>
       <w:r>
         <w:rPr>
+          <w:rFonts w:eastAsia="黑体"/>
           <w:b/>
           <w:bCs/>
         </w:rPr>
@@ -539,7 +611,7 @@
       </w:r>
       <w:r>
         <w:rPr>
-          <w:rFonts w:hint="eastAsia"/>
+          <w:rFonts w:hint="eastAsia" w:eastAsia="黑体"/>
           <w:b/>
           <w:bCs/>
         </w:rPr>
@@ -547,6 +619,7 @@
       </w:r>
       <w:r>
         <w:rPr>
+          <w:rFonts w:eastAsia="黑体"/>
           <w:b/>
           <w:bCs/>
         </w:rPr>
@@ -554,7 +627,7 @@
       </w:r>
       <w:r>
         <w:rPr>
-          <w:rFonts w:hint="eastAsia"/>
+          <w:rFonts w:hint="eastAsia" w:eastAsia="黑体"/>
         </w:rPr>
         <w:t xml:space="preserve">（</w:t>
       </w:r>
@@ -576,11 +649,14 @@
         </m:sSub>
       </m:oMath>
       <w:r>
+        <w:rPr>
+          <w:rFonts w:eastAsia="黑体"/>
+        </w:rPr>
         <w:t xml:space="preserve"> </w:t>
       </w:r>
       <w:r>
         <w:rPr>
-          <w:rFonts w:hint="eastAsia"/>
+          <w:rFonts w:hint="eastAsia" w:eastAsia="黑体"/>
         </w:rPr>
         <w:t xml:space="preserve">负端、</w:t>
       </w:r>
@@ -599,11 +675,14 @@
         </m:sSub>
       </m:oMath>
       <w:r>
+        <w:rPr>
+          <w:rFonts w:eastAsia="黑体"/>
+        </w:rPr>
         <w:t xml:space="preserve"> </w:t>
       </w:r>
       <w:r>
         <w:rPr>
-          <w:rFonts w:hint="eastAsia"/>
+          <w:rFonts w:hint="eastAsia" w:eastAsia="黑体"/>
         </w:rPr>
         <w:t xml:space="preserve">阳极、</w:t>
       </w:r>
@@ -622,11 +701,14 @@
         </m:sSub>
       </m:oMath>
       <w:r>
+        <w:rPr>
+          <w:rFonts w:eastAsia="黑体"/>
+        </w:rPr>
         <w:t xml:space="preserve"> </w:t>
       </w:r>
       <w:r>
         <w:rPr>
-          <w:rFonts w:hint="eastAsia"/>
+          <w:rFonts w:hint="eastAsia" w:eastAsia="黑体"/>
         </w:rPr>
         <w:t xml:space="preserve">下端三者相连）。</w:t>
       </w:r>
@@ -635,7 +717,7 @@
       <w:pPr/>
       <w:r>
         <w:rPr>
-          <w:rFonts w:hint="eastAsia"/>
+          <w:rFonts w:hint="eastAsia" w:eastAsia="黑体"/>
         </w:rPr>
         <w:t xml:space="preserve">各元件管脚连接：</w:t>
       </w:r>
@@ -654,38 +736,50 @@
         </m:sSub>
       </m:oMath>
       <w:r>
+        <w:rPr>
+          <w:rFonts w:eastAsia="黑体"/>
+        </w:rPr>
         <w:t xml:space="preserve"> </w:t>
       </w:r>
       <w:r>
         <w:rPr>
-          <w:rFonts w:hint="eastAsia"/>
+          <w:rFonts w:hint="eastAsia" w:eastAsia="黑体"/>
         </w:rPr>
         <w:t xml:space="preserve">的集电极</w:t>
       </w:r>
       <w:r>
+        <w:rPr>
+          <w:rFonts w:eastAsia="黑体"/>
+        </w:rPr>
         <w:t xml:space="preserve"> C </w:t>
       </w:r>
       <w:r>
         <w:rPr>
-          <w:rFonts w:hint="eastAsia"/>
+          <w:rFonts w:hint="eastAsia" w:eastAsia="黑体"/>
         </w:rPr>
         <w:t xml:space="preserve">接输入节点、发射极</w:t>
       </w:r>
       <w:r>
+        <w:rPr>
+          <w:rFonts w:eastAsia="黑体"/>
+        </w:rPr>
         <w:t xml:space="preserve"> E </w:t>
       </w:r>
       <w:r>
         <w:rPr>
-          <w:rFonts w:hint="eastAsia"/>
+          <w:rFonts w:hint="eastAsia" w:eastAsia="黑体"/>
         </w:rPr>
         <w:t xml:space="preserve">接输出节点、基极</w:t>
       </w:r>
       <w:r>
+        <w:rPr>
+          <w:rFonts w:eastAsia="黑体"/>
+        </w:rPr>
         <w:t xml:space="preserve"> B </w:t>
       </w:r>
       <w:r>
         <w:rPr>
-          <w:rFonts w:hint="eastAsia"/>
+          <w:rFonts w:hint="eastAsia" w:eastAsia="黑体"/>
         </w:rPr>
         <w:t xml:space="preserve">接基极基准节点；</w:t>
       </w:r>
@@ -704,11 +798,14 @@
         </m:sSub>
       </m:oMath>
       <w:r>
+        <w:rPr>
+          <w:rFonts w:eastAsia="黑体"/>
+        </w:rPr>
         <w:t xml:space="preserve"> </w:t>
       </w:r>
       <w:r>
         <w:rPr>
-          <w:rFonts w:hint="eastAsia"/>
+          <w:rFonts w:hint="eastAsia" w:eastAsia="黑体"/>
         </w:rPr>
         <w:t xml:space="preserve">一端接输入节点、另一端接基极基准节点；</w:t>
       </w:r>
@@ -727,20 +824,26 @@
         </m:sSub>
       </m:oMath>
       <w:r>
+        <w:rPr>
+          <w:rFonts w:eastAsia="黑体"/>
+        </w:rPr>
         <w:t xml:space="preserve"> </w:t>
       </w:r>
       <w:r>
         <w:rPr>
-          <w:rFonts w:hint="eastAsia"/>
+          <w:rFonts w:hint="eastAsia" w:eastAsia="黑体"/>
         </w:rPr>
         <w:t xml:space="preserve">阴极接基极基准节点、阳极接地节点</w:t>
       </w:r>
       <w:r>
+        <w:rPr>
+          <w:rFonts w:eastAsia="黑体"/>
+        </w:rPr>
         <w:t xml:space="preserve"> </w:t>
       </w:r>
       <w:r>
         <w:rPr>
-          <w:rFonts w:hint="eastAsia"/>
+          <w:rFonts w:hint="eastAsia" w:eastAsia="黑体"/>
         </w:rPr>
         <w:t xml:space="preserve">GND；</w:t>
       </w:r>
@@ -759,15 +862,21 @@
         </m:sSub>
       </m:oMath>
       <w:r>
+        <w:rPr>
+          <w:rFonts w:eastAsia="黑体"/>
+        </w:rPr>
         <w:t xml:space="preserve"> </w:t>
       </w:r>
       <w:r>
         <w:rPr>
-          <w:rFonts w:hint="eastAsia"/>
+          <w:rFonts w:hint="eastAsia" w:eastAsia="黑体"/>
         </w:rPr>
         <w:t xml:space="preserve">一端接输出节点、另一端接地节点</w:t>
       </w:r>
       <w:r>
+        <w:rPr>
+          <w:rFonts w:eastAsia="黑体"/>
+        </w:rPr>
         <w:t xml:space="preserve"> GND。</w:t>
       </w:r>
     </w:p>
@@ -775,7 +884,7 @@
       <w:pPr/>
       <w:r>
         <w:rPr>
-          <w:rFonts w:hint="eastAsia"/>
+          <w:rFonts w:hint="eastAsia" w:eastAsia="黑体"/>
         </w:rPr>
         <w:t xml:space="preserve">由此构成”</w:t>
       </w:r>
@@ -794,15 +903,21 @@
         </m:sSub>
       </m:oMath>
       <w:r>
+        <w:rPr>
+          <w:rFonts w:eastAsia="黑体"/>
+        </w:rPr>
         <w:t xml:space="preserve"> </w:t>
       </w:r>
       <w:r>
         <w:rPr>
-          <w:rFonts w:hint="eastAsia"/>
+          <w:rFonts w:hint="eastAsia" w:eastAsia="黑体"/>
         </w:rPr>
         <w:t xml:space="preserve">作射极跟随器串联在输入与输出之间、基极由</w:t>
       </w:r>
       <w:r>
+        <w:rPr>
+          <w:rFonts w:eastAsia="黑体"/>
+        </w:rPr>
         <w:t xml:space="preserve"> </w:t>
       </w:r>
       <m:oMath>
@@ -820,15 +935,21 @@
         </m:sSub>
       </m:oMath>
       <w:r>
+        <w:rPr>
+          <w:rFonts w:eastAsia="黑体"/>
+        </w:rPr>
         <w:t xml:space="preserve"> </w:t>
       </w:r>
       <w:r>
         <w:rPr>
-          <w:rFonts w:hint="eastAsia"/>
+          <w:rFonts w:hint="eastAsia" w:eastAsia="黑体"/>
         </w:rPr>
         <w:t xml:space="preserve">钳在固定基准、负载与调整管串联”的串联型稳压组态，输出电压</w:t>
       </w:r>
       <w:r>
+        <w:rPr>
+          <w:rFonts w:eastAsia="黑体"/>
+        </w:rPr>
         <w:t xml:space="preserve"> </w:t>
       </w:r>
       <m:oMath>
@@ -886,7 +1007,7 @@
       </m:oMath>
       <w:r>
         <w:rPr>
-          <w:rFonts w:hint="eastAsia"/>
+          <w:rFonts w:hint="eastAsia" w:eastAsia="黑体"/>
         </w:rPr>
         <w:t xml:space="preserve">，由齐纳基准减去固定的基射极压降得到，带载能力远强于纯齐纳电路。</w:t>
       </w:r>
@@ -899,7 +1020,7 @@
       </w:pPr>
       <w:r>
         <w:rPr>
-          <w:rFonts w:hint="eastAsia"/>
+          <w:rFonts w:hint="eastAsia" w:eastAsia="黑体"/>
         </w:rPr>
         <w:t xml:space="preserve">工作原理</w:t>
       </w:r>
@@ -910,11 +1031,14 @@
       </w:pPr>
       <w:r>
         <w:rPr>
-          <w:rFonts w:hint="eastAsia"/>
+          <w:rFonts w:hint="eastAsia" w:eastAsia="黑体"/>
         </w:rPr>
         <w:t xml:space="preserve">输出电压</w:t>
       </w:r>
       <w:r>
+        <w:rPr>
+          <w:rFonts w:eastAsia="黑体"/>
+        </w:rPr>
         <w:t xml:space="preserve"> </w:t>
       </w:r>
       <m:oMath>
@@ -972,7 +1096,7 @@
       </m:oMath>
       <w:r>
         <w:rPr>
-          <w:rFonts w:hint="eastAsia"/>
+          <w:rFonts w:hint="eastAsia" w:eastAsia="黑体"/>
         </w:rPr>
         <w:t xml:space="preserve">，由基极基准电压减去一个基本固定的基射极压降得到。负载电流变化时由调整管作为射极跟随器供给电流，无需从基准支路抽取电流，故带载能力远强于纯齐纳电路。</w:t>
       </w:r>
@@ -985,7 +1109,7 @@
       </w:pPr>
       <w:r>
         <w:rPr>
-          <w:rFonts w:hint="eastAsia"/>
+          <w:rFonts w:hint="eastAsia" w:eastAsia="黑体"/>
         </w:rPr>
         <w:t xml:space="preserve">关键计算公式</w:t>
       </w:r>
@@ -999,7 +1123,7 @@
       </w:pPr>
       <w:r>
         <w:rPr>
-          <w:rFonts w:hint="eastAsia"/>
+          <w:rFonts w:hint="eastAsia" w:eastAsia="黑体"/>
         </w:rPr>
         <w:t xml:space="preserve">输出电压：</w:t>
       </w:r>
@@ -1077,7 +1201,7 @@
       </w:pPr>
       <w:r>
         <w:rPr>
-          <w:rFonts w:hint="eastAsia"/>
+          <w:rFonts w:hint="eastAsia" w:eastAsia="黑体"/>
         </w:rPr>
         <w:t xml:space="preserve">负载电流（主要由调整管提供）：</w:t>
       </w:r>
@@ -1155,7 +1279,7 @@
       </w:pPr>
       <w:r>
         <w:rPr>
-          <w:rFonts w:hint="eastAsia"/>
+          <w:rFonts w:hint="eastAsia" w:eastAsia="黑体"/>
         </w:rPr>
         <w:t xml:space="preserve">基极偏置电阻（</w:t>
       </w:r>
@@ -1174,20 +1298,26 @@
         </m:sSub>
       </m:oMath>
       <w:r>
+        <w:rPr>
+          <w:rFonts w:eastAsia="黑体"/>
+        </w:rPr>
         <w:t xml:space="preserve"> </w:t>
       </w:r>
       <w:r>
         <w:rPr>
-          <w:rFonts w:hint="eastAsia"/>
+          <w:rFonts w:hint="eastAsia" w:eastAsia="黑体"/>
         </w:rPr>
         <w:t xml:space="preserve">为</w:t>
       </w:r>
       <w:r>
+        <w:rPr>
+          <w:rFonts w:eastAsia="黑体"/>
+        </w:rPr>
         <w:t xml:space="preserve"> Dz </w:t>
       </w:r>
       <w:r>
         <w:rPr>
-          <w:rFonts w:hint="eastAsia"/>
+          <w:rFonts w:hint="eastAsia" w:eastAsia="黑体"/>
         </w:rPr>
         <w:t xml:space="preserve">工作电流）：</w:t>
       </w:r>
@@ -1304,7 +1434,7 @@
       </w:pPr>
       <w:r>
         <w:rPr>
-          <w:rFonts w:hint="eastAsia"/>
+          <w:rFonts w:hint="eastAsia" w:eastAsia="黑体"/>
         </w:rPr>
         <w:t xml:space="preserve">源调整率（</w:t>
       </w:r>
@@ -1323,11 +1453,14 @@
         </m:sSub>
       </m:oMath>
       <w:r>
+        <w:rPr>
+          <w:rFonts w:eastAsia="黑体"/>
+        </w:rPr>
         <w:t xml:space="preserve"> </w:t>
       </w:r>
       <w:r>
         <w:rPr>
-          <w:rFonts w:hint="eastAsia"/>
+          <w:rFonts w:hint="eastAsia" w:eastAsia="黑体"/>
         </w:rPr>
         <w:t xml:space="preserve">为齐纳动态电阻，</w:t>
       </w:r>
@@ -1349,20 +1482,26 @@
         </m:sSub>
       </m:oMath>
       <w:r>
+        <w:rPr>
+          <w:rFonts w:eastAsia="黑体"/>
+        </w:rPr>
         <w:t xml:space="preserve"> </w:t>
       </w:r>
       <w:r>
         <w:rPr>
-          <w:rFonts w:hint="eastAsia"/>
+          <w:rFonts w:hint="eastAsia" w:eastAsia="黑体"/>
         </w:rPr>
         <w:t xml:space="preserve">为</w:t>
       </w:r>
       <w:r>
+        <w:rPr>
+          <w:rFonts w:eastAsia="黑体"/>
+        </w:rPr>
         <w:t xml:space="preserve"> Q1 </w:t>
       </w:r>
       <w:r>
         <w:rPr>
-          <w:rFonts w:hint="eastAsia"/>
+          <w:rFonts w:hint="eastAsia" w:eastAsia="黑体"/>
         </w:rPr>
         <w:t xml:space="preserve">输入电阻）：</w:t>
       </w:r>
@@ -1545,7 +1684,7 @@
       </w:pPr>
       <w:r>
         <w:rPr>
-          <w:rFonts w:hint="eastAsia"/>
+          <w:rFonts w:hint="eastAsia" w:eastAsia="黑体"/>
         </w:rPr>
         <w:t xml:space="preserve">输出电阻（近似，</w:t>
       </w:r>
@@ -1564,11 +1703,14 @@
         </m:sSub>
       </m:oMath>
       <w:r>
+        <w:rPr>
+          <w:rFonts w:eastAsia="黑体"/>
+        </w:rPr>
         <w:t xml:space="preserve"> </w:t>
       </w:r>
       <w:r>
         <w:rPr>
-          <w:rFonts w:hint="eastAsia"/>
+          <w:rFonts w:hint="eastAsia" w:eastAsia="黑体"/>
         </w:rPr>
         <w:t xml:space="preserve">为跨导）：</w:t>
       </w:r>
@@ -1715,7 +1857,7 @@
       </w:pPr>
       <w:r>
         <w:rPr>
-          <w:rFonts w:hint="eastAsia"/>
+          <w:rFonts w:hint="eastAsia" w:eastAsia="黑体"/>
         </w:rPr>
         <w:t xml:space="preserve">调整管功耗：</w:t>
       </w:r>
@@ -1845,7 +1987,7 @@
             </w:pPr>
             <w:r>
               <w:rPr>
-                <w:rFonts w:hint="eastAsia"/>
+                <w:rFonts w:hint="eastAsia" w:eastAsia="黑体"/>
               </w:rPr>
               <w:t xml:space="preserve">符号</w:t>
             </w:r>
@@ -1859,7 +2001,7 @@
             </w:pPr>
             <w:r>
               <w:rPr>
-                <w:rFonts w:hint="eastAsia"/>
+                <w:rFonts w:hint="eastAsia" w:eastAsia="黑体"/>
               </w:rPr>
               <w:t xml:space="preserve">含义</w:t>
             </w:r>
@@ -1873,7 +2015,7 @@
             </w:pPr>
             <w:r>
               <w:rPr>
-                <w:rFonts w:hint="eastAsia"/>
+                <w:rFonts w:hint="eastAsia" w:eastAsia="黑体"/>
               </w:rPr>
               <w:t xml:space="preserve">单位</w:t>
             </w:r>
@@ -1902,6 +2044,9 @@
               </m:sSub>
             </m:oMath>
             <w:r>
+              <w:rPr>
+                <w:rFonts w:eastAsia="黑体"/>
+              </w:rPr>
               <w:t xml:space="preserve">​</w:t>
             </w:r>
           </w:p>
@@ -1914,7 +2059,7 @@
             </w:pPr>
             <w:r>
               <w:rPr>
-                <w:rFonts w:hint="eastAsia"/>
+                <w:rFonts w:hint="eastAsia" w:eastAsia="黑体"/>
               </w:rPr>
               <w:t xml:space="preserve">齐纳基准电压</w:t>
             </w:r>
@@ -1927,6 +2072,9 @@
               <w:pStyle w:val="Compact"/>
             </w:pPr>
             <w:r>
+              <w:rPr>
+                <w:rFonts w:eastAsia="黑体"/>
+              </w:rPr>
               <w:t xml:space="preserve">V</w:t>
             </w:r>
           </w:p>
@@ -1957,6 +2105,9 @@
               </m:sSub>
             </m:oMath>
             <w:r>
+              <w:rPr>
+                <w:rFonts w:eastAsia="黑体"/>
+              </w:rPr>
               <w:t xml:space="preserve">​</w:t>
             </w:r>
           </w:p>
@@ -1969,16 +2120,19 @@
             </w:pPr>
             <w:r>
               <w:rPr>
-                <w:rFonts w:hint="eastAsia"/>
+                <w:rFonts w:hint="eastAsia" w:eastAsia="黑体"/>
               </w:rPr>
               <w:t xml:space="preserve">基射极压降（约</w:t>
             </w:r>
             <w:r>
+              <w:rPr>
+                <w:rFonts w:eastAsia="黑体"/>
+              </w:rPr>
               <w:t xml:space="preserve"> 0.6~0.7 </w:t>
             </w:r>
             <w:r>
               <w:rPr>
-                <w:rFonts w:hint="eastAsia"/>
+                <w:rFonts w:hint="eastAsia" w:eastAsia="黑体"/>
               </w:rPr>
               <w:t xml:space="preserve">V）</w:t>
             </w:r>
@@ -1991,6 +2145,9 @@
               <w:pStyle w:val="Compact"/>
             </w:pPr>
             <w:r>
+              <w:rPr>
+                <w:rFonts w:eastAsia="黑体"/>
+              </w:rPr>
               <w:t xml:space="preserve">V</w:t>
             </w:r>
           </w:p>
@@ -2009,6 +2166,9 @@
               </m:r>
             </m:oMath>
             <w:r>
+              <w:rPr>
+                <w:rFonts w:eastAsia="黑体"/>
+              </w:rPr>
               <w:t xml:space="preserve">​</w:t>
             </w:r>
           </w:p>
@@ -2021,7 +2181,7 @@
             </w:pPr>
             <w:r>
               <w:rPr>
-                <w:rFonts w:hint="eastAsia"/>
+                <w:rFonts w:hint="eastAsia" w:eastAsia="黑体"/>
               </w:rPr>
               <w:t xml:space="preserve">电流放大倍数</w:t>
             </w:r>
@@ -2034,6 +2194,9 @@
               <w:pStyle w:val="Compact"/>
             </w:pPr>
             <w:r>
+              <w:rPr>
+                <w:rFonts w:eastAsia="黑体"/>
+              </w:rPr>
               <w:t xml:space="preserve">—</w:t>
             </w:r>
           </w:p>
@@ -2061,6 +2224,9 @@
               </m:sSub>
             </m:oMath>
             <w:r>
+              <w:rPr>
+                <w:rFonts w:eastAsia="黑体"/>
+              </w:rPr>
               <w:t xml:space="preserve">、</w:t>
             </w:r>
             <m:oMath>
@@ -2078,6 +2244,9 @@
               </m:sSub>
             </m:oMath>
             <w:r>
+              <w:rPr>
+                <w:rFonts w:eastAsia="黑体"/>
+              </w:rPr>
               <w:t xml:space="preserve">、</w:t>
             </w:r>
             <m:oMath>
@@ -2104,7 +2273,7 @@
             </w:pPr>
             <w:r>
               <w:rPr>
-                <w:rFonts w:hint="eastAsia"/>
+                <w:rFonts w:hint="eastAsia" w:eastAsia="黑体"/>
               </w:rPr>
               <w:t xml:space="preserve">负载/集电极/基极电流</w:t>
             </w:r>
@@ -2117,6 +2286,9 @@
               <w:pStyle w:val="Compact"/>
             </w:pPr>
             <w:r>
+              <w:rPr>
+                <w:rFonts w:eastAsia="黑体"/>
+              </w:rPr>
               <w:t xml:space="preserve">A</w:t>
             </w:r>
           </w:p>
@@ -2144,6 +2316,9 @@
               </m:sSub>
             </m:oMath>
             <w:r>
+              <w:rPr>
+                <w:rFonts w:eastAsia="黑体"/>
+              </w:rPr>
               <w:t xml:space="preserve">​</w:t>
             </w:r>
           </w:p>
@@ -2156,7 +2331,7 @@
             </w:pPr>
             <w:r>
               <w:rPr>
-                <w:rFonts w:hint="eastAsia"/>
+                <w:rFonts w:hint="eastAsia" w:eastAsia="黑体"/>
               </w:rPr>
               <w:t xml:space="preserve">偏置电阻</w:t>
             </w:r>
@@ -2169,6 +2344,9 @@
               <w:pStyle w:val="Compact"/>
             </w:pPr>
             <w:r>
+              <w:rPr>
+                <w:rFonts w:eastAsia="黑体"/>
+              </w:rPr>
               <w:t xml:space="preserve">Ω</w:t>
             </w:r>
           </w:p>
@@ -2196,6 +2374,9 @@
               </m:sSub>
             </m:oMath>
             <w:r>
+              <w:rPr>
+                <w:rFonts w:eastAsia="黑体"/>
+              </w:rPr>
               <w:t xml:space="preserve">​</w:t>
             </w:r>
           </w:p>
@@ -2208,7 +2389,7 @@
             </w:pPr>
             <w:r>
               <w:rPr>
-                <w:rFonts w:hint="eastAsia"/>
+                <w:rFonts w:hint="eastAsia" w:eastAsia="黑体"/>
               </w:rPr>
               <w:t xml:space="preserve">输出电阻</w:t>
             </w:r>
@@ -2221,6 +2402,9 @@
               <w:pStyle w:val="Compact"/>
             </w:pPr>
             <w:r>
+              <w:rPr>
+                <w:rFonts w:eastAsia="黑体"/>
+              </w:rPr>
               <w:t xml:space="preserve">Ω</w:t>
             </w:r>
           </w:p>
@@ -2248,6 +2432,9 @@
               </m:sSub>
             </m:oMath>
             <w:r>
+              <w:rPr>
+                <w:rFonts w:eastAsia="黑体"/>
+              </w:rPr>
               <w:t xml:space="preserve">​</w:t>
             </w:r>
           </w:p>
@@ -2260,7 +2447,7 @@
             </w:pPr>
             <w:r>
               <w:rPr>
-                <w:rFonts w:hint="eastAsia"/>
+                <w:rFonts w:hint="eastAsia" w:eastAsia="黑体"/>
               </w:rPr>
               <w:t xml:space="preserve">调整管功耗</w:t>
             </w:r>
@@ -2273,6 +2460,9 @@
               <w:pStyle w:val="Compact"/>
             </w:pPr>
             <w:r>
+              <w:rPr>
+                <w:rFonts w:eastAsia="黑体"/>
+              </w:rPr>
               <w:t xml:space="preserve">W</w:t>
             </w:r>
           </w:p>
@@ -2287,7 +2477,7 @@
       </w:pPr>
       <w:r>
         <w:rPr>
-          <w:rFonts w:hint="eastAsia"/>
+          <w:rFonts w:hint="eastAsia" w:eastAsia="黑体"/>
         </w:rPr>
         <w:t xml:space="preserve">元件调整影响</w:t>
       </w:r>
@@ -2316,6 +2506,7 @@
       </m:oMath>
       <w:r>
         <w:rPr>
+          <w:rFonts w:eastAsia="黑体"/>
           <w:b/>
           <w:bCs/>
         </w:rPr>
@@ -2323,20 +2514,27 @@
       </w:r>
       <w:r>
         <w:rPr>
+          <w:rFonts w:eastAsia="黑体"/>
           <w:b/>
           <w:bCs/>
         </w:rPr>
         <w:t xml:space="preserve">↑</w:t>
       </w:r>
       <w:r>
+        <w:rPr>
+          <w:rFonts w:eastAsia="黑体"/>
+        </w:rPr>
         <w:t xml:space="preserve"> </w:t>
       </w:r>
       <w:r>
+        <w:rPr>
+          <w:rFonts w:eastAsia="黑体"/>
+        </w:rPr>
         <w:t xml:space="preserve">→ </w:t>
       </w:r>
       <w:r>
         <w:rPr>
-          <w:rFonts w:hint="eastAsia"/>
+          <w:rFonts w:hint="eastAsia" w:eastAsia="黑体"/>
         </w:rPr>
         <w:t xml:space="preserve">输出电压升高，但基准温漂与动态电阻增大。</w:t>
       </w:r>
@@ -2356,6 +2554,7 @@
       </m:oMath>
       <w:r>
         <w:rPr>
+          <w:rFonts w:eastAsia="黑体"/>
           <w:b/>
           <w:bCs/>
         </w:rPr>
@@ -2363,21 +2562,27 @@
       </w:r>
       <w:r>
         <w:rPr>
-          <w:rFonts w:hint="eastAsia"/>
+          <w:rFonts w:hint="eastAsia" w:eastAsia="黑体"/>
           <w:b/>
           <w:bCs/>
         </w:rPr>
         <w:t xml:space="preserve">大</w:t>
       </w:r>
       <w:r>
+        <w:rPr>
+          <w:rFonts w:eastAsia="黑体"/>
+        </w:rPr>
         <w:t xml:space="preserve"> </w:t>
       </w:r>
       <w:r>
+        <w:rPr>
+          <w:rFonts w:eastAsia="黑体"/>
+        </w:rPr>
         <w:t xml:space="preserve">→ </w:t>
       </w:r>
       <w:r>
         <w:rPr>
-          <w:rFonts w:hint="eastAsia"/>
+          <w:rFonts w:hint="eastAsia" w:eastAsia="黑体"/>
         </w:rPr>
         <w:t xml:space="preserve">输出电阻更小、稳压性能更好。</w:t>
       </w:r>
@@ -2392,20 +2597,27 @@
       </w:pPr>
       <w:r>
         <w:rPr>
+          <w:rFonts w:eastAsia="黑体"/>
           <w:b/>
           <w:bCs/>
         </w:rPr>
         <w:t xml:space="preserve">Rb ↓</w:t>
       </w:r>
       <w:r>
+        <w:rPr>
+          <w:rFonts w:eastAsia="黑体"/>
+        </w:rPr>
         <w:t xml:space="preserve"> </w:t>
       </w:r>
       <w:r>
+        <w:rPr>
+          <w:rFonts w:eastAsia="黑体"/>
+        </w:rPr>
         <w:t xml:space="preserve">→ Dz </w:t>
       </w:r>
       <w:r>
         <w:rPr>
-          <w:rFonts w:hint="eastAsia"/>
+          <w:rFonts w:hint="eastAsia" w:eastAsia="黑体"/>
         </w:rPr>
         <w:t xml:space="preserve">电流增大，基准更稳定，但功耗增加。</w:t>
       </w:r>
@@ -2467,6 +2679,7 @@
       </m:oMath>
       <w:r>
         <w:rPr>
+          <w:rFonts w:eastAsia="黑体"/>
           <w:b/>
           <w:bCs/>
         </w:rPr>
@@ -2474,20 +2687,27 @@
       </w:r>
       <w:r>
         <w:rPr>
+          <w:rFonts w:eastAsia="黑体"/>
           <w:b/>
           <w:bCs/>
         </w:rPr>
         <w:t xml:space="preserve">↑</w:t>
       </w:r>
       <w:r>
+        <w:rPr>
+          <w:rFonts w:eastAsia="黑体"/>
+        </w:rPr>
         <w:t xml:space="preserve"> </w:t>
       </w:r>
       <w:r>
+        <w:rPr>
+          <w:rFonts w:eastAsia="黑体"/>
+        </w:rPr>
         <w:t xml:space="preserve">→ </w:t>
       </w:r>
       <w:r>
         <w:rPr>
-          <w:rFonts w:hint="eastAsia"/>
+          <w:rFonts w:hint="eastAsia" w:eastAsia="黑体"/>
         </w:rPr>
         <w:t xml:space="preserve">稳压范围大但调整管功耗迅速增加（需加大散热）。</w:t>
       </w:r>
@@ -2500,7 +2720,7 @@
       </w:pPr>
       <w:r>
         <w:rPr>
-          <w:rFonts w:hint="eastAsia"/>
+          <w:rFonts w:hint="eastAsia" w:eastAsia="黑体"/>
         </w:rPr>
         <w:t xml:space="preserve">典型参数示例</w:t>
       </w:r>
@@ -2515,11 +2735,14 @@
       </w:pPr>
       <w:r>
         <w:rPr>
-          <w:rFonts w:hint="eastAsia"/>
+          <w:rFonts w:hint="eastAsia" w:eastAsia="黑体"/>
         </w:rPr>
         <w:t xml:space="preserve">取</w:t>
       </w:r>
       <w:r>
+        <w:rPr>
+          <w:rFonts w:eastAsia="黑体"/>
+        </w:rPr>
         <w:t xml:space="preserve"> </w:t>
       </w:r>
       <m:oMath>
@@ -2556,6 +2779,9 @@
         </m:r>
       </m:oMath>
       <w:r>
+        <w:rPr>
+          <w:rFonts w:eastAsia="黑体"/>
+        </w:rPr>
         <w:t xml:space="preserve">、</w:t>
       </w:r>
       <m:oMath>
@@ -2596,7 +2822,7 @@
       </m:oMath>
       <w:r>
         <w:rPr>
-          <w:rFonts w:hint="eastAsia"/>
+          <w:rFonts w:hint="eastAsia" w:eastAsia="黑体"/>
         </w:rPr>
         <w:t xml:space="preserve">：</w:t>
       </w:r>
@@ -2652,6 +2878,9 @@
         </m:r>
       </m:oMath>
       <w:r>
+        <w:rPr>
+          <w:rFonts w:eastAsia="黑体"/>
+        </w:rPr>
         <w:t xml:space="preserve">。</w:t>
       </w:r>
     </w:p>
@@ -2665,11 +2894,14 @@
       </w:pPr>
       <w:r>
         <w:rPr>
-          <w:rFonts w:hint="eastAsia"/>
+          <w:rFonts w:hint="eastAsia" w:eastAsia="黑体"/>
         </w:rPr>
         <w:t xml:space="preserve">取</w:t>
       </w:r>
       <w:r>
+        <w:rPr>
+          <w:rFonts w:eastAsia="黑体"/>
+        </w:rPr>
         <w:t xml:space="preserve"> </w:t>
       </w:r>
       <m:oMath>
@@ -2709,6 +2941,9 @@
         </m:r>
       </m:oMath>
       <w:r>
+        <w:rPr>
+          <w:rFonts w:eastAsia="黑体"/>
+        </w:rPr>
         <w:t xml:space="preserve">、</w:t>
       </w:r>
       <m:oMath>
@@ -2745,6 +2980,9 @@
         </m:r>
       </m:oMath>
       <w:r>
+        <w:rPr>
+          <w:rFonts w:eastAsia="黑体"/>
+        </w:rPr>
         <w:t xml:space="preserve">、</w:t>
       </w:r>
       <m:oMath>
@@ -2782,7 +3020,7 @@
       </m:oMath>
       <w:r>
         <w:rPr>
-          <w:rFonts w:hint="eastAsia"/>
+          <w:rFonts w:hint="eastAsia" w:eastAsia="黑体"/>
         </w:rPr>
         <w:t xml:space="preserve">：</w:t>
       </w:r>
@@ -2860,7 +3098,7 @@
       </m:oMath>
       <w:r>
         <w:rPr>
-          <w:rFonts w:hint="eastAsia"/>
+          <w:rFonts w:hint="eastAsia" w:eastAsia="黑体"/>
         </w:rPr>
         <w:t xml:space="preserve">，调整管需加装散热片。</w:t>
       </w:r>
@@ -2873,7 +3111,7 @@
       </w:pPr>
       <w:r>
         <w:rPr>
-          <w:rFonts w:hint="eastAsia"/>
+          <w:rFonts w:hint="eastAsia" w:eastAsia="黑体"/>
         </w:rPr>
         <w:t xml:space="preserve">常见器件型号</w:t>
       </w:r>
@@ -2888,7 +3126,7 @@
       </w:pPr>
       <w:r>
         <w:rPr>
-          <w:rFonts w:hint="eastAsia"/>
+          <w:rFonts w:hint="eastAsia" w:eastAsia="黑体"/>
         </w:rPr>
         <w:t xml:space="preserve">调整管：2N3055、TIP31、BD139、2SD882。</w:t>
       </w:r>
@@ -2903,25 +3141,31 @@
       </w:pPr>
       <w:r>
         <w:rPr>
-          <w:rFonts w:hint="eastAsia"/>
+          <w:rFonts w:hint="eastAsia" w:eastAsia="黑体"/>
         </w:rPr>
         <w:t xml:space="preserve">齐纳二极管：1N4733A（5.1</w:t>
       </w:r>
       <w:r>
+        <w:rPr>
+          <w:rFonts w:eastAsia="黑体"/>
+        </w:rPr>
         <w:t xml:space="preserve"> </w:t>
       </w:r>
       <w:r>
         <w:rPr>
-          <w:rFonts w:hint="eastAsia"/>
+          <w:rFonts w:hint="eastAsia" w:eastAsia="黑体"/>
         </w:rPr>
         <w:t xml:space="preserve">V）、BZX55C</w:t>
       </w:r>
       <w:r>
+        <w:rPr>
+          <w:rFonts w:eastAsia="黑体"/>
+        </w:rPr>
         <w:t xml:space="preserve"> </w:t>
       </w:r>
       <w:r>
         <w:rPr>
-          <w:rFonts w:hint="eastAsia"/>
+          <w:rFonts w:hint="eastAsia" w:eastAsia="黑体"/>
         </w:rPr>
         <w:t xml:space="preserve">系列。</w:t>
       </w:r>
@@ -2936,11 +3180,14 @@
       </w:pPr>
       <w:r>
         <w:rPr>
-          <w:rFonts w:hint="eastAsia"/>
+          <w:rFonts w:hint="eastAsia" w:eastAsia="黑体"/>
         </w:rPr>
         <w:t xml:space="preserve">达林顿复合适用于更大电流的</w:t>
       </w:r>
       <w:r>
+        <w:rPr>
+          <w:rFonts w:eastAsia="黑体"/>
+        </w:rPr>
         <w:t xml:space="preserve"> TIP122。</w:t>
       </w:r>
     </w:p>
@@ -2952,7 +3199,7 @@
       </w:pPr>
       <w:r>
         <w:rPr>
-          <w:rFonts w:hint="eastAsia"/>
+          <w:rFonts w:hint="eastAsia" w:eastAsia="黑体"/>
         </w:rPr>
         <w:t xml:space="preserve">注意事项</w:t>
       </w:r>
@@ -2967,11 +3214,14 @@
       </w:pPr>
       <w:r>
         <w:rPr>
-          <w:rFonts w:hint="eastAsia"/>
+          <w:rFonts w:hint="eastAsia" w:eastAsia="黑体"/>
         </w:rPr>
         <w:t xml:space="preserve">输出电压受</w:t>
       </w:r>
       <w:r>
+        <w:rPr>
+          <w:rFonts w:eastAsia="黑体"/>
+        </w:rPr>
         <w:t xml:space="preserve"> </w:t>
       </w:r>
       <m:oMath>
@@ -2992,20 +3242,26 @@
         </m:sSub>
       </m:oMath>
       <w:r>
+        <w:rPr>
+          <w:rFonts w:eastAsia="黑体"/>
+        </w:rPr>
         <w:t xml:space="preserve"> </w:t>
       </w:r>
       <w:r>
         <w:rPr>
-          <w:rFonts w:hint="eastAsia"/>
+          <w:rFonts w:hint="eastAsia" w:eastAsia="黑体"/>
         </w:rPr>
         <w:t xml:space="preserve">温度漂移影响（约</w:t>
       </w:r>
       <w:r>
+        <w:rPr>
+          <w:rFonts w:eastAsia="黑体"/>
+        </w:rPr>
         <w:t xml:space="preserve"> -2 </w:t>
       </w:r>
       <w:r>
         <w:rPr>
-          <w:rFonts w:hint="eastAsia"/>
+          <w:rFonts w:hint="eastAsia" w:eastAsia="黑体"/>
         </w:rPr>
         <w:t xml:space="preserve">mV/°C），精密场合需加温度补偿。</w:t>
       </w:r>
@@ -3020,11 +3276,14 @@
       </w:pPr>
       <w:r>
         <w:rPr>
-          <w:rFonts w:hint="eastAsia"/>
+          <w:rFonts w:hint="eastAsia" w:eastAsia="黑体"/>
         </w:rPr>
         <w:t xml:space="preserve">调整管必须能承受</w:t>
       </w:r>
       <w:r>
+        <w:rPr>
+          <w:rFonts w:eastAsia="黑体"/>
+        </w:rPr>
         <w:t xml:space="preserve"> </w:t>
       </w:r>
       <m:oMath>
@@ -3093,11 +3352,14 @@
         </m:sSub>
       </m:oMath>
       <w:r>
+        <w:rPr>
+          <w:rFonts w:eastAsia="黑体"/>
+        </w:rPr>
         <w:t xml:space="preserve"> </w:t>
       </w:r>
       <w:r>
         <w:rPr>
-          <w:rFonts w:hint="eastAsia"/>
+          <w:rFonts w:hint="eastAsia" w:eastAsia="黑体"/>
         </w:rPr>
         <w:t xml:space="preserve">的功耗，大电流时务必加散热片。</w:t>
       </w:r>
@@ -3112,11 +3374,14 @@
       </w:pPr>
       <w:r>
         <w:rPr>
-          <w:rFonts w:hint="eastAsia"/>
+          <w:rFonts w:hint="eastAsia" w:eastAsia="黑体"/>
         </w:rPr>
         <w:t xml:space="preserve">输入电压须高于</w:t>
       </w:r>
       <w:r>
+        <w:rPr>
+          <w:rFonts w:eastAsia="黑体"/>
+        </w:rPr>
         <w:t xml:space="preserve"> </w:t>
       </w:r>
       <m:oMath>
@@ -3176,11 +3441,14 @@
         </m:sSub>
       </m:oMath>
       <w:r>
+        <w:rPr>
+          <w:rFonts w:eastAsia="黑体"/>
+        </w:rPr>
         <w:t xml:space="preserve"> </w:t>
       </w:r>
       <w:r>
         <w:rPr>
-          <w:rFonts w:hint="eastAsia"/>
+          <w:rFonts w:hint="eastAsia" w:eastAsia="黑体"/>
         </w:rPr>
         <w:t xml:space="preserve">才能正常工作，否则进入饱和失去稳压。</w:t>
       </w:r>
@@ -3193,7 +3461,7 @@
       </w:pPr>
       <w:r>
         <w:rPr>
-          <w:rFonts w:hint="eastAsia"/>
+          <w:rFonts w:hint="eastAsia" w:eastAsia="黑体"/>
         </w:rPr>
         <w:t xml:space="preserve">参考资料</w:t>
       </w:r>
@@ -3208,7 +3476,7 @@
       </w:pPr>
       <w:r>
         <w:rPr>
-          <w:rFonts w:hint="eastAsia"/>
+          <w:rFonts w:hint="eastAsia" w:eastAsia="黑体"/>
         </w:rPr>
         <w:t xml:space="preserve">《模拟电子技术基础》（童诗白、华成英）。</w:t>
       </w:r>
@@ -3222,6 +3490,9 @@
         </w:numPr>
       </w:pPr>
       <w:r>
+        <w:rPr>
+          <w:rFonts w:eastAsia="黑体"/>
+        </w:rPr>
         <w:t xml:space="preserve">Wikipedia: Linear regulator。</w:t>
       </w:r>
     </w:p>
@@ -3234,6 +3505,9 @@
         </w:numPr>
       </w:pPr>
       <w:r>
+        <w:rPr>
+          <w:rFonts w:eastAsia="黑体"/>
+        </w:rPr>
         <w:t xml:space="preserve">Wikipedia: Darlington transistor。</w:t>
       </w:r>
     </w:p>
@@ -3246,11 +3520,11 @@
       </w:pPr>
       <w:r>
         <w:rPr>
-          <w:rFonts w:ascii="Times New Roman" w:hAnsi="Times New Roman"/>
+          <w:rFonts w:ascii="Times New Roman" w:hAnsi="Times New Roman" w:eastAsia="黑体"/>
           <w:color w:val="555555"/>
           <w:sz w:val="21"/>
         </w:rPr>
-        <w:t>材料收集者：杜文杰</w:t>
+        <w:t>材料收集者：杜文杰，WX手机：19519196569，QQ:3478827729</w:t>
       </w:r>
     </w:p>
     <w:sectPr>
@@ -3270,7 +3544,7 @@
 </file>
 
 <file path=word/footer1.xml><?xml version="1.0" encoding="utf-8"?>
-<w:ftr xmlns:m="http://schemas.openxmlformats.org/officeDocument/2006/math" xmlns:mc="http://schemas.openxmlformats.org/markup-compatibility/2006" xmlns:mo="http://schemas.microsoft.com/office/mac/office/2008/main" xmlns:mv="urn:schemas-microsoft-com:mac:vml" xmlns:o="urn:schemas-microsoft-com:office:office" xmlns:r="http://schemas.openxmlformats.org/officeDocument/2006/relationships" xmlns:v="urn:schemas-microsoft-com:vml" xmlns:w10="urn:schemas-microsoft-com:office:word" xmlns:w14="http://schemas.microsoft.com/office/word/2010/wordml" xmlns:w="http://schemas.openxmlformats.org/wordprocessingml/2006/main" xmlns:wne="http://schemas.microsoft.com/office/word/2006/wordml" xmlns:wp14="http://schemas.microsoft.com/office/word/2010/wordprocessingDrawing" xmlns:wp="http://schemas.openxmlformats.org/drawingml/2006/wordprocessingDrawing" xmlns:wpc="http://schemas.microsoft.com/office/word/2010/wordprocessingCanvas" xmlns:wpg="http://schemas.microsoft.com/office/word/2010/wordprocessingGroup" xmlns:wpi="http://schemas.microsoft.com/office/word/2010/wordprocessingInk" xmlns:wps="http://schemas.microsoft.com/office/word/2010/wordprocessingShape" mc:Ignorable="w14 wp14">
+<w:ftr xmlns:mc="http://schemas.openxmlformats.org/markup-compatibility/2006" xmlns:w="http://schemas.openxmlformats.org/wordprocessingml/2006/main" xmlns:m="http://schemas.openxmlformats.org/officeDocument/2006/math" xmlns:mo="http://schemas.microsoft.com/office/mac/office/2008/main" xmlns:mv="urn:schemas-microsoft-com:mac:vml" xmlns:o="urn:schemas-microsoft-com:office:office" xmlns:r="http://schemas.openxmlformats.org/officeDocument/2006/relationships" xmlns:v="urn:schemas-microsoft-com:vml" xmlns:w10="urn:schemas-microsoft-com:office:word" xmlns:w14="http://schemas.microsoft.com/office/word/2010/wordml" xmlns:wne="http://schemas.microsoft.com/office/word/2006/wordml" xmlns:wp14="http://schemas.microsoft.com/office/word/2010/wordprocessingDrawing" xmlns:wp="http://schemas.openxmlformats.org/drawingml/2006/wordprocessingDrawing" xmlns:wpc="http://schemas.microsoft.com/office/word/2010/wordprocessingCanvas" xmlns:wpg="http://schemas.microsoft.com/office/word/2010/wordprocessingGroup" xmlns:wpi="http://schemas.microsoft.com/office/word/2010/wordprocessingInk" xmlns:wps="http://schemas.microsoft.com/office/word/2010/wordprocessingShape" mc:Ignorable="w14 wp14">
   <w:p>
     <w:pPr>
       <w:pStyle w:val="Footer"/>
@@ -3278,12 +3552,14 @@
     </w:pPr>
     <w:r>
       <w:rPr>
+        <w:rFonts w:eastAsia="黑体"/>
         <w:sz w:val="18"/>
       </w:rPr>
       <w:t xml:space="preserve">第 </w:t>
     </w:r>
     <w:r>
       <w:rPr>
+        <w:rFonts w:eastAsia="黑体"/>
         <w:sz w:val="18"/>
       </w:rPr>
       <w:fldChar w:fldCharType="begin"/>
@@ -3292,6 +3568,7 @@
     </w:r>
     <w:r>
       <w:rPr>
+        <w:rFonts w:eastAsia="黑体"/>
         <w:sz w:val="18"/>
       </w:rPr>
       <w:t xml:space="preserve"> 页</w:t>
@@ -3305,6 +3582,9 @@
   <w:footnote w:type="continuationSeparator" w:id="0">
     <w:p>
       <w:r>
+        <w:rPr>
+          <w:rFonts w:eastAsia="黑体"/>
+        </w:rPr>
         <w:continuationSeparator/>
       </w:r>
     </w:p>
@@ -3312,6 +3592,9 @@
   <w:footnote w:type="separator" w:id="-1">
     <w:p>
       <w:r>
+        <w:rPr>
+          <w:rFonts w:eastAsia="黑体"/>
+        </w:rPr>
         <w:separator/>
       </w:r>
     </w:p>
@@ -3320,7 +3603,7 @@
 </file>
 
 <file path=word/header1.xml><?xml version="1.0" encoding="utf-8"?>
-<w:hdr xmlns:m="http://schemas.openxmlformats.org/officeDocument/2006/math" xmlns:mc="http://schemas.openxmlformats.org/markup-compatibility/2006" xmlns:mo="http://schemas.microsoft.com/office/mac/office/2008/main" xmlns:mv="urn:schemas-microsoft-com:mac:vml" xmlns:o="urn:schemas-microsoft-com:office:office" xmlns:r="http://schemas.openxmlformats.org/officeDocument/2006/relationships" xmlns:v="urn:schemas-microsoft-com:vml" xmlns:w10="urn:schemas-microsoft-com:office:word" xmlns:w14="http://schemas.microsoft.com/office/word/2010/wordml" xmlns:w="http://schemas.openxmlformats.org/wordprocessingml/2006/main" xmlns:wne="http://schemas.microsoft.com/office/word/2006/wordml" xmlns:wp14="http://schemas.microsoft.com/office/word/2010/wordprocessingDrawing" xmlns:wp="http://schemas.openxmlformats.org/drawingml/2006/wordprocessingDrawing" xmlns:wpc="http://schemas.microsoft.com/office/word/2010/wordprocessingCanvas" xmlns:wpg="http://schemas.microsoft.com/office/word/2010/wordprocessingGroup" xmlns:wpi="http://schemas.microsoft.com/office/word/2010/wordprocessingInk" xmlns:wps="http://schemas.microsoft.com/office/word/2010/wordprocessingShape" mc:Ignorable="w14 wp14">
+<w:hdr xmlns:mc="http://schemas.openxmlformats.org/markup-compatibility/2006" xmlns:w="http://schemas.openxmlformats.org/wordprocessingml/2006/main" xmlns:m="http://schemas.openxmlformats.org/officeDocument/2006/math" xmlns:mo="http://schemas.microsoft.com/office/mac/office/2008/main" xmlns:mv="urn:schemas-microsoft-com:mac:vml" xmlns:o="urn:schemas-microsoft-com:office:office" xmlns:r="http://schemas.openxmlformats.org/officeDocument/2006/relationships" xmlns:v="urn:schemas-microsoft-com:vml" xmlns:w10="urn:schemas-microsoft-com:office:word" xmlns:w14="http://schemas.microsoft.com/office/word/2010/wordml" xmlns:wne="http://schemas.microsoft.com/office/word/2006/wordml" xmlns:wp14="http://schemas.microsoft.com/office/word/2010/wordprocessingDrawing" xmlns:wp="http://schemas.openxmlformats.org/drawingml/2006/wordprocessingDrawing" xmlns:wpc="http://schemas.microsoft.com/office/word/2010/wordprocessingCanvas" xmlns:wpg="http://schemas.microsoft.com/office/word/2010/wordprocessingGroup" xmlns:wpi="http://schemas.microsoft.com/office/word/2010/wordprocessingInk" xmlns:wps="http://schemas.microsoft.com/office/word/2010/wordprocessingShape" mc:Ignorable="w14 wp14">
   <w:p>
     <w:pPr>
       <w:pStyle w:val="Header"/>
@@ -3328,7 +3611,7 @@
     </w:pPr>
     <w:r>
       <w:rPr>
-        <w:rFonts w:ascii="Times New Roman" w:hAnsi="Times New Roman"/>
+        <w:rFonts w:ascii="Times New Roman" w:hAnsi="Times New Roman" w:eastAsia="黑体"/>
         <w:sz w:val="18"/>
         <w:rFonts w:eastAsia="黑体"/>
         <w:rFonts w:eastAsia="黑体"/>
@@ -3340,7 +3623,7 @@
 </file>
 
 <file path=word/numbering.xml><?xml version="1.0" encoding="utf-8"?>
-<w:numbering xmlns:m="http://schemas.openxmlformats.org/officeDocument/2006/math" xmlns:mc="http://schemas.openxmlformats.org/markup-compatibility/2006" xmlns:mo="http://schemas.microsoft.com/office/mac/office/2008/main" xmlns:mv="urn:schemas-microsoft-com:mac:vml" xmlns:o="urn:schemas-microsoft-com:office:office" xmlns:r="http://schemas.openxmlformats.org/officeDocument/2006/relationships" xmlns:v="urn:schemas-microsoft-com:vml" xmlns:w="http://schemas.openxmlformats.org/wordprocessingml/2006/main" xmlns:w10="urn:schemas-microsoft-com:office:word" xmlns:w14="http://schemas.microsoft.com/office/word/2010/wordml" xmlns:wne="http://schemas.microsoft.com/office/word/2006/wordml" xmlns:wp="http://schemas.openxmlformats.org/drawingml/2006/wordprocessingDrawing" xmlns:wp14="http://schemas.microsoft.com/office/word/2010/wordprocessingDrawing" xmlns:wpc="http://schemas.microsoft.com/office/word/2010/wordprocessingCanvas" xmlns:wpg="http://schemas.microsoft.com/office/word/2010/wordprocessingGroup" xmlns:wpi="http://schemas.microsoft.com/office/word/2010/wordprocessingInk" xmlns:wps="http://schemas.microsoft.com/office/word/2010/wordprocessingShape" mc:Ignorable="w14 wp14">
+<w:numbering xmlns:mc="http://schemas.openxmlformats.org/markup-compatibility/2006" xmlns:w="http://schemas.openxmlformats.org/wordprocessingml/2006/main" xmlns:m="http://schemas.openxmlformats.org/officeDocument/2006/math" xmlns:mo="http://schemas.microsoft.com/office/mac/office/2008/main" xmlns:mv="urn:schemas-microsoft-com:mac:vml" xmlns:o="urn:schemas-microsoft-com:office:office" xmlns:r="http://schemas.openxmlformats.org/officeDocument/2006/relationships" xmlns:v="urn:schemas-microsoft-com:vml" xmlns:w10="urn:schemas-microsoft-com:office:word" xmlns:w14="http://schemas.microsoft.com/office/word/2010/wordml" xmlns:wne="http://schemas.microsoft.com/office/word/2006/wordml" xmlns:wp="http://schemas.openxmlformats.org/drawingml/2006/wordprocessingDrawing" xmlns:wp14="http://schemas.microsoft.com/office/word/2010/wordprocessingDrawing" xmlns:wpc="http://schemas.microsoft.com/office/word/2010/wordprocessingCanvas" xmlns:wpg="http://schemas.microsoft.com/office/word/2010/wordprocessingGroup" xmlns:wpi="http://schemas.microsoft.com/office/word/2010/wordprocessingInk" xmlns:wps="http://schemas.microsoft.com/office/word/2010/wordprocessingShape" mc:Ignorable="w14 wp14">
   <w:abstractNum w:abstractNumId="0">
     <w:nsid w:val="FFFFFF7C"/>
     <w:multiLevelType w:val="singleLevel"/>
@@ -3427,7 +3710,7 @@
         <w:ind w:hanging="360" w:left="1440"/>
       </w:pPr>
       <w:rPr>
-        <w:rFonts w:ascii="Symbol" w:hAnsi="Symbol" w:hint="default"/>
+        <w:rFonts w:ascii="Symbol" w:hAnsi="Symbol" w:hint="default" w:eastAsia="黑体"/>
       </w:rPr>
     </w:lvl>
   </w:abstractNum>
@@ -3448,7 +3731,7 @@
         <w:ind w:hanging="360" w:left="1080"/>
       </w:pPr>
       <w:rPr>
-        <w:rFonts w:ascii="Symbol" w:hAnsi="Symbol" w:hint="default"/>
+        <w:rFonts w:ascii="Symbol" w:hAnsi="Symbol" w:hint="default" w:eastAsia="黑体"/>
       </w:rPr>
     </w:lvl>
   </w:abstractNum>
@@ -3469,7 +3752,7 @@
         <w:ind w:hanging="360" w:left="720"/>
       </w:pPr>
       <w:rPr>
-        <w:rFonts w:ascii="Symbol" w:hAnsi="Symbol" w:hint="default"/>
+        <w:rFonts w:ascii="Symbol" w:hAnsi="Symbol" w:hint="default" w:eastAsia="黑体"/>
       </w:rPr>
     </w:lvl>
   </w:abstractNum>
@@ -3508,7 +3791,7 @@
         <w:ind w:hanging="360" w:left="360"/>
       </w:pPr>
       <w:rPr>
-        <w:rFonts w:ascii="Symbol" w:hAnsi="Symbol" w:hint="default"/>
+        <w:rFonts w:ascii="Symbol" w:hAnsi="Symbol" w:hint="default" w:eastAsia="黑体"/>
       </w:rPr>
     </w:lvl>
   </w:abstractNum>
@@ -3599,7 +3882,7 @@
         <w:ind w:left="720" w:hanging="360"/>
       </w:pPr>
       <w:rPr>
-        <w:rFonts w:ascii="Symbol" w:hAnsi="Symbol" w:cs="Symbol" w:hint="default"/>
+        <w:rFonts w:ascii="Symbol" w:hAnsi="Symbol" w:cs="Symbol" w:hint="default" w:eastAsia="黑体"/>
       </w:rPr>
     </w:lvl>
     <w:lvl w:ilvl="1">
@@ -3610,7 +3893,7 @@
         <w:ind w:left="1440" w:hanging="360"/>
       </w:pPr>
       <w:rPr>
-        <w:rFonts w:ascii="Courier New" w:hAnsi="Courier New" w:cs="Courier New" w:hint="default"/>
+        <w:rFonts w:ascii="Courier New" w:hAnsi="Courier New" w:cs="Courier New" w:hint="default" w:eastAsia="黑体"/>
       </w:rPr>
     </w:lvl>
     <w:lvl w:ilvl="2">
@@ -3621,7 +3904,7 @@
         <w:ind w:left="2160" w:hanging="360"/>
       </w:pPr>
       <w:rPr>
-        <w:rFonts w:ascii="Wingdings" w:hAnsi="Wingdings" w:cs="Wingdings" w:hint="default"/>
+        <w:rFonts w:ascii="Wingdings" w:hAnsi="Wingdings" w:cs="Wingdings" w:hint="default" w:eastAsia="黑体"/>
       </w:rPr>
     </w:lvl>
     <w:lvl w:ilvl="3">
@@ -3632,7 +3915,7 @@
         <w:ind w:left="2880" w:hanging="360"/>
       </w:pPr>
       <w:rPr>
-        <w:rFonts w:ascii="Symbol" w:hAnsi="Symbol" w:cs="Symbol" w:hint="default"/>
+        <w:rFonts w:ascii="Symbol" w:hAnsi="Symbol" w:cs="Symbol" w:hint="default" w:eastAsia="黑体"/>
       </w:rPr>
     </w:lvl>
     <w:lvl w:ilvl="4">
@@ -3643,7 +3926,7 @@
         <w:ind w:left="3600" w:hanging="360"/>
       </w:pPr>
       <w:rPr>
-        <w:rFonts w:ascii="Courier New" w:hAnsi="Courier New" w:cs="Courier New" w:hint="default"/>
+        <w:rFonts w:ascii="Courier New" w:hAnsi="Courier New" w:cs="Courier New" w:hint="default" w:eastAsia="黑体"/>
       </w:rPr>
     </w:lvl>
     <w:lvl w:ilvl="5">
@@ -3654,7 +3937,7 @@
         <w:ind w:left="4320" w:hanging="360"/>
       </w:pPr>
       <w:rPr>
-        <w:rFonts w:ascii="Wingdings" w:hAnsi="Wingdings" w:cs="Wingdings" w:hint="default"/>
+        <w:rFonts w:ascii="Wingdings" w:hAnsi="Wingdings" w:cs="Wingdings" w:hint="default" w:eastAsia="黑体"/>
       </w:rPr>
     </w:lvl>
     <w:lvl w:ilvl="6">
@@ -3665,7 +3948,7 @@
         <w:ind w:left="5040" w:hanging="360"/>
       </w:pPr>
       <w:rPr>
-        <w:rFonts w:ascii="Symbol" w:hAnsi="Symbol" w:cs="Symbol" w:hint="default"/>
+        <w:rFonts w:ascii="Symbol" w:hAnsi="Symbol" w:cs="Symbol" w:hint="default" w:eastAsia="黑体"/>
       </w:rPr>
     </w:lvl>
     <w:lvl w:ilvl="7">
@@ -3676,7 +3959,7 @@
         <w:ind w:left="5760" w:hanging="360"/>
       </w:pPr>
       <w:rPr>
-        <w:rFonts w:ascii="Courier New" w:hAnsi="Courier New" w:cs="Courier New" w:hint="default"/>
+        <w:rFonts w:ascii="Courier New" w:hAnsi="Courier New" w:cs="Courier New" w:hint="default" w:eastAsia="黑体"/>
       </w:rPr>
     </w:lvl>
     <w:lvl w:ilvl="8">
@@ -3687,7 +3970,7 @@
         <w:ind w:left="6480" w:hanging="360"/>
       </w:pPr>
       <w:rPr>
-        <w:rFonts w:ascii="Wingdings" w:hAnsi="Wingdings" w:cs="Wingdings" w:hint="default"/>
+        <w:rFonts w:ascii="Wingdings" w:hAnsi="Wingdings" w:cs="Wingdings" w:hint="default" w:eastAsia="黑体"/>
       </w:rPr>
     </w:lvl>
   </w:abstractNum>
@@ -3743,11 +4026,11 @@
 </file>
 
 <file path=word/styles.xml><?xml version="1.0" encoding="utf-8"?>
-<w:styles xmlns:mc="http://schemas.openxmlformats.org/markup-compatibility/2006" xmlns:r="http://schemas.openxmlformats.org/officeDocument/2006/relationships" xmlns:w="http://schemas.openxmlformats.org/wordprocessingml/2006/main" xmlns:w14="http://schemas.microsoft.com/office/word/2010/wordml" mc:Ignorable="w14">
+<w:styles xmlns:mc="http://schemas.openxmlformats.org/markup-compatibility/2006" xmlns:w="http://schemas.openxmlformats.org/wordprocessingml/2006/main" xmlns:r="http://schemas.openxmlformats.org/officeDocument/2006/relationships" xmlns:w14="http://schemas.microsoft.com/office/word/2010/wordml" mc:Ignorable="w14">
   <w:docDefaults>
     <w:rPrDefault>
       <w:rPr>
-        <w:rFonts w:asciiTheme="minorHAnsi" w:cstheme="minorBidi" w:eastAsiaTheme="minorEastAsia" w:hAnsiTheme="minorHAnsi"/>
+        <w:rFonts w:asciiTheme="minorHAnsi" w:cstheme="minorBidi" w:hAnsiTheme="minorHAnsi" w:eastAsia="黑体"/>
         <w:sz w:val="22"/>
         <w:szCs w:val="22"/>
         <w:lang w:bidi="ar-SA" w:eastAsia="en-US" w:val="en-US"/>
@@ -3969,7 +4252,7 @@
       <w:outlineLvl w:val="0"/>
     </w:pPr>
     <w:rPr>
-      <w:rFonts w:ascii="Times New Roman" w:asciiTheme="majorHAnsi" w:cstheme="majorBidi" w:eastAsia="黑体" w:eastAsiaTheme="majorEastAsia" w:hAnsi="Times New Roman" w:hAnsiTheme="majorHAnsi"/>
+      <w:rFonts w:ascii="Times New Roman" w:asciiTheme="majorHAnsi" w:cstheme="majorBidi" w:eastAsia="黑体" w:hAnsi="Times New Roman" w:hAnsiTheme="majorHAnsi"/>
       <w:b/>
       <w:bCs/>
       <w:color w:val="1F3864"/>
@@ -3993,7 +4276,7 @@
       <w:outlineLvl w:val="1"/>
     </w:pPr>
     <w:rPr>
-      <w:rFonts w:ascii="Times New Roman" w:asciiTheme="majorHAnsi" w:cstheme="majorBidi" w:eastAsia="黑体" w:eastAsiaTheme="majorEastAsia" w:hAnsi="Times New Roman" w:hAnsiTheme="majorHAnsi"/>
+      <w:rFonts w:ascii="Times New Roman" w:asciiTheme="majorHAnsi" w:cstheme="majorBidi" w:eastAsia="黑体" w:hAnsi="Times New Roman" w:hAnsiTheme="majorHAnsi"/>
       <w:b/>
       <w:bCs/>
       <w:color w:val="2E4E7E"/>
@@ -4017,7 +4300,7 @@
       <w:outlineLvl w:val="2"/>
     </w:pPr>
     <w:rPr>
-      <w:rFonts w:ascii="Times New Roman" w:asciiTheme="majorHAnsi" w:cstheme="majorBidi" w:eastAsia="黑体" w:eastAsiaTheme="majorEastAsia" w:hAnsi="Times New Roman" w:hAnsiTheme="majorHAnsi"/>
+      <w:rFonts w:ascii="Times New Roman" w:asciiTheme="majorHAnsi" w:cstheme="majorBidi" w:eastAsia="黑体" w:hAnsi="Times New Roman" w:hAnsiTheme="majorHAnsi"/>
       <w:b/>
       <w:bCs/>
       <w:color w:val="2E4E7E"/>
@@ -4041,7 +4324,7 @@
       <w:outlineLvl w:val="3"/>
     </w:pPr>
     <w:rPr>
-      <w:rFonts w:ascii="Times New Roman" w:asciiTheme="majorHAnsi" w:cstheme="majorBidi" w:eastAsia="黑体" w:eastAsiaTheme="majorEastAsia" w:hAnsi="Times New Roman" w:hAnsiTheme="majorHAnsi"/>
+      <w:rFonts w:ascii="Times New Roman" w:asciiTheme="majorHAnsi" w:cstheme="majorBidi" w:eastAsia="黑体" w:hAnsi="Times New Roman" w:hAnsiTheme="majorHAnsi"/>
       <w:b/>
       <w:bCs/>
       <w:i/>
@@ -4067,7 +4350,7 @@
       <w:outlineLvl w:val="4"/>
     </w:pPr>
     <w:rPr>
-      <w:rFonts w:ascii="Times New Roman" w:asciiTheme="majorHAnsi" w:cstheme="majorBidi" w:eastAsia="黑体" w:eastAsiaTheme="majorEastAsia" w:hAnsi="Times New Roman" w:hAnsiTheme="majorHAnsi"/>
+      <w:rFonts w:ascii="Times New Roman" w:asciiTheme="majorHAnsi" w:cstheme="majorBidi" w:eastAsia="黑体" w:hAnsi="Times New Roman" w:hAnsiTheme="majorHAnsi"/>
       <w:b/>
       <w:color w:val="333333"/>
       <w:sz w:val="22"/>
@@ -4090,7 +4373,7 @@
       <w:outlineLvl w:val="5"/>
     </w:pPr>
     <w:rPr>
-      <w:rFonts w:asciiTheme="majorHAnsi" w:cstheme="majorBidi" w:eastAsiaTheme="majorEastAsia" w:hAnsiTheme="majorHAnsi"/>
+      <w:rFonts w:asciiTheme="majorHAnsi" w:cstheme="majorBidi" w:hAnsiTheme="majorHAnsi" w:eastAsia="黑体"/>
       <w:i/>
       <w:iCs/>
       <w:color w:themeColor="accent1" w:themeShade="7F" w:val="243F60"/>
@@ -4113,7 +4396,7 @@
       <w:outlineLvl w:val="6"/>
     </w:pPr>
     <w:rPr>
-      <w:rFonts w:asciiTheme="majorHAnsi" w:cstheme="majorBidi" w:eastAsiaTheme="majorEastAsia" w:hAnsiTheme="majorHAnsi"/>
+      <w:rFonts w:asciiTheme="majorHAnsi" w:cstheme="majorBidi" w:hAnsiTheme="majorHAnsi" w:eastAsia="黑体"/>
       <w:i/>
       <w:iCs/>
       <w:color w:themeColor="text1" w:themeTint="BF" w:val="404040"/>
@@ -4136,7 +4419,7 @@
       <w:outlineLvl w:val="7"/>
     </w:pPr>
     <w:rPr>
-      <w:rFonts w:asciiTheme="majorHAnsi" w:cstheme="majorBidi" w:eastAsiaTheme="majorEastAsia" w:hAnsiTheme="majorHAnsi"/>
+      <w:rFonts w:asciiTheme="majorHAnsi" w:cstheme="majorBidi" w:hAnsiTheme="majorHAnsi" w:eastAsia="黑体"/>
       <w:color w:themeColor="accent1" w:val="4F81BD"/>
       <w:sz w:val="20"/>
       <w:szCs w:val="20"/>
@@ -4159,7 +4442,7 @@
       <w:outlineLvl w:val="8"/>
     </w:pPr>
     <w:rPr>
-      <w:rFonts w:asciiTheme="majorHAnsi" w:cstheme="majorBidi" w:eastAsiaTheme="majorEastAsia" w:hAnsiTheme="majorHAnsi"/>
+      <w:rFonts w:asciiTheme="majorHAnsi" w:cstheme="majorBidi" w:hAnsiTheme="majorHAnsi" w:eastAsia="黑体"/>
       <w:i/>
       <w:iCs/>
       <w:color w:themeColor="text1" w:themeTint="BF" w:val="404040"/>
@@ -4210,7 +4493,7 @@
     <w:uiPriority w:val="9"/>
     <w:rsid w:val="00FC693F"/>
     <w:rPr>
-      <w:rFonts w:asciiTheme="majorHAnsi" w:cstheme="majorBidi" w:eastAsiaTheme="majorEastAsia" w:hAnsiTheme="majorHAnsi"/>
+      <w:rFonts w:asciiTheme="majorHAnsi" w:cstheme="majorBidi" w:hAnsiTheme="majorHAnsi" w:eastAsia="黑体"/>
       <w:b/>
       <w:bCs/>
       <w:color w:themeColor="accent1" w:themeShade="BF" w:val="365F91"/>
@@ -4225,7 +4508,7 @@
     <w:uiPriority w:val="9"/>
     <w:rsid w:val="00FC693F"/>
     <w:rPr>
-      <w:rFonts w:asciiTheme="majorHAnsi" w:cstheme="majorBidi" w:eastAsiaTheme="majorEastAsia" w:hAnsiTheme="majorHAnsi"/>
+      <w:rFonts w:asciiTheme="majorHAnsi" w:cstheme="majorBidi" w:hAnsiTheme="majorHAnsi" w:eastAsia="黑体"/>
       <w:b/>
       <w:bCs/>
       <w:color w:themeColor="accent1" w:val="4F81BD"/>
@@ -4240,7 +4523,7 @@
     <w:uiPriority w:val="9"/>
     <w:rsid w:val="00FC693F"/>
     <w:rPr>
-      <w:rFonts w:asciiTheme="majorHAnsi" w:cstheme="majorBidi" w:eastAsiaTheme="majorEastAsia" w:hAnsiTheme="majorHAnsi"/>
+      <w:rFonts w:asciiTheme="majorHAnsi" w:cstheme="majorBidi" w:hAnsiTheme="majorHAnsi" w:eastAsia="黑体"/>
       <w:b/>
       <w:bCs/>
       <w:color w:themeColor="accent1" w:val="4F81BD"/>
@@ -4263,7 +4546,7 @@
       <w:contextualSpacing/>
     </w:pPr>
     <w:rPr>
-      <w:rFonts w:ascii="Times New Roman" w:asciiTheme="majorHAnsi" w:cstheme="majorBidi" w:eastAsia="黑体" w:eastAsiaTheme="majorEastAsia" w:hAnsi="Times New Roman" w:hAnsiTheme="majorHAnsi"/>
+      <w:rFonts w:ascii="Times New Roman" w:asciiTheme="majorHAnsi" w:cstheme="majorBidi" w:eastAsia="黑体" w:hAnsi="Times New Roman" w:hAnsiTheme="majorHAnsi"/>
       <w:b/>
       <w:color w:val="1F3864"/>
       <w:spacing w:val="5"/>
@@ -4279,7 +4562,7 @@
     <w:uiPriority w:val="10"/>
     <w:rsid w:val="00FC693F"/>
     <w:rPr>
-      <w:rFonts w:asciiTheme="majorHAnsi" w:cstheme="majorBidi" w:eastAsiaTheme="majorEastAsia" w:hAnsiTheme="majorHAnsi"/>
+      <w:rFonts w:asciiTheme="majorHAnsi" w:cstheme="majorBidi" w:hAnsiTheme="majorHAnsi" w:eastAsia="黑体"/>
       <w:color w:themeColor="text2" w:themeShade="BF" w:val="17365D"/>
       <w:spacing w:val="5"/>
       <w:kern w:val="28"/>
@@ -4301,7 +4584,7 @@
       </w:numPr>
     </w:pPr>
     <w:rPr>
-      <w:rFonts w:asciiTheme="majorHAnsi" w:cstheme="majorBidi" w:eastAsiaTheme="majorEastAsia" w:hAnsiTheme="majorHAnsi"/>
+      <w:rFonts w:asciiTheme="majorHAnsi" w:cstheme="majorBidi" w:hAnsiTheme="majorHAnsi" w:eastAsia="黑体"/>
       <w:i/>
       <w:iCs/>
       <w:color w:themeColor="accent1" w:val="4F81BD"/>
@@ -4317,7 +4600,7 @@
     <w:uiPriority w:val="11"/>
     <w:rsid w:val="00FC693F"/>
     <w:rPr>
-      <w:rFonts w:asciiTheme="majorHAnsi" w:cstheme="majorBidi" w:eastAsiaTheme="majorEastAsia" w:hAnsiTheme="majorHAnsi"/>
+      <w:rFonts w:asciiTheme="majorHAnsi" w:cstheme="majorBidi" w:hAnsiTheme="majorHAnsi" w:eastAsia="黑体"/>
       <w:i/>
       <w:iCs/>
       <w:color w:themeColor="accent1" w:val="4F81BD"/>
@@ -4384,6 +4667,7 @@
       <w:spacing w:after="120"/>
     </w:pPr>
     <w:rPr>
+      <w:rFonts w:eastAsia="黑体"/>
       <w:sz w:val="16"/>
       <w:szCs w:val="16"/>
     </w:rPr>
@@ -4395,6 +4679,7 @@
     <w:uiPriority w:val="99"/>
     <w:rsid w:val="00AA1D8D"/>
     <w:rPr>
+      <w:rFonts w:eastAsia="黑体"/>
       <w:sz w:val="16"/>
       <w:szCs w:val="16"/>
     </w:rPr>
@@ -4564,7 +4849,7 @@
       </w:tabs>
     </w:pPr>
     <w:rPr>
-      <w:rFonts w:ascii="Courier" w:hAnsi="Courier"/>
+      <w:rFonts w:ascii="Courier" w:hAnsi="Courier" w:eastAsia="黑体"/>
       <w:sz w:val="20"/>
       <w:szCs w:val="20"/>
     </w:rPr>
@@ -4576,7 +4861,7 @@
     <w:uiPriority w:val="99"/>
     <w:rsid w:val="0029639D"/>
     <w:rPr>
-      <w:rFonts w:ascii="Courier" w:hAnsi="Courier"/>
+      <w:rFonts w:ascii="Courier" w:hAnsi="Courier" w:eastAsia="黑体"/>
       <w:sz w:val="20"/>
       <w:szCs w:val="20"/>
     </w:rPr>
@@ -4612,6 +4897,7 @@
     <w:uiPriority w:val="29"/>
     <w:rsid w:val="00FC693F"/>
     <w:rPr>
+      <w:rFonts w:eastAsia="黑体"/>
       <w:i/>
       <w:iCs/>
       <w:color w:themeColor="text1" w:val="000000"/>
@@ -4625,7 +4911,7 @@
     <w:semiHidden/>
     <w:rsid w:val="00FC693F"/>
     <w:rPr>
-      <w:rFonts w:asciiTheme="majorHAnsi" w:cstheme="majorBidi" w:eastAsiaTheme="majorEastAsia" w:hAnsiTheme="majorHAnsi"/>
+      <w:rFonts w:asciiTheme="majorHAnsi" w:cstheme="majorBidi" w:hAnsiTheme="majorHAnsi" w:eastAsia="黑体"/>
       <w:b/>
       <w:bCs/>
       <w:i/>
@@ -4641,7 +4927,7 @@
     <w:semiHidden/>
     <w:rsid w:val="00FC693F"/>
     <w:rPr>
-      <w:rFonts w:asciiTheme="majorHAnsi" w:cstheme="majorBidi" w:eastAsiaTheme="majorEastAsia" w:hAnsiTheme="majorHAnsi"/>
+      <w:rFonts w:asciiTheme="majorHAnsi" w:cstheme="majorBidi" w:hAnsiTheme="majorHAnsi" w:eastAsia="黑体"/>
       <w:color w:themeColor="accent1" w:themeShade="7F" w:val="243F60"/>
     </w:rPr>
   </w:style>
@@ -4653,7 +4939,7 @@
     <w:semiHidden/>
     <w:rsid w:val="00FC693F"/>
     <w:rPr>
-      <w:rFonts w:asciiTheme="majorHAnsi" w:cstheme="majorBidi" w:eastAsiaTheme="majorEastAsia" w:hAnsiTheme="majorHAnsi"/>
+      <w:rFonts w:asciiTheme="majorHAnsi" w:cstheme="majorBidi" w:hAnsiTheme="majorHAnsi" w:eastAsia="黑体"/>
       <w:i/>
       <w:iCs/>
       <w:color w:themeColor="accent1" w:themeShade="7F" w:val="243F60"/>
@@ -4667,7 +4953,7 @@
     <w:semiHidden/>
     <w:rsid w:val="00FC693F"/>
     <w:rPr>
-      <w:rFonts w:asciiTheme="majorHAnsi" w:cstheme="majorBidi" w:eastAsiaTheme="majorEastAsia" w:hAnsiTheme="majorHAnsi"/>
+      <w:rFonts w:asciiTheme="majorHAnsi" w:cstheme="majorBidi" w:hAnsiTheme="majorHAnsi" w:eastAsia="黑体"/>
       <w:i/>
       <w:iCs/>
       <w:color w:themeColor="text1" w:themeTint="BF" w:val="404040"/>
@@ -4681,7 +4967,7 @@
     <w:semiHidden/>
     <w:rsid w:val="00FC693F"/>
     <w:rPr>
-      <w:rFonts w:asciiTheme="majorHAnsi" w:cstheme="majorBidi" w:eastAsiaTheme="majorEastAsia" w:hAnsiTheme="majorHAnsi"/>
+      <w:rFonts w:asciiTheme="majorHAnsi" w:cstheme="majorBidi" w:hAnsiTheme="majorHAnsi" w:eastAsia="黑体"/>
       <w:color w:themeColor="accent1" w:val="4F81BD"/>
       <w:sz w:val="20"/>
       <w:szCs w:val="20"/>
@@ -4695,7 +4981,7 @@
     <w:semiHidden/>
     <w:rsid w:val="00FC693F"/>
     <w:rPr>
-      <w:rFonts w:asciiTheme="majorHAnsi" w:cstheme="majorBidi" w:eastAsiaTheme="majorEastAsia" w:hAnsiTheme="majorHAnsi"/>
+      <w:rFonts w:asciiTheme="majorHAnsi" w:cstheme="majorBidi" w:hAnsiTheme="majorHAnsi" w:eastAsia="黑体"/>
       <w:i/>
       <w:iCs/>
       <w:color w:themeColor="text1" w:themeTint="BF" w:val="404040"/>
@@ -4716,6 +5002,7 @@
       <w:spacing w:line="240" w:lineRule="auto"/>
     </w:pPr>
     <w:rPr>
+      <w:rFonts w:eastAsia="黑体"/>
       <w:b/>
       <w:bCs/>
       <w:color w:themeColor="accent1" w:val="4F81BD"/>
@@ -4730,6 +5017,7 @@
     <w:qFormat/>
     <w:rsid w:val="00FC693F"/>
     <w:rPr>
+      <w:rFonts w:eastAsia="黑体"/>
       <w:b/>
       <w:bCs/>
     </w:rPr>
@@ -4741,6 +5029,7 @@
     <w:qFormat/>
     <w:rsid w:val="00FC693F"/>
     <w:rPr>
+      <w:rFonts w:eastAsia="黑体"/>
       <w:i/>
       <w:iCs/>
     </w:rPr>
@@ -4761,6 +5050,7 @@
       <w:ind w:left="936" w:right="936"/>
     </w:pPr>
     <w:rPr>
+      <w:rFonts w:eastAsia="黑体"/>
       <w:b/>
       <w:bCs/>
       <w:i/>
@@ -4775,6 +5065,7 @@
     <w:uiPriority w:val="30"/>
     <w:rsid w:val="00FC693F"/>
     <w:rPr>
+      <w:rFonts w:eastAsia="黑体"/>
       <w:b/>
       <w:bCs/>
       <w:i/>
@@ -4789,6 +5080,7 @@
     <w:qFormat/>
     <w:rsid w:val="00FC693F"/>
     <w:rPr>
+      <w:rFonts w:eastAsia="黑体"/>
       <w:i/>
       <w:iCs/>
       <w:color w:themeColor="text1" w:themeTint="7F" w:val="808080"/>
@@ -4801,6 +5093,7 @@
     <w:qFormat/>
     <w:rsid w:val="00FC693F"/>
     <w:rPr>
+      <w:rFonts w:eastAsia="黑体"/>
       <w:b/>
       <w:bCs/>
       <w:i/>
@@ -4815,6 +5108,7 @@
     <w:qFormat/>
     <w:rsid w:val="00FC693F"/>
     <w:rPr>
+      <w:rFonts w:eastAsia="黑体"/>
       <w:smallCaps/>
       <w:color w:themeColor="accent2" w:val="C0504D"/>
       <w:u w:val="single"/>
@@ -4827,6 +5121,7 @@
     <w:qFormat/>
     <w:rsid w:val="00FC693F"/>
     <w:rPr>
+      <w:rFonts w:eastAsia="黑体"/>
       <w:b/>
       <w:bCs/>
       <w:smallCaps/>
@@ -4842,6 +5137,7 @@
     <w:qFormat/>
     <w:rsid w:val="00FC693F"/>
     <w:rPr>
+      <w:rFonts w:eastAsia="黑体"/>
       <w:b/>
       <w:bCs/>
       <w:smallCaps/>
@@ -4896,6 +5192,7 @@
       <w:spacing w:after="0" w:line="240" w:lineRule="auto"/>
     </w:pPr>
     <w:rPr>
+      <w:rFonts w:eastAsia="黑体"/>
       <w:color w:themeColor="text1" w:themeShade="BF" w:val="000000"/>
     </w:rPr>
     <w:tblPr>
@@ -4918,6 +5215,7 @@
         <w:spacing w:after="0" w:before="0" w:line="240" w:lineRule="auto"/>
       </w:pPr>
       <w:rPr>
+        <w:rFonts w:eastAsia="黑体"/>
         <w:b/>
         <w:bCs/>
       </w:rPr>
@@ -4938,6 +5236,7 @@
         <w:spacing w:after="0" w:before="0" w:line="240" w:lineRule="auto"/>
       </w:pPr>
       <w:rPr>
+        <w:rFonts w:eastAsia="黑体"/>
         <w:b/>
         <w:bCs/>
       </w:rPr>
@@ -4955,12 +5254,14 @@
     </w:tblStylePr>
     <w:tblStylePr w:type="firstCol">
       <w:rPr>
+        <w:rFonts w:eastAsia="黑体"/>
         <w:b/>
         <w:bCs/>
       </w:rPr>
     </w:tblStylePr>
     <w:tblStylePr w:type="lastCol">
       <w:rPr>
+        <w:rFonts w:eastAsia="黑体"/>
         <w:b/>
         <w:bCs/>
       </w:rPr>
@@ -4999,6 +5300,7 @@
       <w:spacing w:after="0" w:line="240" w:lineRule="auto"/>
     </w:pPr>
     <w:rPr>
+      <w:rFonts w:eastAsia="黑体"/>
       <w:color w:themeColor="accent1" w:themeShade="BF" w:val="365F91"/>
     </w:rPr>
     <w:tblPr>
@@ -5021,6 +5323,7 @@
         <w:spacing w:after="0" w:before="0" w:line="240" w:lineRule="auto"/>
       </w:pPr>
       <w:rPr>
+        <w:rFonts w:eastAsia="黑体"/>
         <w:b/>
         <w:bCs/>
       </w:rPr>
@@ -5041,6 +5344,7 @@
         <w:spacing w:after="0" w:before="0" w:line="240" w:lineRule="auto"/>
       </w:pPr>
       <w:rPr>
+        <w:rFonts w:eastAsia="黑体"/>
         <w:b/>
         <w:bCs/>
       </w:rPr>
@@ -5058,12 +5362,14 @@
     </w:tblStylePr>
     <w:tblStylePr w:type="firstCol">
       <w:rPr>
+        <w:rFonts w:eastAsia="黑体"/>
         <w:b/>
         <w:bCs/>
       </w:rPr>
     </w:tblStylePr>
     <w:tblStylePr w:type="lastCol">
       <w:rPr>
+        <w:rFonts w:eastAsia="黑体"/>
         <w:b/>
         <w:bCs/>
       </w:rPr>
@@ -5102,6 +5408,7 @@
       <w:spacing w:after="0" w:line="240" w:lineRule="auto"/>
     </w:pPr>
     <w:rPr>
+      <w:rFonts w:eastAsia="黑体"/>
       <w:color w:themeColor="accent2" w:themeShade="BF" w:val="943634"/>
     </w:rPr>
     <w:tblPr>
@@ -5124,6 +5431,7 @@
         <w:spacing w:after="0" w:before="0" w:line="240" w:lineRule="auto"/>
       </w:pPr>
       <w:rPr>
+        <w:rFonts w:eastAsia="黑体"/>
         <w:b/>
         <w:bCs/>
       </w:rPr>
@@ -5144,6 +5452,7 @@
         <w:spacing w:after="0" w:before="0" w:line="240" w:lineRule="auto"/>
       </w:pPr>
       <w:rPr>
+        <w:rFonts w:eastAsia="黑体"/>
         <w:b/>
         <w:bCs/>
       </w:rPr>
@@ -5161,12 +5470,14 @@
     </w:tblStylePr>
     <w:tblStylePr w:type="firstCol">
       <w:rPr>
+        <w:rFonts w:eastAsia="黑体"/>
         <w:b/>
         <w:bCs/>
       </w:rPr>
     </w:tblStylePr>
     <w:tblStylePr w:type="lastCol">
       <w:rPr>
+        <w:rFonts w:eastAsia="黑体"/>
         <w:b/>
         <w:bCs/>
       </w:rPr>
@@ -5205,6 +5516,7 @@
       <w:spacing w:after="0" w:line="240" w:lineRule="auto"/>
     </w:pPr>
     <w:rPr>
+      <w:rFonts w:eastAsia="黑体"/>
       <w:color w:themeColor="accent3" w:themeShade="BF" w:val="76923C"/>
     </w:rPr>
     <w:tblPr>
@@ -5227,6 +5539,7 @@
         <w:spacing w:after="0" w:before="0" w:line="240" w:lineRule="auto"/>
       </w:pPr>
       <w:rPr>
+        <w:rFonts w:eastAsia="黑体"/>
         <w:b/>
         <w:bCs/>
       </w:rPr>
@@ -5247,6 +5560,7 @@
         <w:spacing w:after="0" w:before="0" w:line="240" w:lineRule="auto"/>
       </w:pPr>
       <w:rPr>
+        <w:rFonts w:eastAsia="黑体"/>
         <w:b/>
         <w:bCs/>
       </w:rPr>
@@ -5264,12 +5578,14 @@
     </w:tblStylePr>
     <w:tblStylePr w:type="firstCol">
       <w:rPr>
+        <w:rFonts w:eastAsia="黑体"/>
         <w:b/>
         <w:bCs/>
       </w:rPr>
     </w:tblStylePr>
     <w:tblStylePr w:type="lastCol">
       <w:rPr>
+        <w:rFonts w:eastAsia="黑体"/>
         <w:b/>
         <w:bCs/>
       </w:rPr>
@@ -5308,6 +5624,7 @@
       <w:spacing w:after="0" w:line="240" w:lineRule="auto"/>
     </w:pPr>
     <w:rPr>
+      <w:rFonts w:eastAsia="黑体"/>
       <w:color w:themeColor="accent4" w:themeShade="BF" w:val="5F497A"/>
     </w:rPr>
     <w:tblPr>
@@ -5330,6 +5647,7 @@
         <w:spacing w:after="0" w:before="0" w:line="240" w:lineRule="auto"/>
       </w:pPr>
       <w:rPr>
+        <w:rFonts w:eastAsia="黑体"/>
         <w:b/>
         <w:bCs/>
       </w:rPr>
@@ -5350,6 +5668,7 @@
         <w:spacing w:after="0" w:before="0" w:line="240" w:lineRule="auto"/>
       </w:pPr>
       <w:rPr>
+        <w:rFonts w:eastAsia="黑体"/>
         <w:b/>
         <w:bCs/>
       </w:rPr>
@@ -5367,12 +5686,14 @@
     </w:tblStylePr>
     <w:tblStylePr w:type="firstCol">
       <w:rPr>
+        <w:rFonts w:eastAsia="黑体"/>
         <w:b/>
         <w:bCs/>
       </w:rPr>
     </w:tblStylePr>
     <w:tblStylePr w:type="lastCol">
       <w:rPr>
+        <w:rFonts w:eastAsia="黑体"/>
         <w:b/>
         <w:bCs/>
       </w:rPr>
@@ -5411,6 +5732,7 @@
       <w:spacing w:after="0" w:line="240" w:lineRule="auto"/>
     </w:pPr>
     <w:rPr>
+      <w:rFonts w:eastAsia="黑体"/>
       <w:color w:themeColor="accent5" w:themeShade="BF" w:val="31849B"/>
     </w:rPr>
     <w:tblPr>
@@ -5433,6 +5755,7 @@
         <w:spacing w:after="0" w:before="0" w:line="240" w:lineRule="auto"/>
       </w:pPr>
       <w:rPr>
+        <w:rFonts w:eastAsia="黑体"/>
         <w:b/>
         <w:bCs/>
       </w:rPr>
@@ -5453,6 +5776,7 @@
         <w:spacing w:after="0" w:before="0" w:line="240" w:lineRule="auto"/>
       </w:pPr>
       <w:rPr>
+        <w:rFonts w:eastAsia="黑体"/>
         <w:b/>
         <w:bCs/>
       </w:rPr>
@@ -5470,12 +5794,14 @@
     </w:tblStylePr>
     <w:tblStylePr w:type="firstCol">
       <w:rPr>
+        <w:rFonts w:eastAsia="黑体"/>
         <w:b/>
         <w:bCs/>
       </w:rPr>
     </w:tblStylePr>
     <w:tblStylePr w:type="lastCol">
       <w:rPr>
+        <w:rFonts w:eastAsia="黑体"/>
         <w:b/>
         <w:bCs/>
       </w:rPr>
@@ -5514,6 +5840,7 @@
       <w:spacing w:after="0" w:line="240" w:lineRule="auto"/>
     </w:pPr>
     <w:rPr>
+      <w:rFonts w:eastAsia="黑体"/>
       <w:color w:themeColor="accent6" w:themeShade="BF" w:val="E36C0A"/>
     </w:rPr>
     <w:tblPr>
@@ -5536,6 +5863,7 @@
         <w:spacing w:after="0" w:before="0" w:line="240" w:lineRule="auto"/>
       </w:pPr>
       <w:rPr>
+        <w:rFonts w:eastAsia="黑体"/>
         <w:b/>
         <w:bCs/>
       </w:rPr>
@@ -5556,6 +5884,7 @@
         <w:spacing w:after="0" w:before="0" w:line="240" w:lineRule="auto"/>
       </w:pPr>
       <w:rPr>
+        <w:rFonts w:eastAsia="黑体"/>
         <w:b/>
         <w:bCs/>
       </w:rPr>
@@ -5573,12 +5902,14 @@
     </w:tblStylePr>
     <w:tblStylePr w:type="firstCol">
       <w:rPr>
+        <w:rFonts w:eastAsia="黑体"/>
         <w:b/>
         <w:bCs/>
       </w:rPr>
     </w:tblStylePr>
     <w:tblStylePr w:type="lastCol">
       <w:rPr>
+        <w:rFonts w:eastAsia="黑体"/>
         <w:b/>
         <w:bCs/>
       </w:rPr>
@@ -5638,6 +5969,7 @@
         <w:spacing w:after="0" w:before="0" w:line="240" w:lineRule="auto"/>
       </w:pPr>
       <w:rPr>
+        <w:rFonts w:eastAsia="黑体"/>
         <w:b/>
         <w:bCs/>
         <w:color w:themeColor="background1" w:val="FFFFFF"/>
@@ -5652,6 +5984,7 @@
         <w:spacing w:after="0" w:before="0" w:line="240" w:lineRule="auto"/>
       </w:pPr>
       <w:rPr>
+        <w:rFonts w:eastAsia="黑体"/>
         <w:b/>
         <w:bCs/>
       </w:rPr>
@@ -5667,12 +6000,14 @@
     </w:tblStylePr>
     <w:tblStylePr w:type="firstCol">
       <w:rPr>
+        <w:rFonts w:eastAsia="黑体"/>
         <w:b/>
         <w:bCs/>
       </w:rPr>
     </w:tblStylePr>
     <w:tblStylePr w:type="lastCol">
       <w:rPr>
+        <w:rFonts w:eastAsia="黑体"/>
         <w:b/>
         <w:bCs/>
       </w:rPr>
@@ -5730,6 +6065,7 @@
         <w:spacing w:after="0" w:before="0" w:line="240" w:lineRule="auto"/>
       </w:pPr>
       <w:rPr>
+        <w:rFonts w:eastAsia="黑体"/>
         <w:b/>
         <w:bCs/>
         <w:color w:themeColor="background1" w:val="FFFFFF"/>
@@ -5744,6 +6080,7 @@
         <w:spacing w:after="0" w:before="0" w:line="240" w:lineRule="auto"/>
       </w:pPr>
       <w:rPr>
+        <w:rFonts w:eastAsia="黑体"/>
         <w:b/>
         <w:bCs/>
       </w:rPr>
@@ -5759,12 +6096,14 @@
     </w:tblStylePr>
     <w:tblStylePr w:type="firstCol">
       <w:rPr>
+        <w:rFonts w:eastAsia="黑体"/>
         <w:b/>
         <w:bCs/>
       </w:rPr>
     </w:tblStylePr>
     <w:tblStylePr w:type="lastCol">
       <w:rPr>
+        <w:rFonts w:eastAsia="黑体"/>
         <w:b/>
         <w:bCs/>
       </w:rPr>
@@ -5822,6 +6161,7 @@
         <w:spacing w:after="0" w:before="0" w:line="240" w:lineRule="auto"/>
       </w:pPr>
       <w:rPr>
+        <w:rFonts w:eastAsia="黑体"/>
         <w:b/>
         <w:bCs/>
         <w:color w:themeColor="background1" w:val="FFFFFF"/>
@@ -5836,6 +6176,7 @@
         <w:spacing w:after="0" w:before="0" w:line="240" w:lineRule="auto"/>
       </w:pPr>
       <w:rPr>
+        <w:rFonts w:eastAsia="黑体"/>
         <w:b/>
         <w:bCs/>
       </w:rPr>
@@ -5851,12 +6192,14 @@
     </w:tblStylePr>
     <w:tblStylePr w:type="firstCol">
       <w:rPr>
+        <w:rFonts w:eastAsia="黑体"/>
         <w:b/>
         <w:bCs/>
       </w:rPr>
     </w:tblStylePr>
     <w:tblStylePr w:type="lastCol">
       <w:rPr>
+        <w:rFonts w:eastAsia="黑体"/>
         <w:b/>
         <w:bCs/>
       </w:rPr>
@@ -5914,6 +6257,7 @@
         <w:spacing w:after="0" w:before="0" w:line="240" w:lineRule="auto"/>
       </w:pPr>
       <w:rPr>
+        <w:rFonts w:eastAsia="黑体"/>
         <w:b/>
         <w:bCs/>
         <w:color w:themeColor="background1" w:val="FFFFFF"/>
@@ -5928,6 +6272,7 @@
         <w:spacing w:after="0" w:before="0" w:line="240" w:lineRule="auto"/>
       </w:pPr>
       <w:rPr>
+        <w:rFonts w:eastAsia="黑体"/>
         <w:b/>
         <w:bCs/>
       </w:rPr>
@@ -5943,12 +6288,14 @@
     </w:tblStylePr>
     <w:tblStylePr w:type="firstCol">
       <w:rPr>
+        <w:rFonts w:eastAsia="黑体"/>
         <w:b/>
         <w:bCs/>
       </w:rPr>
     </w:tblStylePr>
     <w:tblStylePr w:type="lastCol">
       <w:rPr>
+        <w:rFonts w:eastAsia="黑体"/>
         <w:b/>
         <w:bCs/>
       </w:rPr>
@@ -6006,6 +6353,7 @@
         <w:spacing w:after="0" w:before="0" w:line="240" w:lineRule="auto"/>
       </w:pPr>
       <w:rPr>
+        <w:rFonts w:eastAsia="黑体"/>
         <w:b/>
         <w:bCs/>
         <w:color w:themeColor="background1" w:val="FFFFFF"/>
@@ -6020,6 +6368,7 @@
         <w:spacing w:after="0" w:before="0" w:line="240" w:lineRule="auto"/>
       </w:pPr>
       <w:rPr>
+        <w:rFonts w:eastAsia="黑体"/>
         <w:b/>
         <w:bCs/>
       </w:rPr>
@@ -6035,12 +6384,14 @@
     </w:tblStylePr>
     <w:tblStylePr w:type="firstCol">
       <w:rPr>
+        <w:rFonts w:eastAsia="黑体"/>
         <w:b/>
         <w:bCs/>
       </w:rPr>
     </w:tblStylePr>
     <w:tblStylePr w:type="lastCol">
       <w:rPr>
+        <w:rFonts w:eastAsia="黑体"/>
         <w:b/>
         <w:bCs/>
       </w:rPr>
@@ -6098,6 +6449,7 @@
         <w:spacing w:after="0" w:before="0" w:line="240" w:lineRule="auto"/>
       </w:pPr>
       <w:rPr>
+        <w:rFonts w:eastAsia="黑体"/>
         <w:b/>
         <w:bCs/>
         <w:color w:themeColor="background1" w:val="FFFFFF"/>
@@ -6112,6 +6464,7 @@
         <w:spacing w:after="0" w:before="0" w:line="240" w:lineRule="auto"/>
       </w:pPr>
       <w:rPr>
+        <w:rFonts w:eastAsia="黑体"/>
         <w:b/>
         <w:bCs/>
       </w:rPr>
@@ -6127,12 +6480,14 @@
     </w:tblStylePr>
     <w:tblStylePr w:type="firstCol">
       <w:rPr>
+        <w:rFonts w:eastAsia="黑体"/>
         <w:b/>
         <w:bCs/>
       </w:rPr>
     </w:tblStylePr>
     <w:tblStylePr w:type="lastCol">
       <w:rPr>
+        <w:rFonts w:eastAsia="黑体"/>
         <w:b/>
         <w:bCs/>
       </w:rPr>
@@ -6190,6 +6545,7 @@
         <w:spacing w:after="0" w:before="0" w:line="240" w:lineRule="auto"/>
       </w:pPr>
       <w:rPr>
+        <w:rFonts w:eastAsia="黑体"/>
         <w:b/>
         <w:bCs/>
         <w:color w:themeColor="background1" w:val="FFFFFF"/>
@@ -6204,6 +6560,7 @@
         <w:spacing w:after="0" w:before="0" w:line="240" w:lineRule="auto"/>
       </w:pPr>
       <w:rPr>
+        <w:rFonts w:eastAsia="黑体"/>
         <w:b/>
         <w:bCs/>
       </w:rPr>
@@ -6219,12 +6576,14 @@
     </w:tblStylePr>
     <w:tblStylePr w:type="firstCol">
       <w:rPr>
+        <w:rFonts w:eastAsia="黑体"/>
         <w:b/>
         <w:bCs/>
       </w:rPr>
     </w:tblStylePr>
     <w:tblStylePr w:type="lastCol">
       <w:rPr>
+        <w:rFonts w:eastAsia="黑体"/>
         <w:b/>
         <w:bCs/>
       </w:rPr>
@@ -6284,7 +6643,7 @@
         <w:spacing w:after="0" w:before="0" w:line="240" w:lineRule="auto"/>
       </w:pPr>
       <w:rPr>
-        <w:rFonts w:asciiTheme="majorHAnsi" w:cstheme="majorBidi" w:eastAsiaTheme="majorEastAsia" w:hAnsiTheme="majorHAnsi"/>
+        <w:rFonts w:asciiTheme="majorHAnsi" w:cstheme="majorBidi" w:hAnsiTheme="majorHAnsi" w:eastAsia="黑体"/>
         <w:b/>
         <w:bCs/>
       </w:rPr>
@@ -6305,7 +6664,7 @@
         <w:spacing w:after="0" w:before="0" w:line="240" w:lineRule="auto"/>
       </w:pPr>
       <w:rPr>
-        <w:rFonts w:asciiTheme="majorHAnsi" w:cstheme="majorBidi" w:eastAsiaTheme="majorEastAsia" w:hAnsiTheme="majorHAnsi"/>
+        <w:rFonts w:asciiTheme="majorHAnsi" w:cstheme="majorBidi" w:hAnsiTheme="majorHAnsi" w:eastAsia="黑体"/>
         <w:b/>
         <w:bCs/>
       </w:rPr>
@@ -6323,14 +6682,14 @@
     </w:tblStylePr>
     <w:tblStylePr w:type="firstCol">
       <w:rPr>
-        <w:rFonts w:asciiTheme="majorHAnsi" w:cstheme="majorBidi" w:eastAsiaTheme="majorEastAsia" w:hAnsiTheme="majorHAnsi"/>
+        <w:rFonts w:asciiTheme="majorHAnsi" w:cstheme="majorBidi" w:hAnsiTheme="majorHAnsi" w:eastAsia="黑体"/>
         <w:b/>
         <w:bCs/>
       </w:rPr>
     </w:tblStylePr>
     <w:tblStylePr w:type="lastCol">
       <w:rPr>
-        <w:rFonts w:asciiTheme="majorHAnsi" w:cstheme="majorBidi" w:eastAsiaTheme="majorEastAsia" w:hAnsiTheme="majorHAnsi"/>
+        <w:rFonts w:asciiTheme="majorHAnsi" w:cstheme="majorBidi" w:hAnsiTheme="majorHAnsi" w:eastAsia="黑体"/>
         <w:b/>
         <w:bCs/>
       </w:rPr>
@@ -6414,7 +6773,7 @@
         <w:spacing w:after="0" w:before="0" w:line="240" w:lineRule="auto"/>
       </w:pPr>
       <w:rPr>
-        <w:rFonts w:asciiTheme="majorHAnsi" w:cstheme="majorBidi" w:eastAsiaTheme="majorEastAsia" w:hAnsiTheme="majorHAnsi"/>
+        <w:rFonts w:asciiTheme="majorHAnsi" w:cstheme="majorBidi" w:hAnsiTheme="majorHAnsi" w:eastAsia="黑体"/>
         <w:b/>
         <w:bCs/>
       </w:rPr>
@@ -6435,7 +6794,7 @@
         <w:spacing w:after="0" w:before="0" w:line="240" w:lineRule="auto"/>
       </w:pPr>
       <w:rPr>
-        <w:rFonts w:asciiTheme="majorHAnsi" w:cstheme="majorBidi" w:eastAsiaTheme="majorEastAsia" w:hAnsiTheme="majorHAnsi"/>
+        <w:rFonts w:asciiTheme="majorHAnsi" w:cstheme="majorBidi" w:hAnsiTheme="majorHAnsi" w:eastAsia="黑体"/>
         <w:b/>
         <w:bCs/>
       </w:rPr>
@@ -6453,14 +6812,14 @@
     </w:tblStylePr>
     <w:tblStylePr w:type="firstCol">
       <w:rPr>
-        <w:rFonts w:asciiTheme="majorHAnsi" w:cstheme="majorBidi" w:eastAsiaTheme="majorEastAsia" w:hAnsiTheme="majorHAnsi"/>
+        <w:rFonts w:asciiTheme="majorHAnsi" w:cstheme="majorBidi" w:hAnsiTheme="majorHAnsi" w:eastAsia="黑体"/>
         <w:b/>
         <w:bCs/>
       </w:rPr>
     </w:tblStylePr>
     <w:tblStylePr w:type="lastCol">
       <w:rPr>
-        <w:rFonts w:asciiTheme="majorHAnsi" w:cstheme="majorBidi" w:eastAsiaTheme="majorEastAsia" w:hAnsiTheme="majorHAnsi"/>
+        <w:rFonts w:asciiTheme="majorHAnsi" w:cstheme="majorBidi" w:hAnsiTheme="majorHAnsi" w:eastAsia="黑体"/>
         <w:b/>
         <w:bCs/>
       </w:rPr>
@@ -6544,7 +6903,7 @@
         <w:spacing w:after="0" w:before="0" w:line="240" w:lineRule="auto"/>
       </w:pPr>
       <w:rPr>
-        <w:rFonts w:asciiTheme="majorHAnsi" w:cstheme="majorBidi" w:eastAsiaTheme="majorEastAsia" w:hAnsiTheme="majorHAnsi"/>
+        <w:rFonts w:asciiTheme="majorHAnsi" w:cstheme="majorBidi" w:hAnsiTheme="majorHAnsi" w:eastAsia="黑体"/>
         <w:b/>
         <w:bCs/>
       </w:rPr>
@@ -6565,7 +6924,7 @@
         <w:spacing w:after="0" w:before="0" w:line="240" w:lineRule="auto"/>
       </w:pPr>
       <w:rPr>
-        <w:rFonts w:asciiTheme="majorHAnsi" w:cstheme="majorBidi" w:eastAsiaTheme="majorEastAsia" w:hAnsiTheme="majorHAnsi"/>
+        <w:rFonts w:asciiTheme="majorHAnsi" w:cstheme="majorBidi" w:hAnsiTheme="majorHAnsi" w:eastAsia="黑体"/>
         <w:b/>
         <w:bCs/>
       </w:rPr>
@@ -6583,14 +6942,14 @@
     </w:tblStylePr>
     <w:tblStylePr w:type="firstCol">
       <w:rPr>
-        <w:rFonts w:asciiTheme="majorHAnsi" w:cstheme="majorBidi" w:eastAsiaTheme="majorEastAsia" w:hAnsiTheme="majorHAnsi"/>
+        <w:rFonts w:asciiTheme="majorHAnsi" w:cstheme="majorBidi" w:hAnsiTheme="majorHAnsi" w:eastAsia="黑体"/>
         <w:b/>
         <w:bCs/>
       </w:rPr>
     </w:tblStylePr>
     <w:tblStylePr w:type="lastCol">
       <w:rPr>
-        <w:rFonts w:asciiTheme="majorHAnsi" w:cstheme="majorBidi" w:eastAsiaTheme="majorEastAsia" w:hAnsiTheme="majorHAnsi"/>
+        <w:rFonts w:asciiTheme="majorHAnsi" w:cstheme="majorBidi" w:hAnsiTheme="majorHAnsi" w:eastAsia="黑体"/>
         <w:b/>
         <w:bCs/>
       </w:rPr>
@@ -6674,7 +7033,7 @@
         <w:spacing w:after="0" w:before="0" w:line="240" w:lineRule="auto"/>
       </w:pPr>
       <w:rPr>
-        <w:rFonts w:asciiTheme="majorHAnsi" w:cstheme="majorBidi" w:eastAsiaTheme="majorEastAsia" w:hAnsiTheme="majorHAnsi"/>
+        <w:rFonts w:asciiTheme="majorHAnsi" w:cstheme="majorBidi" w:hAnsiTheme="majorHAnsi" w:eastAsia="黑体"/>
         <w:b/>
         <w:bCs/>
       </w:rPr>
@@ -6695,7 +7054,7 @@
         <w:spacing w:after="0" w:before="0" w:line="240" w:lineRule="auto"/>
       </w:pPr>
       <w:rPr>
-        <w:rFonts w:asciiTheme="majorHAnsi" w:cstheme="majorBidi" w:eastAsiaTheme="majorEastAsia" w:hAnsiTheme="majorHAnsi"/>
+        <w:rFonts w:asciiTheme="majorHAnsi" w:cstheme="majorBidi" w:hAnsiTheme="majorHAnsi" w:eastAsia="黑体"/>
         <w:b/>
         <w:bCs/>
       </w:rPr>
@@ -6713,14 +7072,14 @@
     </w:tblStylePr>
     <w:tblStylePr w:type="firstCol">
       <w:rPr>
-        <w:rFonts w:asciiTheme="majorHAnsi" w:cstheme="majorBidi" w:eastAsiaTheme="majorEastAsia" w:hAnsiTheme="majorHAnsi"/>
+        <w:rFonts w:asciiTheme="majorHAnsi" w:cstheme="majorBidi" w:hAnsiTheme="majorHAnsi" w:eastAsia="黑体"/>
         <w:b/>
         <w:bCs/>
       </w:rPr>
     </w:tblStylePr>
     <w:tblStylePr w:type="lastCol">
       <w:rPr>
-        <w:rFonts w:asciiTheme="majorHAnsi" w:cstheme="majorBidi" w:eastAsiaTheme="majorEastAsia" w:hAnsiTheme="majorHAnsi"/>
+        <w:rFonts w:asciiTheme="majorHAnsi" w:cstheme="majorBidi" w:hAnsiTheme="majorHAnsi" w:eastAsia="黑体"/>
         <w:b/>
         <w:bCs/>
       </w:rPr>
@@ -6804,7 +7163,7 @@
         <w:spacing w:after="0" w:before="0" w:line="240" w:lineRule="auto"/>
       </w:pPr>
       <w:rPr>
-        <w:rFonts w:asciiTheme="majorHAnsi" w:cstheme="majorBidi" w:eastAsiaTheme="majorEastAsia" w:hAnsiTheme="majorHAnsi"/>
+        <w:rFonts w:asciiTheme="majorHAnsi" w:cstheme="majorBidi" w:hAnsiTheme="majorHAnsi" w:eastAsia="黑体"/>
         <w:b/>
         <w:bCs/>
       </w:rPr>
@@ -6825,7 +7184,7 @@
         <w:spacing w:after="0" w:before="0" w:line="240" w:lineRule="auto"/>
       </w:pPr>
       <w:rPr>
-        <w:rFonts w:asciiTheme="majorHAnsi" w:cstheme="majorBidi" w:eastAsiaTheme="majorEastAsia" w:hAnsiTheme="majorHAnsi"/>
+        <w:rFonts w:asciiTheme="majorHAnsi" w:cstheme="majorBidi" w:hAnsiTheme="majorHAnsi" w:eastAsia="黑体"/>
         <w:b/>
         <w:bCs/>
       </w:rPr>
@@ -6843,14 +7202,14 @@
     </w:tblStylePr>
     <w:tblStylePr w:type="firstCol">
       <w:rPr>
-        <w:rFonts w:asciiTheme="majorHAnsi" w:cstheme="majorBidi" w:eastAsiaTheme="majorEastAsia" w:hAnsiTheme="majorHAnsi"/>
+        <w:rFonts w:asciiTheme="majorHAnsi" w:cstheme="majorBidi" w:hAnsiTheme="majorHAnsi" w:eastAsia="黑体"/>
         <w:b/>
         <w:bCs/>
       </w:rPr>
     </w:tblStylePr>
     <w:tblStylePr w:type="lastCol">
       <w:rPr>
-        <w:rFonts w:asciiTheme="majorHAnsi" w:cstheme="majorBidi" w:eastAsiaTheme="majorEastAsia" w:hAnsiTheme="majorHAnsi"/>
+        <w:rFonts w:asciiTheme="majorHAnsi" w:cstheme="majorBidi" w:hAnsiTheme="majorHAnsi" w:eastAsia="黑体"/>
         <w:b/>
         <w:bCs/>
       </w:rPr>
@@ -6934,7 +7293,7 @@
         <w:spacing w:after="0" w:before="0" w:line="240" w:lineRule="auto"/>
       </w:pPr>
       <w:rPr>
-        <w:rFonts w:asciiTheme="majorHAnsi" w:cstheme="majorBidi" w:eastAsiaTheme="majorEastAsia" w:hAnsiTheme="majorHAnsi"/>
+        <w:rFonts w:asciiTheme="majorHAnsi" w:cstheme="majorBidi" w:hAnsiTheme="majorHAnsi" w:eastAsia="黑体"/>
         <w:b/>
         <w:bCs/>
       </w:rPr>
@@ -6955,7 +7314,7 @@
         <w:spacing w:after="0" w:before="0" w:line="240" w:lineRule="auto"/>
       </w:pPr>
       <w:rPr>
-        <w:rFonts w:asciiTheme="majorHAnsi" w:cstheme="majorBidi" w:eastAsiaTheme="majorEastAsia" w:hAnsiTheme="majorHAnsi"/>
+        <w:rFonts w:asciiTheme="majorHAnsi" w:cstheme="majorBidi" w:hAnsiTheme="majorHAnsi" w:eastAsia="黑体"/>
         <w:b/>
         <w:bCs/>
       </w:rPr>
@@ -6973,14 +7332,14 @@
     </w:tblStylePr>
     <w:tblStylePr w:type="firstCol">
       <w:rPr>
-        <w:rFonts w:asciiTheme="majorHAnsi" w:cstheme="majorBidi" w:eastAsiaTheme="majorEastAsia" w:hAnsiTheme="majorHAnsi"/>
+        <w:rFonts w:asciiTheme="majorHAnsi" w:cstheme="majorBidi" w:hAnsiTheme="majorHAnsi" w:eastAsia="黑体"/>
         <w:b/>
         <w:bCs/>
       </w:rPr>
     </w:tblStylePr>
     <w:tblStylePr w:type="lastCol">
       <w:rPr>
-        <w:rFonts w:asciiTheme="majorHAnsi" w:cstheme="majorBidi" w:eastAsiaTheme="majorEastAsia" w:hAnsiTheme="majorHAnsi"/>
+        <w:rFonts w:asciiTheme="majorHAnsi" w:cstheme="majorBidi" w:hAnsiTheme="majorHAnsi" w:eastAsia="黑体"/>
         <w:b/>
         <w:bCs/>
       </w:rPr>
@@ -7064,7 +7423,7 @@
         <w:spacing w:after="0" w:before="0" w:line="240" w:lineRule="auto"/>
       </w:pPr>
       <w:rPr>
-        <w:rFonts w:asciiTheme="majorHAnsi" w:cstheme="majorBidi" w:eastAsiaTheme="majorEastAsia" w:hAnsiTheme="majorHAnsi"/>
+        <w:rFonts w:asciiTheme="majorHAnsi" w:cstheme="majorBidi" w:hAnsiTheme="majorHAnsi" w:eastAsia="黑体"/>
         <w:b/>
         <w:bCs/>
       </w:rPr>
@@ -7085,7 +7444,7 @@
         <w:spacing w:after="0" w:before="0" w:line="240" w:lineRule="auto"/>
       </w:pPr>
       <w:rPr>
-        <w:rFonts w:asciiTheme="majorHAnsi" w:cstheme="majorBidi" w:eastAsiaTheme="majorEastAsia" w:hAnsiTheme="majorHAnsi"/>
+        <w:rFonts w:asciiTheme="majorHAnsi" w:cstheme="majorBidi" w:hAnsiTheme="majorHAnsi" w:eastAsia="黑体"/>
         <w:b/>
         <w:bCs/>
       </w:rPr>
@@ -7103,14 +7462,14 @@
     </w:tblStylePr>
     <w:tblStylePr w:type="firstCol">
       <w:rPr>
-        <w:rFonts w:asciiTheme="majorHAnsi" w:cstheme="majorBidi" w:eastAsiaTheme="majorEastAsia" w:hAnsiTheme="majorHAnsi"/>
+        <w:rFonts w:asciiTheme="majorHAnsi" w:cstheme="majorBidi" w:hAnsiTheme="majorHAnsi" w:eastAsia="黑体"/>
         <w:b/>
         <w:bCs/>
       </w:rPr>
     </w:tblStylePr>
     <w:tblStylePr w:type="lastCol">
       <w:rPr>
-        <w:rFonts w:asciiTheme="majorHAnsi" w:cstheme="majorBidi" w:eastAsiaTheme="majorEastAsia" w:hAnsiTheme="majorHAnsi"/>
+        <w:rFonts w:asciiTheme="majorHAnsi" w:cstheme="majorBidi" w:hAnsiTheme="majorHAnsi" w:eastAsia="黑体"/>
         <w:b/>
         <w:bCs/>
       </w:rPr>
@@ -7193,6 +7552,7 @@
         <w:spacing w:after="0" w:before="0" w:line="240" w:lineRule="auto"/>
       </w:pPr>
       <w:rPr>
+        <w:rFonts w:eastAsia="黑体"/>
         <w:b/>
         <w:bCs/>
         <w:color w:themeColor="background1" w:val="FFFFFF"/>
@@ -7215,6 +7575,7 @@
         <w:spacing w:after="0" w:before="0" w:line="240" w:lineRule="auto"/>
       </w:pPr>
       <w:rPr>
+        <w:rFonts w:eastAsia="黑体"/>
         <w:b/>
         <w:bCs/>
       </w:rPr>
@@ -7232,12 +7593,14 @@
     </w:tblStylePr>
     <w:tblStylePr w:type="firstCol">
       <w:rPr>
+        <w:rFonts w:eastAsia="黑体"/>
         <w:b/>
         <w:bCs/>
       </w:rPr>
     </w:tblStylePr>
     <w:tblStylePr w:type="lastCol">
       <w:rPr>
+        <w:rFonts w:eastAsia="黑体"/>
         <w:b/>
         <w:bCs/>
       </w:rPr>
@@ -7299,6 +7662,7 @@
         <w:spacing w:after="0" w:before="0" w:line="240" w:lineRule="auto"/>
       </w:pPr>
       <w:rPr>
+        <w:rFonts w:eastAsia="黑体"/>
         <w:b/>
         <w:bCs/>
         <w:color w:themeColor="background1" w:val="FFFFFF"/>
@@ -7321,6 +7685,7 @@
         <w:spacing w:after="0" w:before="0" w:line="240" w:lineRule="auto"/>
       </w:pPr>
       <w:rPr>
+        <w:rFonts w:eastAsia="黑体"/>
         <w:b/>
         <w:bCs/>
       </w:rPr>
@@ -7338,12 +7703,14 @@
     </w:tblStylePr>
     <w:tblStylePr w:type="firstCol">
       <w:rPr>
+        <w:rFonts w:eastAsia="黑体"/>
         <w:b/>
         <w:bCs/>
       </w:rPr>
     </w:tblStylePr>
     <w:tblStylePr w:type="lastCol">
       <w:rPr>
+        <w:rFonts w:eastAsia="黑体"/>
         <w:b/>
         <w:bCs/>
       </w:rPr>
@@ -7405,6 +7772,7 @@
         <w:spacing w:after="0" w:before="0" w:line="240" w:lineRule="auto"/>
       </w:pPr>
       <w:rPr>
+        <w:rFonts w:eastAsia="黑体"/>
         <w:b/>
         <w:bCs/>
         <w:color w:themeColor="background1" w:val="FFFFFF"/>
@@ -7427,6 +7795,7 @@
         <w:spacing w:after="0" w:before="0" w:line="240" w:lineRule="auto"/>
       </w:pPr>
       <w:rPr>
+        <w:rFonts w:eastAsia="黑体"/>
         <w:b/>
         <w:bCs/>
       </w:rPr>
@@ -7444,12 +7813,14 @@
     </w:tblStylePr>
     <w:tblStylePr w:type="firstCol">
       <w:rPr>
+        <w:rFonts w:eastAsia="黑体"/>
         <w:b/>
         <w:bCs/>
       </w:rPr>
     </w:tblStylePr>
     <w:tblStylePr w:type="lastCol">
       <w:rPr>
+        <w:rFonts w:eastAsia="黑体"/>
         <w:b/>
         <w:bCs/>
       </w:rPr>
@@ -7511,6 +7882,7 @@
         <w:spacing w:after="0" w:before="0" w:line="240" w:lineRule="auto"/>
       </w:pPr>
       <w:rPr>
+        <w:rFonts w:eastAsia="黑体"/>
         <w:b/>
         <w:bCs/>
         <w:color w:themeColor="background1" w:val="FFFFFF"/>
@@ -7533,6 +7905,7 @@
         <w:spacing w:after="0" w:before="0" w:line="240" w:lineRule="auto"/>
       </w:pPr>
       <w:rPr>
+        <w:rFonts w:eastAsia="黑体"/>
         <w:b/>
         <w:bCs/>
       </w:rPr>
@@ -7550,12 +7923,14 @@
     </w:tblStylePr>
     <w:tblStylePr w:type="firstCol">
       <w:rPr>
+        <w:rFonts w:eastAsia="黑体"/>
         <w:b/>
         <w:bCs/>
       </w:rPr>
     </w:tblStylePr>
     <w:tblStylePr w:type="lastCol">
       <w:rPr>
+        <w:rFonts w:eastAsia="黑体"/>
         <w:b/>
         <w:bCs/>
       </w:rPr>
@@ -7617,6 +7992,7 @@
         <w:spacing w:after="0" w:before="0" w:line="240" w:lineRule="auto"/>
       </w:pPr>
       <w:rPr>
+        <w:rFonts w:eastAsia="黑体"/>
         <w:b/>
         <w:bCs/>
         <w:color w:themeColor="background1" w:val="FFFFFF"/>
@@ -7639,6 +8015,7 @@
         <w:spacing w:after="0" w:before="0" w:line="240" w:lineRule="auto"/>
       </w:pPr>
       <w:rPr>
+        <w:rFonts w:eastAsia="黑体"/>
         <w:b/>
         <w:bCs/>
       </w:rPr>
@@ -7656,12 +8033,14 @@
     </w:tblStylePr>
     <w:tblStylePr w:type="firstCol">
       <w:rPr>
+        <w:rFonts w:eastAsia="黑体"/>
         <w:b/>
         <w:bCs/>
       </w:rPr>
     </w:tblStylePr>
     <w:tblStylePr w:type="lastCol">
       <w:rPr>
+        <w:rFonts w:eastAsia="黑体"/>
         <w:b/>
         <w:bCs/>
       </w:rPr>
@@ -7723,6 +8102,7 @@
         <w:spacing w:after="0" w:before="0" w:line="240" w:lineRule="auto"/>
       </w:pPr>
       <w:rPr>
+        <w:rFonts w:eastAsia="黑体"/>
         <w:b/>
         <w:bCs/>
         <w:color w:themeColor="background1" w:val="FFFFFF"/>
@@ -7745,6 +8125,7 @@
         <w:spacing w:after="0" w:before="0" w:line="240" w:lineRule="auto"/>
       </w:pPr>
       <w:rPr>
+        <w:rFonts w:eastAsia="黑体"/>
         <w:b/>
         <w:bCs/>
       </w:rPr>
@@ -7762,12 +8143,14 @@
     </w:tblStylePr>
     <w:tblStylePr w:type="firstCol">
       <w:rPr>
+        <w:rFonts w:eastAsia="黑体"/>
         <w:b/>
         <w:bCs/>
       </w:rPr>
     </w:tblStylePr>
     <w:tblStylePr w:type="lastCol">
       <w:rPr>
+        <w:rFonts w:eastAsia="黑体"/>
         <w:b/>
         <w:bCs/>
       </w:rPr>
@@ -7829,6 +8212,7 @@
         <w:spacing w:after="0" w:before="0" w:line="240" w:lineRule="auto"/>
       </w:pPr>
       <w:rPr>
+        <w:rFonts w:eastAsia="黑体"/>
         <w:b/>
         <w:bCs/>
         <w:color w:themeColor="background1" w:val="FFFFFF"/>
@@ -7851,6 +8235,7 @@
         <w:spacing w:after="0" w:before="0" w:line="240" w:lineRule="auto"/>
       </w:pPr>
       <w:rPr>
+        <w:rFonts w:eastAsia="黑体"/>
         <w:b/>
         <w:bCs/>
       </w:rPr>
@@ -7868,12 +8253,14 @@
     </w:tblStylePr>
     <w:tblStylePr w:type="firstCol">
       <w:rPr>
+        <w:rFonts w:eastAsia="黑体"/>
         <w:b/>
         <w:bCs/>
       </w:rPr>
     </w:tblStylePr>
     <w:tblStylePr w:type="lastCol">
       <w:rPr>
+        <w:rFonts w:eastAsia="黑体"/>
         <w:b/>
         <w:bCs/>
       </w:rPr>
@@ -7932,6 +8319,7 @@
         <w:spacing w:after="0" w:before="0" w:line="240" w:lineRule="auto"/>
       </w:pPr>
       <w:rPr>
+        <w:rFonts w:eastAsia="黑体"/>
         <w:b/>
         <w:bCs/>
         <w:color w:themeColor="background1" w:val="FFFFFF"/>
@@ -7954,6 +8342,7 @@
         <w:spacing w:after="0" w:before="0" w:line="240" w:lineRule="auto"/>
       </w:pPr>
       <w:rPr>
+        <w:rFonts w:eastAsia="黑体"/>
         <w:color w:val="auto"/>
       </w:rPr>
       <w:tblPr/>
@@ -7971,6 +8360,7 @@
     </w:tblStylePr>
     <w:tblStylePr w:type="firstCol">
       <w:rPr>
+        <w:rFonts w:eastAsia="黑体"/>
         <w:b/>
         <w:bCs/>
         <w:color w:themeColor="background1" w:val="FFFFFF"/>
@@ -7990,6 +8380,7 @@
     </w:tblStylePr>
     <w:tblStylePr w:type="lastCol">
       <w:rPr>
+        <w:rFonts w:eastAsia="黑体"/>
         <w:b/>
         <w:bCs/>
         <w:color w:themeColor="background1" w:val="FFFFFF"/>
@@ -8038,6 +8429,7 @@
     </w:tblStylePr>
     <w:tblStylePr w:type="nwCell">
       <w:rPr>
+        <w:rFonts w:eastAsia="黑体"/>
         <w:color w:themeColor="background1" w:val="FFFFFF"/>
       </w:rPr>
       <w:tblPr/>
@@ -8081,6 +8473,7 @@
         <w:spacing w:after="0" w:before="0" w:line="240" w:lineRule="auto"/>
       </w:pPr>
       <w:rPr>
+        <w:rFonts w:eastAsia="黑体"/>
         <w:b/>
         <w:bCs/>
         <w:color w:themeColor="background1" w:val="FFFFFF"/>
@@ -8103,6 +8496,7 @@
         <w:spacing w:after="0" w:before="0" w:line="240" w:lineRule="auto"/>
       </w:pPr>
       <w:rPr>
+        <w:rFonts w:eastAsia="黑体"/>
         <w:color w:val="auto"/>
       </w:rPr>
       <w:tblPr/>
@@ -8120,6 +8514,7 @@
     </w:tblStylePr>
     <w:tblStylePr w:type="firstCol">
       <w:rPr>
+        <w:rFonts w:eastAsia="黑体"/>
         <w:b/>
         <w:bCs/>
         <w:color w:themeColor="background1" w:val="FFFFFF"/>
@@ -8139,6 +8534,7 @@
     </w:tblStylePr>
     <w:tblStylePr w:type="lastCol">
       <w:rPr>
+        <w:rFonts w:eastAsia="黑体"/>
         <w:b/>
         <w:bCs/>
         <w:color w:themeColor="background1" w:val="FFFFFF"/>
@@ -8187,6 +8583,7 @@
     </w:tblStylePr>
     <w:tblStylePr w:type="nwCell">
       <w:rPr>
+        <w:rFonts w:eastAsia="黑体"/>
         <w:color w:themeColor="background1" w:val="FFFFFF"/>
       </w:rPr>
       <w:tblPr/>
@@ -8230,6 +8627,7 @@
         <w:spacing w:after="0" w:before="0" w:line="240" w:lineRule="auto"/>
       </w:pPr>
       <w:rPr>
+        <w:rFonts w:eastAsia="黑体"/>
         <w:b/>
         <w:bCs/>
         <w:color w:themeColor="background1" w:val="FFFFFF"/>
@@ -8252,6 +8650,7 @@
         <w:spacing w:after="0" w:before="0" w:line="240" w:lineRule="auto"/>
       </w:pPr>
       <w:rPr>
+        <w:rFonts w:eastAsia="黑体"/>
         <w:color w:val="auto"/>
       </w:rPr>
       <w:tblPr/>
@@ -8269,6 +8668,7 @@
     </w:tblStylePr>
     <w:tblStylePr w:type="firstCol">
       <w:rPr>
+        <w:rFonts w:eastAsia="黑体"/>
         <w:b/>
         <w:bCs/>
         <w:color w:themeColor="background1" w:val="FFFFFF"/>
@@ -8288,6 +8688,7 @@
     </w:tblStylePr>
     <w:tblStylePr w:type="lastCol">
       <w:rPr>
+        <w:rFonts w:eastAsia="黑体"/>
         <w:b/>
         <w:bCs/>
         <w:color w:themeColor="background1" w:val="FFFFFF"/>
@@ -8336,6 +8737,7 @@
     </w:tblStylePr>
     <w:tblStylePr w:type="nwCell">
       <w:rPr>
+        <w:rFonts w:eastAsia="黑体"/>
         <w:color w:themeColor="background1" w:val="FFFFFF"/>
       </w:rPr>
       <w:tblPr/>
@@ -8379,6 +8781,7 @@
         <w:spacing w:after="0" w:before="0" w:line="240" w:lineRule="auto"/>
       </w:pPr>
       <w:rPr>
+        <w:rFonts w:eastAsia="黑体"/>
         <w:b/>
         <w:bCs/>
         <w:color w:themeColor="background1" w:val="FFFFFF"/>
@@ -8401,6 +8804,7 @@
         <w:spacing w:after="0" w:before="0" w:line="240" w:lineRule="auto"/>
       </w:pPr>
       <w:rPr>
+        <w:rFonts w:eastAsia="黑体"/>
         <w:color w:val="auto"/>
       </w:rPr>
       <w:tblPr/>
@@ -8418,6 +8822,7 @@
     </w:tblStylePr>
     <w:tblStylePr w:type="firstCol">
       <w:rPr>
+        <w:rFonts w:eastAsia="黑体"/>
         <w:b/>
         <w:bCs/>
         <w:color w:themeColor="background1" w:val="FFFFFF"/>
@@ -8437,6 +8842,7 @@
     </w:tblStylePr>
     <w:tblStylePr w:type="lastCol">
       <w:rPr>
+        <w:rFonts w:eastAsia="黑体"/>
         <w:b/>
         <w:bCs/>
         <w:color w:themeColor="background1" w:val="FFFFFF"/>
@@ -8485,6 +8891,7 @@
     </w:tblStylePr>
     <w:tblStylePr w:type="nwCell">
       <w:rPr>
+        <w:rFonts w:eastAsia="黑体"/>
         <w:color w:themeColor="background1" w:val="FFFFFF"/>
       </w:rPr>
       <w:tblPr/>
@@ -8528,6 +8935,7 @@
         <w:spacing w:after="0" w:before="0" w:line="240" w:lineRule="auto"/>
       </w:pPr>
       <w:rPr>
+        <w:rFonts w:eastAsia="黑体"/>
         <w:b/>
         <w:bCs/>
         <w:color w:themeColor="background1" w:val="FFFFFF"/>
@@ -8550,6 +8958,7 @@
         <w:spacing w:after="0" w:before="0" w:line="240" w:lineRule="auto"/>
       </w:pPr>
       <w:rPr>
+        <w:rFonts w:eastAsia="黑体"/>
         <w:color w:val="auto"/>
       </w:rPr>
       <w:tblPr/>
@@ -8567,6 +8976,7 @@
     </w:tblStylePr>
     <w:tblStylePr w:type="firstCol">
       <w:rPr>
+        <w:rFonts w:eastAsia="黑体"/>
         <w:b/>
         <w:bCs/>
         <w:color w:themeColor="background1" w:val="FFFFFF"/>
@@ -8586,6 +8996,7 @@
     </w:tblStylePr>
     <w:tblStylePr w:type="lastCol">
       <w:rPr>
+        <w:rFonts w:eastAsia="黑体"/>
         <w:b/>
         <w:bCs/>
         <w:color w:themeColor="background1" w:val="FFFFFF"/>
@@ -8634,6 +9045,7 @@
     </w:tblStylePr>
     <w:tblStylePr w:type="nwCell">
       <w:rPr>
+        <w:rFonts w:eastAsia="黑体"/>
         <w:color w:themeColor="background1" w:val="FFFFFF"/>
       </w:rPr>
       <w:tblPr/>
@@ -8677,6 +9089,7 @@
         <w:spacing w:after="0" w:before="0" w:line="240" w:lineRule="auto"/>
       </w:pPr>
       <w:rPr>
+        <w:rFonts w:eastAsia="黑体"/>
         <w:b/>
         <w:bCs/>
         <w:color w:themeColor="background1" w:val="FFFFFF"/>
@@ -8699,6 +9112,7 @@
         <w:spacing w:after="0" w:before="0" w:line="240" w:lineRule="auto"/>
       </w:pPr>
       <w:rPr>
+        <w:rFonts w:eastAsia="黑体"/>
         <w:color w:val="auto"/>
       </w:rPr>
       <w:tblPr/>
@@ -8716,6 +9130,7 @@
     </w:tblStylePr>
     <w:tblStylePr w:type="firstCol">
       <w:rPr>
+        <w:rFonts w:eastAsia="黑体"/>
         <w:b/>
         <w:bCs/>
         <w:color w:themeColor="background1" w:val="FFFFFF"/>
@@ -8735,6 +9150,7 @@
     </w:tblStylePr>
     <w:tblStylePr w:type="lastCol">
       <w:rPr>
+        <w:rFonts w:eastAsia="黑体"/>
         <w:b/>
         <w:bCs/>
         <w:color w:themeColor="background1" w:val="FFFFFF"/>
@@ -8783,6 +9199,7 @@
     </w:tblStylePr>
     <w:tblStylePr w:type="nwCell">
       <w:rPr>
+        <w:rFonts w:eastAsia="黑体"/>
         <w:color w:themeColor="background1" w:val="FFFFFF"/>
       </w:rPr>
       <w:tblPr/>
@@ -8826,6 +9243,7 @@
         <w:spacing w:after="0" w:before="0" w:line="240" w:lineRule="auto"/>
       </w:pPr>
       <w:rPr>
+        <w:rFonts w:eastAsia="黑体"/>
         <w:b/>
         <w:bCs/>
         <w:color w:themeColor="background1" w:val="FFFFFF"/>
@@ -8848,6 +9266,7 @@
         <w:spacing w:after="0" w:before="0" w:line="240" w:lineRule="auto"/>
       </w:pPr>
       <w:rPr>
+        <w:rFonts w:eastAsia="黑体"/>
         <w:color w:val="auto"/>
       </w:rPr>
       <w:tblPr/>
@@ -8865,6 +9284,7 @@
     </w:tblStylePr>
     <w:tblStylePr w:type="firstCol">
       <w:rPr>
+        <w:rFonts w:eastAsia="黑体"/>
         <w:b/>
         <w:bCs/>
         <w:color w:themeColor="background1" w:val="FFFFFF"/>
@@ -8884,6 +9304,7 @@
     </w:tblStylePr>
     <w:tblStylePr w:type="lastCol">
       <w:rPr>
+        <w:rFonts w:eastAsia="黑体"/>
         <w:b/>
         <w:bCs/>
         <w:color w:themeColor="background1" w:val="FFFFFF"/>
@@ -8932,6 +9353,7 @@
     </w:tblStylePr>
     <w:tblStylePr w:type="nwCell">
       <w:rPr>
+        <w:rFonts w:eastAsia="黑体"/>
         <w:color w:themeColor="background1" w:val="FFFFFF"/>
       </w:rPr>
       <w:tblPr/>
@@ -8956,6 +9378,7 @@
       <w:spacing w:after="0" w:line="240" w:lineRule="auto"/>
     </w:pPr>
     <w:rPr>
+      <w:rFonts w:eastAsia="黑体"/>
       <w:color w:themeColor="text1" w:val="000000"/>
     </w:rPr>
     <w:tblPr>
@@ -8975,7 +9398,7 @@
     </w:tblPr>
     <w:tblStylePr w:type="firstRow">
       <w:rPr>
-        <w:rFonts w:asciiTheme="majorHAnsi" w:cstheme="majorBidi" w:eastAsiaTheme="majorEastAsia" w:hAnsiTheme="majorHAnsi"/>
+        <w:rFonts w:asciiTheme="majorHAnsi" w:cstheme="majorBidi" w:hAnsiTheme="majorHAnsi" w:eastAsia="黑体"/>
       </w:rPr>
       <w:tblPr/>
       <w:tcPr>
@@ -8987,6 +9410,7 @@
     </w:tblStylePr>
     <w:tblStylePr w:type="lastRow">
       <w:rPr>
+        <w:rFonts w:eastAsia="黑体"/>
         <w:b/>
         <w:bCs/>
         <w:color w:themeColor="text2" w:val="1F497D"/>
@@ -9001,12 +9425,14 @@
     </w:tblStylePr>
     <w:tblStylePr w:type="firstCol">
       <w:rPr>
+        <w:rFonts w:eastAsia="黑体"/>
         <w:b/>
         <w:bCs/>
       </w:rPr>
     </w:tblStylePr>
     <w:tblStylePr w:type="lastCol">
       <w:rPr>
+        <w:rFonts w:eastAsia="黑体"/>
         <w:b/>
         <w:bCs/>
       </w:rPr>
@@ -9040,6 +9466,7 @@
       <w:spacing w:after="0" w:line="240" w:lineRule="auto"/>
     </w:pPr>
     <w:rPr>
+      <w:rFonts w:eastAsia="黑体"/>
       <w:color w:themeColor="text1" w:val="000000"/>
     </w:rPr>
     <w:tblPr>
@@ -9059,7 +9486,7 @@
     </w:tblPr>
     <w:tblStylePr w:type="firstRow">
       <w:rPr>
-        <w:rFonts w:asciiTheme="majorHAnsi" w:cstheme="majorBidi" w:eastAsiaTheme="majorEastAsia" w:hAnsiTheme="majorHAnsi"/>
+        <w:rFonts w:asciiTheme="majorHAnsi" w:cstheme="majorBidi" w:hAnsiTheme="majorHAnsi" w:eastAsia="黑体"/>
       </w:rPr>
       <w:tblPr/>
       <w:tcPr>
@@ -9071,6 +9498,7 @@
     </w:tblStylePr>
     <w:tblStylePr w:type="lastRow">
       <w:rPr>
+        <w:rFonts w:eastAsia="黑体"/>
         <w:b/>
         <w:bCs/>
         <w:color w:themeColor="text2" w:val="1F497D"/>
@@ -9085,12 +9513,14 @@
     </w:tblStylePr>
     <w:tblStylePr w:type="firstCol">
       <w:rPr>
+        <w:rFonts w:eastAsia="黑体"/>
         <w:b/>
         <w:bCs/>
       </w:rPr>
     </w:tblStylePr>
     <w:tblStylePr w:type="lastCol">
       <w:rPr>
+        <w:rFonts w:eastAsia="黑体"/>
         <w:b/>
         <w:bCs/>
       </w:rPr>
@@ -9124,6 +9554,7 @@
       <w:spacing w:after="0" w:line="240" w:lineRule="auto"/>
     </w:pPr>
     <w:rPr>
+      <w:rFonts w:eastAsia="黑体"/>
       <w:color w:themeColor="text1" w:val="000000"/>
     </w:rPr>
     <w:tblPr>
@@ -9143,7 +9574,7 @@
     </w:tblPr>
     <w:tblStylePr w:type="firstRow">
       <w:rPr>
-        <w:rFonts w:asciiTheme="majorHAnsi" w:cstheme="majorBidi" w:eastAsiaTheme="majorEastAsia" w:hAnsiTheme="majorHAnsi"/>
+        <w:rFonts w:asciiTheme="majorHAnsi" w:cstheme="majorBidi" w:hAnsiTheme="majorHAnsi" w:eastAsia="黑体"/>
       </w:rPr>
       <w:tblPr/>
       <w:tcPr>
@@ -9155,6 +9586,7 @@
     </w:tblStylePr>
     <w:tblStylePr w:type="lastRow">
       <w:rPr>
+        <w:rFonts w:eastAsia="黑体"/>
         <w:b/>
         <w:bCs/>
         <w:color w:themeColor="text2" w:val="1F497D"/>
@@ -9169,12 +9601,14 @@
     </w:tblStylePr>
     <w:tblStylePr w:type="firstCol">
       <w:rPr>
+        <w:rFonts w:eastAsia="黑体"/>
         <w:b/>
         <w:bCs/>
       </w:rPr>
     </w:tblStylePr>
     <w:tblStylePr w:type="lastCol">
       <w:rPr>
+        <w:rFonts w:eastAsia="黑体"/>
         <w:b/>
         <w:bCs/>
       </w:rPr>
@@ -9208,6 +9642,7 @@
       <w:spacing w:after="0" w:line="240" w:lineRule="auto"/>
     </w:pPr>
     <w:rPr>
+      <w:rFonts w:eastAsia="黑体"/>
       <w:color w:themeColor="text1" w:val="000000"/>
     </w:rPr>
     <w:tblPr>
@@ -9227,7 +9662,7 @@
     </w:tblPr>
     <w:tblStylePr w:type="firstRow">
       <w:rPr>
-        <w:rFonts w:asciiTheme="majorHAnsi" w:cstheme="majorBidi" w:eastAsiaTheme="majorEastAsia" w:hAnsiTheme="majorHAnsi"/>
+        <w:rFonts w:asciiTheme="majorHAnsi" w:cstheme="majorBidi" w:hAnsiTheme="majorHAnsi" w:eastAsia="黑体"/>
       </w:rPr>
       <w:tblPr/>
       <w:tcPr>
@@ -9239,6 +9674,7 @@
     </w:tblStylePr>
     <w:tblStylePr w:type="lastRow">
       <w:rPr>
+        <w:rFonts w:eastAsia="黑体"/>
         <w:b/>
         <w:bCs/>
         <w:color w:themeColor="text2" w:val="1F497D"/>
@@ -9253,12 +9689,14 @@
     </w:tblStylePr>
     <w:tblStylePr w:type="firstCol">
       <w:rPr>
+        <w:rFonts w:eastAsia="黑体"/>
         <w:b/>
         <w:bCs/>
       </w:rPr>
     </w:tblStylePr>
     <w:tblStylePr w:type="lastCol">
       <w:rPr>
+        <w:rFonts w:eastAsia="黑体"/>
         <w:b/>
         <w:bCs/>
       </w:rPr>
@@ -9292,6 +9730,7 @@
       <w:spacing w:after="0" w:line="240" w:lineRule="auto"/>
     </w:pPr>
     <w:rPr>
+      <w:rFonts w:eastAsia="黑体"/>
       <w:color w:themeColor="text1" w:val="000000"/>
     </w:rPr>
     <w:tblPr>
@@ -9311,7 +9750,7 @@
     </w:tblPr>
     <w:tblStylePr w:type="firstRow">
       <w:rPr>
-        <w:rFonts w:asciiTheme="majorHAnsi" w:cstheme="majorBidi" w:eastAsiaTheme="majorEastAsia" w:hAnsiTheme="majorHAnsi"/>
+        <w:rFonts w:asciiTheme="majorHAnsi" w:cstheme="majorBidi" w:hAnsiTheme="majorHAnsi" w:eastAsia="黑体"/>
       </w:rPr>
       <w:tblPr/>
       <w:tcPr>
@@ -9323,6 +9762,7 @@
     </w:tblStylePr>
     <w:tblStylePr w:type="lastRow">
       <w:rPr>
+        <w:rFonts w:eastAsia="黑体"/>
         <w:b/>
         <w:bCs/>
         <w:color w:themeColor="text2" w:val="1F497D"/>
@@ -9337,12 +9777,14 @@
     </w:tblStylePr>
     <w:tblStylePr w:type="firstCol">
       <w:rPr>
+        <w:rFonts w:eastAsia="黑体"/>
         <w:b/>
         <w:bCs/>
       </w:rPr>
     </w:tblStylePr>
     <w:tblStylePr w:type="lastCol">
       <w:rPr>
+        <w:rFonts w:eastAsia="黑体"/>
         <w:b/>
         <w:bCs/>
       </w:rPr>
@@ -9376,6 +9818,7 @@
       <w:spacing w:after="0" w:line="240" w:lineRule="auto"/>
     </w:pPr>
     <w:rPr>
+      <w:rFonts w:eastAsia="黑体"/>
       <w:color w:themeColor="text1" w:val="000000"/>
     </w:rPr>
     <w:tblPr>
@@ -9395,7 +9838,7 @@
     </w:tblPr>
     <w:tblStylePr w:type="firstRow">
       <w:rPr>
-        <w:rFonts w:asciiTheme="majorHAnsi" w:cstheme="majorBidi" w:eastAsiaTheme="majorEastAsia" w:hAnsiTheme="majorHAnsi"/>
+        <w:rFonts w:asciiTheme="majorHAnsi" w:cstheme="majorBidi" w:hAnsiTheme="majorHAnsi" w:eastAsia="黑体"/>
       </w:rPr>
       <w:tblPr/>
       <w:tcPr>
@@ -9407,6 +9850,7 @@
     </w:tblStylePr>
     <w:tblStylePr w:type="lastRow">
       <w:rPr>
+        <w:rFonts w:eastAsia="黑体"/>
         <w:b/>
         <w:bCs/>
         <w:color w:themeColor="text2" w:val="1F497D"/>
@@ -9421,12 +9865,14 @@
     </w:tblStylePr>
     <w:tblStylePr w:type="firstCol">
       <w:rPr>
+        <w:rFonts w:eastAsia="黑体"/>
         <w:b/>
         <w:bCs/>
       </w:rPr>
     </w:tblStylePr>
     <w:tblStylePr w:type="lastCol">
       <w:rPr>
+        <w:rFonts w:eastAsia="黑体"/>
         <w:b/>
         <w:bCs/>
       </w:rPr>
@@ -9460,6 +9906,7 @@
       <w:spacing w:after="0" w:line="240" w:lineRule="auto"/>
     </w:pPr>
     <w:rPr>
+      <w:rFonts w:eastAsia="黑体"/>
       <w:color w:themeColor="text1" w:val="000000"/>
     </w:rPr>
     <w:tblPr>
@@ -9479,7 +9926,7 @@
     </w:tblPr>
     <w:tblStylePr w:type="firstRow">
       <w:rPr>
-        <w:rFonts w:asciiTheme="majorHAnsi" w:cstheme="majorBidi" w:eastAsiaTheme="majorEastAsia" w:hAnsiTheme="majorHAnsi"/>
+        <w:rFonts w:asciiTheme="majorHAnsi" w:cstheme="majorBidi" w:hAnsiTheme="majorHAnsi" w:eastAsia="黑体"/>
       </w:rPr>
       <w:tblPr/>
       <w:tcPr>
@@ -9491,6 +9938,7 @@
     </w:tblStylePr>
     <w:tblStylePr w:type="lastRow">
       <w:rPr>
+        <w:rFonts w:eastAsia="黑体"/>
         <w:b/>
         <w:bCs/>
         <w:color w:themeColor="text2" w:val="1F497D"/>
@@ -9505,12 +9953,14 @@
     </w:tblStylePr>
     <w:tblStylePr w:type="firstCol">
       <w:rPr>
+        <w:rFonts w:eastAsia="黑体"/>
         <w:b/>
         <w:bCs/>
       </w:rPr>
     </w:tblStylePr>
     <w:tblStylePr w:type="lastCol">
       <w:rPr>
+        <w:rFonts w:eastAsia="黑体"/>
         <w:b/>
         <w:bCs/>
       </w:rPr>
@@ -9544,7 +9994,7 @@
       <w:spacing w:after="0" w:line="240" w:lineRule="auto"/>
     </w:pPr>
     <w:rPr>
-      <w:rFonts w:asciiTheme="majorHAnsi" w:cstheme="majorBidi" w:eastAsiaTheme="majorEastAsia" w:hAnsiTheme="majorHAnsi"/>
+      <w:rFonts w:asciiTheme="majorHAnsi" w:cstheme="majorBidi" w:hAnsiTheme="majorHAnsi" w:eastAsia="黑体"/>
       <w:color w:themeColor="text1" w:val="000000"/>
     </w:rPr>
     <w:tblPr>
@@ -9566,6 +10016,7 @@
     </w:tblPr>
     <w:tblStylePr w:type="firstRow">
       <w:rPr>
+        <w:rFonts w:eastAsia="黑体"/>
         <w:sz w:val="24"/>
         <w:szCs w:val="24"/>
       </w:rPr>
@@ -9672,7 +10123,7 @@
       <w:spacing w:after="0" w:line="240" w:lineRule="auto"/>
     </w:pPr>
     <w:rPr>
-      <w:rFonts w:asciiTheme="majorHAnsi" w:cstheme="majorBidi" w:eastAsiaTheme="majorEastAsia" w:hAnsiTheme="majorHAnsi"/>
+      <w:rFonts w:asciiTheme="majorHAnsi" w:cstheme="majorBidi" w:hAnsiTheme="majorHAnsi" w:eastAsia="黑体"/>
       <w:color w:themeColor="text1" w:val="000000"/>
     </w:rPr>
     <w:tblPr>
@@ -9694,6 +10145,7 @@
     </w:tblPr>
     <w:tblStylePr w:type="firstRow">
       <w:rPr>
+        <w:rFonts w:eastAsia="黑体"/>
         <w:sz w:val="24"/>
         <w:szCs w:val="24"/>
       </w:rPr>
@@ -9800,7 +10252,7 @@
       <w:spacing w:after="0" w:line="240" w:lineRule="auto"/>
     </w:pPr>
     <w:rPr>
-      <w:rFonts w:asciiTheme="majorHAnsi" w:cstheme="majorBidi" w:eastAsiaTheme="majorEastAsia" w:hAnsiTheme="majorHAnsi"/>
+      <w:rFonts w:asciiTheme="majorHAnsi" w:cstheme="majorBidi" w:hAnsiTheme="majorHAnsi" w:eastAsia="黑体"/>
       <w:color w:themeColor="text1" w:val="000000"/>
     </w:rPr>
     <w:tblPr>
@@ -9822,6 +10274,7 @@
     </w:tblPr>
     <w:tblStylePr w:type="firstRow">
       <w:rPr>
+        <w:rFonts w:eastAsia="黑体"/>
         <w:sz w:val="24"/>
         <w:szCs w:val="24"/>
       </w:rPr>
@@ -9928,7 +10381,7 @@
       <w:spacing w:after="0" w:line="240" w:lineRule="auto"/>
     </w:pPr>
     <w:rPr>
-      <w:rFonts w:asciiTheme="majorHAnsi" w:cstheme="majorBidi" w:eastAsiaTheme="majorEastAsia" w:hAnsiTheme="majorHAnsi"/>
+      <w:rFonts w:asciiTheme="majorHAnsi" w:cstheme="majorBidi" w:hAnsiTheme="majorHAnsi" w:eastAsia="黑体"/>
       <w:color w:themeColor="text1" w:val="000000"/>
     </w:rPr>
     <w:tblPr>
@@ -9950,6 +10403,7 @@
     </w:tblPr>
     <w:tblStylePr w:type="firstRow">
       <w:rPr>
+        <w:rFonts w:eastAsia="黑体"/>
         <w:sz w:val="24"/>
         <w:szCs w:val="24"/>
       </w:rPr>
@@ -10056,7 +10510,7 @@
       <w:spacing w:after="0" w:line="240" w:lineRule="auto"/>
     </w:pPr>
     <w:rPr>
-      <w:rFonts w:asciiTheme="majorHAnsi" w:cstheme="majorBidi" w:eastAsiaTheme="majorEastAsia" w:hAnsiTheme="majorHAnsi"/>
+      <w:rFonts w:asciiTheme="majorHAnsi" w:cstheme="majorBidi" w:hAnsiTheme="majorHAnsi" w:eastAsia="黑体"/>
       <w:color w:themeColor="text1" w:val="000000"/>
     </w:rPr>
     <w:tblPr>
@@ -10078,6 +10532,7 @@
     </w:tblPr>
     <w:tblStylePr w:type="firstRow">
       <w:rPr>
+        <w:rFonts w:eastAsia="黑体"/>
         <w:sz w:val="24"/>
         <w:szCs w:val="24"/>
       </w:rPr>
@@ -10184,7 +10639,7 @@
       <w:spacing w:after="0" w:line="240" w:lineRule="auto"/>
     </w:pPr>
     <w:rPr>
-      <w:rFonts w:asciiTheme="majorHAnsi" w:cstheme="majorBidi" w:eastAsiaTheme="majorEastAsia" w:hAnsiTheme="majorHAnsi"/>
+      <w:rFonts w:asciiTheme="majorHAnsi" w:cstheme="majorBidi" w:hAnsiTheme="majorHAnsi" w:eastAsia="黑体"/>
       <w:color w:themeColor="text1" w:val="000000"/>
     </w:rPr>
     <w:tblPr>
@@ -10206,6 +10661,7 @@
     </w:tblPr>
     <w:tblStylePr w:type="firstRow">
       <w:rPr>
+        <w:rFonts w:eastAsia="黑体"/>
         <w:sz w:val="24"/>
         <w:szCs w:val="24"/>
       </w:rPr>
@@ -10312,7 +10768,7 @@
       <w:spacing w:after="0" w:line="240" w:lineRule="auto"/>
     </w:pPr>
     <w:rPr>
-      <w:rFonts w:asciiTheme="majorHAnsi" w:cstheme="majorBidi" w:eastAsiaTheme="majorEastAsia" w:hAnsiTheme="majorHAnsi"/>
+      <w:rFonts w:asciiTheme="majorHAnsi" w:cstheme="majorBidi" w:hAnsiTheme="majorHAnsi" w:eastAsia="黑体"/>
       <w:color w:themeColor="text1" w:val="000000"/>
     </w:rPr>
     <w:tblPr>
@@ -10334,6 +10790,7 @@
     </w:tblPr>
     <w:tblStylePr w:type="firstRow">
       <w:rPr>
+        <w:rFonts w:eastAsia="黑体"/>
         <w:sz w:val="24"/>
         <w:szCs w:val="24"/>
       </w:rPr>
@@ -10463,12 +10920,14 @@
     </w:tcPr>
     <w:tblStylePr w:type="firstRow">
       <w:rPr>
+        <w:rFonts w:eastAsia="黑体"/>
         <w:b/>
         <w:bCs/>
       </w:rPr>
     </w:tblStylePr>
     <w:tblStylePr w:type="lastRow">
       <w:rPr>
+        <w:rFonts w:eastAsia="黑体"/>
         <w:b/>
         <w:bCs/>
       </w:rPr>
@@ -10481,12 +10940,14 @@
     </w:tblStylePr>
     <w:tblStylePr w:type="firstCol">
       <w:rPr>
+        <w:rFonts w:eastAsia="黑体"/>
         <w:b/>
         <w:bCs/>
       </w:rPr>
     </w:tblStylePr>
     <w:tblStylePr w:type="lastCol">
       <w:rPr>
+        <w:rFonts w:eastAsia="黑体"/>
         <w:b/>
         <w:bCs/>
       </w:rPr>
@@ -10536,12 +10997,14 @@
     </w:tcPr>
     <w:tblStylePr w:type="firstRow">
       <w:rPr>
+        <w:rFonts w:eastAsia="黑体"/>
         <w:b/>
         <w:bCs/>
       </w:rPr>
     </w:tblStylePr>
     <w:tblStylePr w:type="lastRow">
       <w:rPr>
+        <w:rFonts w:eastAsia="黑体"/>
         <w:b/>
         <w:bCs/>
       </w:rPr>
@@ -10554,12 +11017,14 @@
     </w:tblStylePr>
     <w:tblStylePr w:type="firstCol">
       <w:rPr>
+        <w:rFonts w:eastAsia="黑体"/>
         <w:b/>
         <w:bCs/>
       </w:rPr>
     </w:tblStylePr>
     <w:tblStylePr w:type="lastCol">
       <w:rPr>
+        <w:rFonts w:eastAsia="黑体"/>
         <w:b/>
         <w:bCs/>
       </w:rPr>
@@ -10609,12 +11074,14 @@
     </w:tcPr>
     <w:tblStylePr w:type="firstRow">
       <w:rPr>
+        <w:rFonts w:eastAsia="黑体"/>
         <w:b/>
         <w:bCs/>
       </w:rPr>
     </w:tblStylePr>
     <w:tblStylePr w:type="lastRow">
       <w:rPr>
+        <w:rFonts w:eastAsia="黑体"/>
         <w:b/>
         <w:bCs/>
       </w:rPr>
@@ -10627,12 +11094,14 @@
     </w:tblStylePr>
     <w:tblStylePr w:type="firstCol">
       <w:rPr>
+        <w:rFonts w:eastAsia="黑体"/>
         <w:b/>
         <w:bCs/>
       </w:rPr>
     </w:tblStylePr>
     <w:tblStylePr w:type="lastCol">
       <w:rPr>
+        <w:rFonts w:eastAsia="黑体"/>
         <w:b/>
         <w:bCs/>
       </w:rPr>
@@ -10682,12 +11151,14 @@
     </w:tcPr>
     <w:tblStylePr w:type="firstRow">
       <w:rPr>
+        <w:rFonts w:eastAsia="黑体"/>
         <w:b/>
         <w:bCs/>
       </w:rPr>
     </w:tblStylePr>
     <w:tblStylePr w:type="lastRow">
       <w:rPr>
+        <w:rFonts w:eastAsia="黑体"/>
         <w:b/>
         <w:bCs/>
       </w:rPr>
@@ -10700,12 +11171,14 @@
     </w:tblStylePr>
     <w:tblStylePr w:type="firstCol">
       <w:rPr>
+        <w:rFonts w:eastAsia="黑体"/>
         <w:b/>
         <w:bCs/>
       </w:rPr>
     </w:tblStylePr>
     <w:tblStylePr w:type="lastCol">
       <w:rPr>
+        <w:rFonts w:eastAsia="黑体"/>
         <w:b/>
         <w:bCs/>
       </w:rPr>
@@ -10755,12 +11228,14 @@
     </w:tcPr>
     <w:tblStylePr w:type="firstRow">
       <w:rPr>
+        <w:rFonts w:eastAsia="黑体"/>
         <w:b/>
         <w:bCs/>
       </w:rPr>
     </w:tblStylePr>
     <w:tblStylePr w:type="lastRow">
       <w:rPr>
+        <w:rFonts w:eastAsia="黑体"/>
         <w:b/>
         <w:bCs/>
       </w:rPr>
@@ -10773,12 +11248,14 @@
     </w:tblStylePr>
     <w:tblStylePr w:type="firstCol">
       <w:rPr>
+        <w:rFonts w:eastAsia="黑体"/>
         <w:b/>
         <w:bCs/>
       </w:rPr>
     </w:tblStylePr>
     <w:tblStylePr w:type="lastCol">
       <w:rPr>
+        <w:rFonts w:eastAsia="黑体"/>
         <w:b/>
         <w:bCs/>
       </w:rPr>
@@ -10828,12 +11305,14 @@
     </w:tcPr>
     <w:tblStylePr w:type="firstRow">
       <w:rPr>
+        <w:rFonts w:eastAsia="黑体"/>
         <w:b/>
         <w:bCs/>
       </w:rPr>
     </w:tblStylePr>
     <w:tblStylePr w:type="lastRow">
       <w:rPr>
+        <w:rFonts w:eastAsia="黑体"/>
         <w:b/>
         <w:bCs/>
       </w:rPr>
@@ -10846,12 +11325,14 @@
     </w:tblStylePr>
     <w:tblStylePr w:type="firstCol">
       <w:rPr>
+        <w:rFonts w:eastAsia="黑体"/>
         <w:b/>
         <w:bCs/>
       </w:rPr>
     </w:tblStylePr>
     <w:tblStylePr w:type="lastCol">
       <w:rPr>
+        <w:rFonts w:eastAsia="黑体"/>
         <w:b/>
         <w:bCs/>
       </w:rPr>
@@ -10901,12 +11382,14 @@
     </w:tcPr>
     <w:tblStylePr w:type="firstRow">
       <w:rPr>
+        <w:rFonts w:eastAsia="黑体"/>
         <w:b/>
         <w:bCs/>
       </w:rPr>
     </w:tblStylePr>
     <w:tblStylePr w:type="lastRow">
       <w:rPr>
+        <w:rFonts w:eastAsia="黑体"/>
         <w:b/>
         <w:bCs/>
       </w:rPr>
@@ -10919,12 +11402,14 @@
     </w:tblStylePr>
     <w:tblStylePr w:type="firstCol">
       <w:rPr>
+        <w:rFonts w:eastAsia="黑体"/>
         <w:b/>
         <w:bCs/>
       </w:rPr>
     </w:tblStylePr>
     <w:tblStylePr w:type="lastCol">
       <w:rPr>
+        <w:rFonts w:eastAsia="黑体"/>
         <w:b/>
         <w:bCs/>
       </w:rPr>
@@ -10951,7 +11436,7 @@
       <w:spacing w:after="0" w:line="240" w:lineRule="auto"/>
     </w:pPr>
     <w:rPr>
-      <w:rFonts w:asciiTheme="majorHAnsi" w:cstheme="majorBidi" w:eastAsiaTheme="majorEastAsia" w:hAnsiTheme="majorHAnsi"/>
+      <w:rFonts w:asciiTheme="majorHAnsi" w:cstheme="majorBidi" w:hAnsiTheme="majorHAnsi" w:eastAsia="黑体"/>
       <w:color w:themeColor="text1" w:val="000000"/>
     </w:rPr>
     <w:tblPr>
@@ -10978,6 +11463,7 @@
     </w:tcPr>
     <w:tblStylePr w:type="firstRow">
       <w:rPr>
+        <w:rFonts w:eastAsia="黑体"/>
         <w:b/>
         <w:bCs/>
         <w:color w:themeColor="text1" w:val="000000"/>
@@ -10989,6 +11475,7 @@
     </w:tblStylePr>
     <w:tblStylePr w:type="lastRow">
       <w:rPr>
+        <w:rFonts w:eastAsia="黑体"/>
         <w:b/>
         <w:bCs/>
         <w:color w:themeColor="text1" w:val="000000"/>
@@ -11008,6 +11495,7 @@
     </w:tblStylePr>
     <w:tblStylePr w:type="firstCol">
       <w:rPr>
+        <w:rFonts w:eastAsia="黑体"/>
         <w:b/>
         <w:bCs/>
         <w:color w:themeColor="text1" w:val="000000"/>
@@ -11027,6 +11515,7 @@
     </w:tblStylePr>
     <w:tblStylePr w:type="lastCol">
       <w:rPr>
+        <w:rFonts w:eastAsia="黑体"/>
         <w:b w:val="0"/>
         <w:bCs w:val="0"/>
         <w:color w:themeColor="text1" w:val="000000"/>
@@ -11076,7 +11565,7 @@
       <w:spacing w:after="0" w:line="240" w:lineRule="auto"/>
     </w:pPr>
     <w:rPr>
-      <w:rFonts w:asciiTheme="majorHAnsi" w:cstheme="majorBidi" w:eastAsiaTheme="majorEastAsia" w:hAnsiTheme="majorHAnsi"/>
+      <w:rFonts w:asciiTheme="majorHAnsi" w:cstheme="majorBidi" w:hAnsiTheme="majorHAnsi" w:eastAsia="黑体"/>
       <w:color w:themeColor="text1" w:val="000000"/>
     </w:rPr>
     <w:tblPr>
@@ -11103,6 +11592,7 @@
     </w:tcPr>
     <w:tblStylePr w:type="firstRow">
       <w:rPr>
+        <w:rFonts w:eastAsia="黑体"/>
         <w:b/>
         <w:bCs/>
         <w:color w:themeColor="text1" w:val="000000"/>
@@ -11114,6 +11604,7 @@
     </w:tblStylePr>
     <w:tblStylePr w:type="lastRow">
       <w:rPr>
+        <w:rFonts w:eastAsia="黑体"/>
         <w:b/>
         <w:bCs/>
         <w:color w:themeColor="text1" w:val="000000"/>
@@ -11133,6 +11624,7 @@
     </w:tblStylePr>
     <w:tblStylePr w:type="firstCol">
       <w:rPr>
+        <w:rFonts w:eastAsia="黑体"/>
         <w:b/>
         <w:bCs/>
         <w:color w:themeColor="text1" w:val="000000"/>
@@ -11152,6 +11644,7 @@
     </w:tblStylePr>
     <w:tblStylePr w:type="lastCol">
       <w:rPr>
+        <w:rFonts w:eastAsia="黑体"/>
         <w:b w:val="0"/>
         <w:bCs w:val="0"/>
         <w:color w:themeColor="text1" w:val="000000"/>
@@ -11201,7 +11694,7 @@
       <w:spacing w:after="0" w:line="240" w:lineRule="auto"/>
     </w:pPr>
     <w:rPr>
-      <w:rFonts w:asciiTheme="majorHAnsi" w:cstheme="majorBidi" w:eastAsiaTheme="majorEastAsia" w:hAnsiTheme="majorHAnsi"/>
+      <w:rFonts w:asciiTheme="majorHAnsi" w:cstheme="majorBidi" w:hAnsiTheme="majorHAnsi" w:eastAsia="黑体"/>
       <w:color w:themeColor="text1" w:val="000000"/>
     </w:rPr>
     <w:tblPr>
@@ -11228,6 +11721,7 @@
     </w:tcPr>
     <w:tblStylePr w:type="firstRow">
       <w:rPr>
+        <w:rFonts w:eastAsia="黑体"/>
         <w:b/>
         <w:bCs/>
         <w:color w:themeColor="text1" w:val="000000"/>
@@ -11239,6 +11733,7 @@
     </w:tblStylePr>
     <w:tblStylePr w:type="lastRow">
       <w:rPr>
+        <w:rFonts w:eastAsia="黑体"/>
         <w:b/>
         <w:bCs/>
         <w:color w:themeColor="text1" w:val="000000"/>
@@ -11258,6 +11753,7 @@
     </w:tblStylePr>
     <w:tblStylePr w:type="firstCol">
       <w:rPr>
+        <w:rFonts w:eastAsia="黑体"/>
         <w:b/>
         <w:bCs/>
         <w:color w:themeColor="text1" w:val="000000"/>
@@ -11277,6 +11773,7 @@
     </w:tblStylePr>
     <w:tblStylePr w:type="lastCol">
       <w:rPr>
+        <w:rFonts w:eastAsia="黑体"/>
         <w:b w:val="0"/>
         <w:bCs w:val="0"/>
         <w:color w:themeColor="text1" w:val="000000"/>
@@ -11326,7 +11823,7 @@
       <w:spacing w:after="0" w:line="240" w:lineRule="auto"/>
     </w:pPr>
     <w:rPr>
-      <w:rFonts w:asciiTheme="majorHAnsi" w:cstheme="majorBidi" w:eastAsiaTheme="majorEastAsia" w:hAnsiTheme="majorHAnsi"/>
+      <w:rFonts w:asciiTheme="majorHAnsi" w:cstheme="majorBidi" w:hAnsiTheme="majorHAnsi" w:eastAsia="黑体"/>
       <w:color w:themeColor="text1" w:val="000000"/>
     </w:rPr>
     <w:tblPr>
@@ -11353,6 +11850,7 @@
     </w:tcPr>
     <w:tblStylePr w:type="firstRow">
       <w:rPr>
+        <w:rFonts w:eastAsia="黑体"/>
         <w:b/>
         <w:bCs/>
         <w:color w:themeColor="text1" w:val="000000"/>
@@ -11364,6 +11862,7 @@
     </w:tblStylePr>
     <w:tblStylePr w:type="lastRow">
       <w:rPr>
+        <w:rFonts w:eastAsia="黑体"/>
         <w:b/>
         <w:bCs/>
         <w:color w:themeColor="text1" w:val="000000"/>
@@ -11383,6 +11882,7 @@
     </w:tblStylePr>
     <w:tblStylePr w:type="firstCol">
       <w:rPr>
+        <w:rFonts w:eastAsia="黑体"/>
         <w:b/>
         <w:bCs/>
         <w:color w:themeColor="text1" w:val="000000"/>
@@ -11402,6 +11902,7 @@
     </w:tblStylePr>
     <w:tblStylePr w:type="lastCol">
       <w:rPr>
+        <w:rFonts w:eastAsia="黑体"/>
         <w:b w:val="0"/>
         <w:bCs w:val="0"/>
         <w:color w:themeColor="text1" w:val="000000"/>
@@ -11451,7 +11952,7 @@
       <w:spacing w:after="0" w:line="240" w:lineRule="auto"/>
     </w:pPr>
     <w:rPr>
-      <w:rFonts w:asciiTheme="majorHAnsi" w:cstheme="majorBidi" w:eastAsiaTheme="majorEastAsia" w:hAnsiTheme="majorHAnsi"/>
+      <w:rFonts w:asciiTheme="majorHAnsi" w:cstheme="majorBidi" w:hAnsiTheme="majorHAnsi" w:eastAsia="黑体"/>
       <w:color w:themeColor="text1" w:val="000000"/>
     </w:rPr>
     <w:tblPr>
@@ -11478,6 +11979,7 @@
     </w:tcPr>
     <w:tblStylePr w:type="firstRow">
       <w:rPr>
+        <w:rFonts w:eastAsia="黑体"/>
         <w:b/>
         <w:bCs/>
         <w:color w:themeColor="text1" w:val="000000"/>
@@ -11489,6 +11991,7 @@
     </w:tblStylePr>
     <w:tblStylePr w:type="lastRow">
       <w:rPr>
+        <w:rFonts w:eastAsia="黑体"/>
         <w:b/>
         <w:bCs/>
         <w:color w:themeColor="text1" w:val="000000"/>
@@ -11508,6 +12011,7 @@
     </w:tblStylePr>
     <w:tblStylePr w:type="firstCol">
       <w:rPr>
+        <w:rFonts w:eastAsia="黑体"/>
         <w:b/>
         <w:bCs/>
         <w:color w:themeColor="text1" w:val="000000"/>
@@ -11527,6 +12031,7 @@
     </w:tblStylePr>
     <w:tblStylePr w:type="lastCol">
       <w:rPr>
+        <w:rFonts w:eastAsia="黑体"/>
         <w:b w:val="0"/>
         <w:bCs w:val="0"/>
         <w:color w:themeColor="text1" w:val="000000"/>
@@ -11576,7 +12081,7 @@
       <w:spacing w:after="0" w:line="240" w:lineRule="auto"/>
     </w:pPr>
     <w:rPr>
-      <w:rFonts w:asciiTheme="majorHAnsi" w:cstheme="majorBidi" w:eastAsiaTheme="majorEastAsia" w:hAnsiTheme="majorHAnsi"/>
+      <w:rFonts w:asciiTheme="majorHAnsi" w:cstheme="majorBidi" w:hAnsiTheme="majorHAnsi" w:eastAsia="黑体"/>
       <w:color w:themeColor="text1" w:val="000000"/>
     </w:rPr>
     <w:tblPr>
@@ -11603,6 +12108,7 @@
     </w:tcPr>
     <w:tblStylePr w:type="firstRow">
       <w:rPr>
+        <w:rFonts w:eastAsia="黑体"/>
         <w:b/>
         <w:bCs/>
         <w:color w:themeColor="text1" w:val="000000"/>
@@ -11614,6 +12120,7 @@
     </w:tblStylePr>
     <w:tblStylePr w:type="lastRow">
       <w:rPr>
+        <w:rFonts w:eastAsia="黑体"/>
         <w:b/>
         <w:bCs/>
         <w:color w:themeColor="text1" w:val="000000"/>
@@ -11633,6 +12140,7 @@
     </w:tblStylePr>
     <w:tblStylePr w:type="firstCol">
       <w:rPr>
+        <w:rFonts w:eastAsia="黑体"/>
         <w:b/>
         <w:bCs/>
         <w:color w:themeColor="text1" w:val="000000"/>
@@ -11652,6 +12160,7 @@
     </w:tblStylePr>
     <w:tblStylePr w:type="lastCol">
       <w:rPr>
+        <w:rFonts w:eastAsia="黑体"/>
         <w:b w:val="0"/>
         <w:bCs w:val="0"/>
         <w:color w:themeColor="text1" w:val="000000"/>
@@ -11701,7 +12210,7 @@
       <w:spacing w:after="0" w:line="240" w:lineRule="auto"/>
     </w:pPr>
     <w:rPr>
-      <w:rFonts w:asciiTheme="majorHAnsi" w:cstheme="majorBidi" w:eastAsiaTheme="majorEastAsia" w:hAnsiTheme="majorHAnsi"/>
+      <w:rFonts w:asciiTheme="majorHAnsi" w:cstheme="majorBidi" w:hAnsiTheme="majorHAnsi" w:eastAsia="黑体"/>
       <w:color w:themeColor="text1" w:val="000000"/>
     </w:rPr>
     <w:tblPr>
@@ -11728,6 +12237,7 @@
     </w:tcPr>
     <w:tblStylePr w:type="firstRow">
       <w:rPr>
+        <w:rFonts w:eastAsia="黑体"/>
         <w:b/>
         <w:bCs/>
         <w:color w:themeColor="text1" w:val="000000"/>
@@ -11739,6 +12249,7 @@
     </w:tblStylePr>
     <w:tblStylePr w:type="lastRow">
       <w:rPr>
+        <w:rFonts w:eastAsia="黑体"/>
         <w:b/>
         <w:bCs/>
         <w:color w:themeColor="text1" w:val="000000"/>
@@ -11758,6 +12269,7 @@
     </w:tblStylePr>
     <w:tblStylePr w:type="firstCol">
       <w:rPr>
+        <w:rFonts w:eastAsia="黑体"/>
         <w:b/>
         <w:bCs/>
         <w:color w:themeColor="text1" w:val="000000"/>
@@ -11777,6 +12289,7 @@
     </w:tblStylePr>
     <w:tblStylePr w:type="lastCol">
       <w:rPr>
+        <w:rFonts w:eastAsia="黑体"/>
         <w:b w:val="0"/>
         <w:bCs w:val="0"/>
         <w:color w:themeColor="text1" w:val="000000"/>
@@ -11849,6 +12362,7 @@
     </w:tcPr>
     <w:tblStylePr w:type="firstRow">
       <w:rPr>
+        <w:rFonts w:eastAsia="黑体"/>
         <w:b/>
         <w:bCs/>
         <w:i w:val="0"/>
@@ -11870,6 +12384,7 @@
     </w:tblStylePr>
     <w:tblStylePr w:type="lastRow">
       <w:rPr>
+        <w:rFonts w:eastAsia="黑体"/>
         <w:b/>
         <w:bCs/>
         <w:i w:val="0"/>
@@ -11891,6 +12406,7 @@
     </w:tblStylePr>
     <w:tblStylePr w:type="firstCol">
       <w:rPr>
+        <w:rFonts w:eastAsia="黑体"/>
         <w:b/>
         <w:bCs/>
         <w:i w:val="0"/>
@@ -11910,6 +12426,7 @@
     </w:tblStylePr>
     <w:tblStylePr w:type="lastCol">
       <w:rPr>
+        <w:rFonts w:eastAsia="黑体"/>
         <w:b/>
         <w:bCs/>
         <w:i w:val="0"/>
@@ -11990,6 +12507,7 @@
     </w:tcPr>
     <w:tblStylePr w:type="firstRow">
       <w:rPr>
+        <w:rFonts w:eastAsia="黑体"/>
         <w:b/>
         <w:bCs/>
         <w:i w:val="0"/>
@@ -12011,6 +12529,7 @@
     </w:tblStylePr>
     <w:tblStylePr w:type="lastRow">
       <w:rPr>
+        <w:rFonts w:eastAsia="黑体"/>
         <w:b/>
         <w:bCs/>
         <w:i w:val="0"/>
@@ -12032,6 +12551,7 @@
     </w:tblStylePr>
     <w:tblStylePr w:type="firstCol">
       <w:rPr>
+        <w:rFonts w:eastAsia="黑体"/>
         <w:b/>
         <w:bCs/>
         <w:i w:val="0"/>
@@ -12051,6 +12571,7 @@
     </w:tblStylePr>
     <w:tblStylePr w:type="lastCol">
       <w:rPr>
+        <w:rFonts w:eastAsia="黑体"/>
         <w:b/>
         <w:bCs/>
         <w:i w:val="0"/>
@@ -12131,6 +12652,7 @@
     </w:tcPr>
     <w:tblStylePr w:type="firstRow">
       <w:rPr>
+        <w:rFonts w:eastAsia="黑体"/>
         <w:b/>
         <w:bCs/>
         <w:i w:val="0"/>
@@ -12152,6 +12674,7 @@
     </w:tblStylePr>
     <w:tblStylePr w:type="lastRow">
       <w:rPr>
+        <w:rFonts w:eastAsia="黑体"/>
         <w:b/>
         <w:bCs/>
         <w:i w:val="0"/>
@@ -12173,6 +12696,7 @@
     </w:tblStylePr>
     <w:tblStylePr w:type="firstCol">
       <w:rPr>
+        <w:rFonts w:eastAsia="黑体"/>
         <w:b/>
         <w:bCs/>
         <w:i w:val="0"/>
@@ -12192,6 +12716,7 @@
     </w:tblStylePr>
     <w:tblStylePr w:type="lastCol">
       <w:rPr>
+        <w:rFonts w:eastAsia="黑体"/>
         <w:b/>
         <w:bCs/>
         <w:i w:val="0"/>
@@ -12272,6 +12797,7 @@
     </w:tcPr>
     <w:tblStylePr w:type="firstRow">
       <w:rPr>
+        <w:rFonts w:eastAsia="黑体"/>
         <w:b/>
         <w:bCs/>
         <w:i w:val="0"/>
@@ -12293,6 +12819,7 @@
     </w:tblStylePr>
     <w:tblStylePr w:type="lastRow">
       <w:rPr>
+        <w:rFonts w:eastAsia="黑体"/>
         <w:b/>
         <w:bCs/>
         <w:i w:val="0"/>
@@ -12314,6 +12841,7 @@
     </w:tblStylePr>
     <w:tblStylePr w:type="firstCol">
       <w:rPr>
+        <w:rFonts w:eastAsia="黑体"/>
         <w:b/>
         <w:bCs/>
         <w:i w:val="0"/>
@@ -12333,6 +12861,7 @@
     </w:tblStylePr>
     <w:tblStylePr w:type="lastCol">
       <w:rPr>
+        <w:rFonts w:eastAsia="黑体"/>
         <w:b/>
         <w:bCs/>
         <w:i w:val="0"/>
@@ -12413,6 +12942,7 @@
     </w:tcPr>
     <w:tblStylePr w:type="firstRow">
       <w:rPr>
+        <w:rFonts w:eastAsia="黑体"/>
         <w:b/>
         <w:bCs/>
         <w:i w:val="0"/>
@@ -12434,6 +12964,7 @@
     </w:tblStylePr>
     <w:tblStylePr w:type="lastRow">
       <w:rPr>
+        <w:rFonts w:eastAsia="黑体"/>
         <w:b/>
         <w:bCs/>
         <w:i w:val="0"/>
@@ -12455,6 +12986,7 @@
     </w:tblStylePr>
     <w:tblStylePr w:type="firstCol">
       <w:rPr>
+        <w:rFonts w:eastAsia="黑体"/>
         <w:b/>
         <w:bCs/>
         <w:i w:val="0"/>
@@ -12474,6 +13006,7 @@
     </w:tblStylePr>
     <w:tblStylePr w:type="lastCol">
       <w:rPr>
+        <w:rFonts w:eastAsia="黑体"/>
         <w:b/>
         <w:bCs/>
         <w:i w:val="0"/>
@@ -12554,6 +13087,7 @@
     </w:tcPr>
     <w:tblStylePr w:type="firstRow">
       <w:rPr>
+        <w:rFonts w:eastAsia="黑体"/>
         <w:b/>
         <w:bCs/>
         <w:i w:val="0"/>
@@ -12575,6 +13109,7 @@
     </w:tblStylePr>
     <w:tblStylePr w:type="lastRow">
       <w:rPr>
+        <w:rFonts w:eastAsia="黑体"/>
         <w:b/>
         <w:bCs/>
         <w:i w:val="0"/>
@@ -12596,6 +13131,7 @@
     </w:tblStylePr>
     <w:tblStylePr w:type="firstCol">
       <w:rPr>
+        <w:rFonts w:eastAsia="黑体"/>
         <w:b/>
         <w:bCs/>
         <w:i w:val="0"/>
@@ -12615,6 +13151,7 @@
     </w:tblStylePr>
     <w:tblStylePr w:type="lastCol">
       <w:rPr>
+        <w:rFonts w:eastAsia="黑体"/>
         <w:b/>
         <w:bCs/>
         <w:i w:val="0"/>
@@ -12695,6 +13232,7 @@
     </w:tcPr>
     <w:tblStylePr w:type="firstRow">
       <w:rPr>
+        <w:rFonts w:eastAsia="黑体"/>
         <w:b/>
         <w:bCs/>
         <w:i w:val="0"/>
@@ -12716,6 +13254,7 @@
     </w:tblStylePr>
     <w:tblStylePr w:type="lastRow">
       <w:rPr>
+        <w:rFonts w:eastAsia="黑体"/>
         <w:b/>
         <w:bCs/>
         <w:i w:val="0"/>
@@ -12737,6 +13276,7 @@
     </w:tblStylePr>
     <w:tblStylePr w:type="firstCol">
       <w:rPr>
+        <w:rFonts w:eastAsia="黑体"/>
         <w:b/>
         <w:bCs/>
         <w:i w:val="0"/>
@@ -12756,6 +13296,7 @@
     </w:tblStylePr>
     <w:tblStylePr w:type="lastCol">
       <w:rPr>
+        <w:rFonts w:eastAsia="黑体"/>
         <w:b/>
         <w:bCs/>
         <w:i w:val="0"/>
@@ -12813,6 +13354,7 @@
       <w:spacing w:after="0" w:line="240" w:lineRule="auto"/>
     </w:pPr>
     <w:rPr>
+      <w:rFonts w:eastAsia="黑体"/>
       <w:color w:themeColor="background1" w:val="FFFFFF"/>
     </w:rPr>
     <w:tblPr>
@@ -12831,6 +13373,7 @@
     </w:tcPr>
     <w:tblStylePr w:type="firstRow">
       <w:rPr>
+        <w:rFonts w:eastAsia="黑体"/>
         <w:b/>
         <w:bCs/>
       </w:rPr>
@@ -12927,6 +13470,7 @@
       <w:spacing w:after="0" w:line="240" w:lineRule="auto"/>
     </w:pPr>
     <w:rPr>
+      <w:rFonts w:eastAsia="黑体"/>
       <w:color w:themeColor="background1" w:val="FFFFFF"/>
     </w:rPr>
     <w:tblPr>
@@ -12945,6 +13489,7 @@
     </w:tcPr>
     <w:tblStylePr w:type="firstRow">
       <w:rPr>
+        <w:rFonts w:eastAsia="黑体"/>
         <w:b/>
         <w:bCs/>
       </w:rPr>
@@ -13041,6 +13586,7 @@
       <w:spacing w:after="0" w:line="240" w:lineRule="auto"/>
     </w:pPr>
     <w:rPr>
+      <w:rFonts w:eastAsia="黑体"/>
       <w:color w:themeColor="background1" w:val="FFFFFF"/>
     </w:rPr>
     <w:tblPr>
@@ -13059,6 +13605,7 @@
     </w:tcPr>
     <w:tblStylePr w:type="firstRow">
       <w:rPr>
+        <w:rFonts w:eastAsia="黑体"/>
         <w:b/>
         <w:bCs/>
       </w:rPr>
@@ -13155,6 +13702,7 @@
       <w:spacing w:after="0" w:line="240" w:lineRule="auto"/>
     </w:pPr>
     <w:rPr>
+      <w:rFonts w:eastAsia="黑体"/>
       <w:color w:themeColor="background1" w:val="FFFFFF"/>
     </w:rPr>
     <w:tblPr>
@@ -13173,6 +13721,7 @@
     </w:tcPr>
     <w:tblStylePr w:type="firstRow">
       <w:rPr>
+        <w:rFonts w:eastAsia="黑体"/>
         <w:b/>
         <w:bCs/>
       </w:rPr>
@@ -13269,6 +13818,7 @@
       <w:spacing w:after="0" w:line="240" w:lineRule="auto"/>
     </w:pPr>
     <w:rPr>
+      <w:rFonts w:eastAsia="黑体"/>
       <w:color w:themeColor="background1" w:val="FFFFFF"/>
     </w:rPr>
     <w:tblPr>
@@ -13287,6 +13837,7 @@
     </w:tcPr>
     <w:tblStylePr w:type="firstRow">
       <w:rPr>
+        <w:rFonts w:eastAsia="黑体"/>
         <w:b/>
         <w:bCs/>
       </w:rPr>
@@ -13383,6 +13934,7 @@
       <w:spacing w:after="0" w:line="240" w:lineRule="auto"/>
     </w:pPr>
     <w:rPr>
+      <w:rFonts w:eastAsia="黑体"/>
       <w:color w:themeColor="background1" w:val="FFFFFF"/>
     </w:rPr>
     <w:tblPr>
@@ -13401,6 +13953,7 @@
     </w:tcPr>
     <w:tblStylePr w:type="firstRow">
       <w:rPr>
+        <w:rFonts w:eastAsia="黑体"/>
         <w:b/>
         <w:bCs/>
       </w:rPr>
@@ -13497,6 +14050,7 @@
       <w:spacing w:after="0" w:line="240" w:lineRule="auto"/>
     </w:pPr>
     <w:rPr>
+      <w:rFonts w:eastAsia="黑体"/>
       <w:color w:themeColor="background1" w:val="FFFFFF"/>
     </w:rPr>
     <w:tblPr>
@@ -13515,6 +14069,7 @@
     </w:tcPr>
     <w:tblStylePr w:type="firstRow">
       <w:rPr>
+        <w:rFonts w:eastAsia="黑体"/>
         <w:b/>
         <w:bCs/>
       </w:rPr>
@@ -13611,6 +14166,7 @@
       <w:spacing w:after="0" w:line="240" w:lineRule="auto"/>
     </w:pPr>
     <w:rPr>
+      <w:rFonts w:eastAsia="黑体"/>
       <w:color w:themeColor="text1" w:val="000000"/>
     </w:rPr>
     <w:tblPr>
@@ -13637,6 +14193,7 @@
     </w:tcPr>
     <w:tblStylePr w:type="firstRow">
       <w:rPr>
+        <w:rFonts w:eastAsia="黑体"/>
         <w:b/>
         <w:bCs/>
       </w:rPr>
@@ -13655,6 +14212,7 @@
     </w:tblStylePr>
     <w:tblStylePr w:type="lastRow">
       <w:rPr>
+        <w:rFonts w:eastAsia="黑体"/>
         <w:b/>
         <w:bCs/>
         <w:color w:themeColor="background1" w:val="FFFFFF"/>
@@ -13669,6 +14227,7 @@
     </w:tblStylePr>
     <w:tblStylePr w:type="firstCol">
       <w:rPr>
+        <w:rFonts w:eastAsia="黑体"/>
         <w:color w:themeColor="background1" w:val="FFFFFF"/>
       </w:rPr>
       <w:tblPr/>
@@ -13686,6 +14245,7 @@
     </w:tblStylePr>
     <w:tblStylePr w:type="lastCol">
       <w:rPr>
+        <w:rFonts w:eastAsia="黑体"/>
         <w:color w:themeColor="background1" w:val="FFFFFF"/>
       </w:rPr>
       <w:tblPr/>
@@ -13715,11 +14275,13 @@
     </w:tblStylePr>
     <w:tblStylePr w:type="neCell">
       <w:rPr>
+        <w:rFonts w:eastAsia="黑体"/>
         <w:color w:themeColor="text1" w:val="000000"/>
       </w:rPr>
     </w:tblStylePr>
     <w:tblStylePr w:type="nwCell">
       <w:rPr>
+        <w:rFonts w:eastAsia="黑体"/>
         <w:color w:themeColor="text1" w:val="000000"/>
       </w:rPr>
     </w:tblStylePr>
@@ -13733,6 +14295,7 @@
       <w:spacing w:after="0" w:line="240" w:lineRule="auto"/>
     </w:pPr>
     <w:rPr>
+      <w:rFonts w:eastAsia="黑体"/>
       <w:color w:themeColor="text1" w:val="000000"/>
     </w:rPr>
     <w:tblPr>
@@ -13759,6 +14322,7 @@
     </w:tcPr>
     <w:tblStylePr w:type="firstRow">
       <w:rPr>
+        <w:rFonts w:eastAsia="黑体"/>
         <w:b/>
         <w:bCs/>
       </w:rPr>
@@ -13777,6 +14341,7 @@
     </w:tblStylePr>
     <w:tblStylePr w:type="lastRow">
       <w:rPr>
+        <w:rFonts w:eastAsia="黑体"/>
         <w:b/>
         <w:bCs/>
         <w:color w:themeColor="background1" w:val="FFFFFF"/>
@@ -13791,6 +14356,7 @@
     </w:tblStylePr>
     <w:tblStylePr w:type="firstCol">
       <w:rPr>
+        <w:rFonts w:eastAsia="黑体"/>
         <w:color w:themeColor="background1" w:val="FFFFFF"/>
       </w:rPr>
       <w:tblPr/>
@@ -13808,6 +14374,7 @@
     </w:tblStylePr>
     <w:tblStylePr w:type="lastCol">
       <w:rPr>
+        <w:rFonts w:eastAsia="黑体"/>
         <w:color w:themeColor="background1" w:val="FFFFFF"/>
       </w:rPr>
       <w:tblPr/>
@@ -13837,11 +14404,13 @@
     </w:tblStylePr>
     <w:tblStylePr w:type="neCell">
       <w:rPr>
+        <w:rFonts w:eastAsia="黑体"/>
         <w:color w:themeColor="text1" w:val="000000"/>
       </w:rPr>
     </w:tblStylePr>
     <w:tblStylePr w:type="nwCell">
       <w:rPr>
+        <w:rFonts w:eastAsia="黑体"/>
         <w:color w:themeColor="text1" w:val="000000"/>
       </w:rPr>
     </w:tblStylePr>
@@ -13855,6 +14424,7 @@
       <w:spacing w:after="0" w:line="240" w:lineRule="auto"/>
     </w:pPr>
     <w:rPr>
+      <w:rFonts w:eastAsia="黑体"/>
       <w:color w:themeColor="text1" w:val="000000"/>
     </w:rPr>
     <w:tblPr>
@@ -13881,6 +14451,7 @@
     </w:tcPr>
     <w:tblStylePr w:type="firstRow">
       <w:rPr>
+        <w:rFonts w:eastAsia="黑体"/>
         <w:b/>
         <w:bCs/>
       </w:rPr>
@@ -13899,6 +14470,7 @@
     </w:tblStylePr>
     <w:tblStylePr w:type="lastRow">
       <w:rPr>
+        <w:rFonts w:eastAsia="黑体"/>
         <w:b/>
         <w:bCs/>
         <w:color w:themeColor="background1" w:val="FFFFFF"/>
@@ -13913,6 +14485,7 @@
     </w:tblStylePr>
     <w:tblStylePr w:type="firstCol">
       <w:rPr>
+        <w:rFonts w:eastAsia="黑体"/>
         <w:color w:themeColor="background1" w:val="FFFFFF"/>
       </w:rPr>
       <w:tblPr/>
@@ -13930,6 +14503,7 @@
     </w:tblStylePr>
     <w:tblStylePr w:type="lastCol">
       <w:rPr>
+        <w:rFonts w:eastAsia="黑体"/>
         <w:color w:themeColor="background1" w:val="FFFFFF"/>
       </w:rPr>
       <w:tblPr/>
@@ -13959,11 +14533,13 @@
     </w:tblStylePr>
     <w:tblStylePr w:type="neCell">
       <w:rPr>
+        <w:rFonts w:eastAsia="黑体"/>
         <w:color w:themeColor="text1" w:val="000000"/>
       </w:rPr>
     </w:tblStylePr>
     <w:tblStylePr w:type="nwCell">
       <w:rPr>
+        <w:rFonts w:eastAsia="黑体"/>
         <w:color w:themeColor="text1" w:val="000000"/>
       </w:rPr>
     </w:tblStylePr>
@@ -13977,6 +14553,7 @@
       <w:spacing w:after="0" w:line="240" w:lineRule="auto"/>
     </w:pPr>
     <w:rPr>
+      <w:rFonts w:eastAsia="黑体"/>
       <w:color w:themeColor="text1" w:val="000000"/>
     </w:rPr>
     <w:tblPr>
@@ -14003,6 +14580,7 @@
     </w:tcPr>
     <w:tblStylePr w:type="firstRow">
       <w:rPr>
+        <w:rFonts w:eastAsia="黑体"/>
         <w:b/>
         <w:bCs/>
       </w:rPr>
@@ -14021,6 +14599,7 @@
     </w:tblStylePr>
     <w:tblStylePr w:type="lastRow">
       <w:rPr>
+        <w:rFonts w:eastAsia="黑体"/>
         <w:b/>
         <w:bCs/>
         <w:color w:themeColor="background1" w:val="FFFFFF"/>
@@ -14035,6 +14614,7 @@
     </w:tblStylePr>
     <w:tblStylePr w:type="firstCol">
       <w:rPr>
+        <w:rFonts w:eastAsia="黑体"/>
         <w:color w:themeColor="background1" w:val="FFFFFF"/>
       </w:rPr>
       <w:tblPr/>
@@ -14052,6 +14632,7 @@
     </w:tblStylePr>
     <w:tblStylePr w:type="lastCol">
       <w:rPr>
+        <w:rFonts w:eastAsia="黑体"/>
         <w:color w:themeColor="background1" w:val="FFFFFF"/>
       </w:rPr>
       <w:tblPr/>
@@ -14089,6 +14670,7 @@
       <w:spacing w:after="0" w:line="240" w:lineRule="auto"/>
     </w:pPr>
     <w:rPr>
+      <w:rFonts w:eastAsia="黑体"/>
       <w:color w:themeColor="text1" w:val="000000"/>
     </w:rPr>
     <w:tblPr>
@@ -14115,6 +14697,7 @@
     </w:tcPr>
     <w:tblStylePr w:type="firstRow">
       <w:rPr>
+        <w:rFonts w:eastAsia="黑体"/>
         <w:b/>
         <w:bCs/>
       </w:rPr>
@@ -14133,6 +14716,7 @@
     </w:tblStylePr>
     <w:tblStylePr w:type="lastRow">
       <w:rPr>
+        <w:rFonts w:eastAsia="黑体"/>
         <w:b/>
         <w:bCs/>
         <w:color w:themeColor="background1" w:val="FFFFFF"/>
@@ -14147,6 +14731,7 @@
     </w:tblStylePr>
     <w:tblStylePr w:type="firstCol">
       <w:rPr>
+        <w:rFonts w:eastAsia="黑体"/>
         <w:color w:themeColor="background1" w:val="FFFFFF"/>
       </w:rPr>
       <w:tblPr/>
@@ -14164,6 +14749,7 @@
     </w:tblStylePr>
     <w:tblStylePr w:type="lastCol">
       <w:rPr>
+        <w:rFonts w:eastAsia="黑体"/>
         <w:color w:themeColor="background1" w:val="FFFFFF"/>
       </w:rPr>
       <w:tblPr/>
@@ -14193,11 +14779,13 @@
     </w:tblStylePr>
     <w:tblStylePr w:type="neCell">
       <w:rPr>
+        <w:rFonts w:eastAsia="黑体"/>
         <w:color w:themeColor="text1" w:val="000000"/>
       </w:rPr>
     </w:tblStylePr>
     <w:tblStylePr w:type="nwCell">
       <w:rPr>
+        <w:rFonts w:eastAsia="黑体"/>
         <w:color w:themeColor="text1" w:val="000000"/>
       </w:rPr>
     </w:tblStylePr>
@@ -14211,6 +14799,7 @@
       <w:spacing w:after="0" w:line="240" w:lineRule="auto"/>
     </w:pPr>
     <w:rPr>
+      <w:rFonts w:eastAsia="黑体"/>
       <w:color w:themeColor="text1" w:val="000000"/>
     </w:rPr>
     <w:tblPr>
@@ -14237,6 +14826,7 @@
     </w:tcPr>
     <w:tblStylePr w:type="firstRow">
       <w:rPr>
+        <w:rFonts w:eastAsia="黑体"/>
         <w:b/>
         <w:bCs/>
       </w:rPr>
@@ -14255,6 +14845,7 @@
     </w:tblStylePr>
     <w:tblStylePr w:type="lastRow">
       <w:rPr>
+        <w:rFonts w:eastAsia="黑体"/>
         <w:b/>
         <w:bCs/>
         <w:color w:themeColor="background1" w:val="FFFFFF"/>
@@ -14269,6 +14860,7 @@
     </w:tblStylePr>
     <w:tblStylePr w:type="firstCol">
       <w:rPr>
+        <w:rFonts w:eastAsia="黑体"/>
         <w:color w:themeColor="background1" w:val="FFFFFF"/>
       </w:rPr>
       <w:tblPr/>
@@ -14286,6 +14878,7 @@
     </w:tblStylePr>
     <w:tblStylePr w:type="lastCol">
       <w:rPr>
+        <w:rFonts w:eastAsia="黑体"/>
         <w:color w:themeColor="background1" w:val="FFFFFF"/>
       </w:rPr>
       <w:tblPr/>
@@ -14315,11 +14908,13 @@
     </w:tblStylePr>
     <w:tblStylePr w:type="neCell">
       <w:rPr>
+        <w:rFonts w:eastAsia="黑体"/>
         <w:color w:themeColor="text1" w:val="000000"/>
       </w:rPr>
     </w:tblStylePr>
     <w:tblStylePr w:type="nwCell">
       <w:rPr>
+        <w:rFonts w:eastAsia="黑体"/>
         <w:color w:themeColor="text1" w:val="000000"/>
       </w:rPr>
     </w:tblStylePr>
@@ -14333,6 +14928,7 @@
       <w:spacing w:after="0" w:line="240" w:lineRule="auto"/>
     </w:pPr>
     <w:rPr>
+      <w:rFonts w:eastAsia="黑体"/>
       <w:color w:themeColor="text1" w:val="000000"/>
     </w:rPr>
     <w:tblPr>
@@ -14359,6 +14955,7 @@
     </w:tcPr>
     <w:tblStylePr w:type="firstRow">
       <w:rPr>
+        <w:rFonts w:eastAsia="黑体"/>
         <w:b/>
         <w:bCs/>
       </w:rPr>
@@ -14377,6 +14974,7 @@
     </w:tblStylePr>
     <w:tblStylePr w:type="lastRow">
       <w:rPr>
+        <w:rFonts w:eastAsia="黑体"/>
         <w:b/>
         <w:bCs/>
         <w:color w:themeColor="background1" w:val="FFFFFF"/>
@@ -14391,6 +14989,7 @@
     </w:tblStylePr>
     <w:tblStylePr w:type="firstCol">
       <w:rPr>
+        <w:rFonts w:eastAsia="黑体"/>
         <w:color w:themeColor="background1" w:val="FFFFFF"/>
       </w:rPr>
       <w:tblPr/>
@@ -14408,6 +15007,7 @@
     </w:tblStylePr>
     <w:tblStylePr w:type="lastCol">
       <w:rPr>
+        <w:rFonts w:eastAsia="黑体"/>
         <w:color w:themeColor="background1" w:val="FFFFFF"/>
       </w:rPr>
       <w:tblPr/>
@@ -14437,11 +15037,13 @@
     </w:tblStylePr>
     <w:tblStylePr w:type="neCell">
       <w:rPr>
+        <w:rFonts w:eastAsia="黑体"/>
         <w:color w:themeColor="text1" w:val="000000"/>
       </w:rPr>
     </w:tblStylePr>
     <w:tblStylePr w:type="nwCell">
       <w:rPr>
+        <w:rFonts w:eastAsia="黑体"/>
         <w:color w:themeColor="text1" w:val="000000"/>
       </w:rPr>
     </w:tblStylePr>
@@ -14455,6 +15057,7 @@
       <w:spacing w:after="0" w:line="240" w:lineRule="auto"/>
     </w:pPr>
     <w:rPr>
+      <w:rFonts w:eastAsia="黑体"/>
       <w:color w:themeColor="text1" w:val="000000"/>
     </w:rPr>
     <w:tblPr>
@@ -14473,6 +15076,7 @@
     </w:tcPr>
     <w:tblStylePr w:type="firstRow">
       <w:rPr>
+        <w:rFonts w:eastAsia="黑体"/>
         <w:b/>
         <w:bCs/>
         <w:color w:themeColor="background1" w:val="FFFFFF"/>
@@ -14487,6 +15091,7 @@
     </w:tblStylePr>
     <w:tblStylePr w:type="lastRow">
       <w:rPr>
+        <w:rFonts w:eastAsia="黑体"/>
         <w:b/>
         <w:bCs/>
         <w:color w:themeColor="accent2" w:themeShade="CC" w:val="9E3A38"/>
@@ -14501,12 +15106,14 @@
     </w:tblStylePr>
     <w:tblStylePr w:type="firstCol">
       <w:rPr>
+        <w:rFonts w:eastAsia="黑体"/>
         <w:b/>
         <w:bCs/>
       </w:rPr>
     </w:tblStylePr>
     <w:tblStylePr w:type="lastCol">
       <w:rPr>
+        <w:rFonts w:eastAsia="黑体"/>
         <w:b/>
         <w:bCs/>
       </w:rPr>
@@ -14541,6 +15148,7 @@
       <w:spacing w:after="0" w:line="240" w:lineRule="auto"/>
     </w:pPr>
     <w:rPr>
+      <w:rFonts w:eastAsia="黑体"/>
       <w:color w:themeColor="text1" w:val="000000"/>
     </w:rPr>
     <w:tblPr>
@@ -14559,6 +15167,7 @@
     </w:tcPr>
     <w:tblStylePr w:type="firstRow">
       <w:rPr>
+        <w:rFonts w:eastAsia="黑体"/>
         <w:b/>
         <w:bCs/>
         <w:color w:themeColor="background1" w:val="FFFFFF"/>
@@ -14573,6 +15182,7 @@
     </w:tblStylePr>
     <w:tblStylePr w:type="lastRow">
       <w:rPr>
+        <w:rFonts w:eastAsia="黑体"/>
         <w:b/>
         <w:bCs/>
         <w:color w:themeColor="accent2" w:themeShade="CC" w:val="9E3A38"/>
@@ -14587,12 +15197,14 @@
     </w:tblStylePr>
     <w:tblStylePr w:type="firstCol">
       <w:rPr>
+        <w:rFonts w:eastAsia="黑体"/>
         <w:b/>
         <w:bCs/>
       </w:rPr>
     </w:tblStylePr>
     <w:tblStylePr w:type="lastCol">
       <w:rPr>
+        <w:rFonts w:eastAsia="黑体"/>
         <w:b/>
         <w:bCs/>
       </w:rPr>
@@ -14627,6 +15239,7 @@
       <w:spacing w:after="0" w:line="240" w:lineRule="auto"/>
     </w:pPr>
     <w:rPr>
+      <w:rFonts w:eastAsia="黑体"/>
       <w:color w:themeColor="text1" w:val="000000"/>
     </w:rPr>
     <w:tblPr>
@@ -14645,6 +15258,7 @@
     </w:tcPr>
     <w:tblStylePr w:type="firstRow">
       <w:rPr>
+        <w:rFonts w:eastAsia="黑体"/>
         <w:b/>
         <w:bCs/>
         <w:color w:themeColor="background1" w:val="FFFFFF"/>
@@ -14659,6 +15273,7 @@
     </w:tblStylePr>
     <w:tblStylePr w:type="lastRow">
       <w:rPr>
+        <w:rFonts w:eastAsia="黑体"/>
         <w:b/>
         <w:bCs/>
         <w:color w:themeColor="accent2" w:themeShade="CC" w:val="9E3A38"/>
@@ -14673,12 +15288,14 @@
     </w:tblStylePr>
     <w:tblStylePr w:type="firstCol">
       <w:rPr>
+        <w:rFonts w:eastAsia="黑体"/>
         <w:b/>
         <w:bCs/>
       </w:rPr>
     </w:tblStylePr>
     <w:tblStylePr w:type="lastCol">
       <w:rPr>
+        <w:rFonts w:eastAsia="黑体"/>
         <w:b/>
         <w:bCs/>
       </w:rPr>
@@ -14713,6 +15330,7 @@
       <w:spacing w:after="0" w:line="240" w:lineRule="auto"/>
     </w:pPr>
     <w:rPr>
+      <w:rFonts w:eastAsia="黑体"/>
       <w:color w:themeColor="text1" w:val="000000"/>
     </w:rPr>
     <w:tblPr>
@@ -14731,6 +15349,7 @@
     </w:tcPr>
     <w:tblStylePr w:type="firstRow">
       <w:rPr>
+        <w:rFonts w:eastAsia="黑体"/>
         <w:b/>
         <w:bCs/>
         <w:color w:themeColor="background1" w:val="FFFFFF"/>
@@ -14745,6 +15364,7 @@
     </w:tblStylePr>
     <w:tblStylePr w:type="lastRow">
       <w:rPr>
+        <w:rFonts w:eastAsia="黑体"/>
         <w:b/>
         <w:bCs/>
         <w:color w:themeColor="accent4" w:themeShade="CC" w:val="664E82"/>
@@ -14759,12 +15379,14 @@
     </w:tblStylePr>
     <w:tblStylePr w:type="firstCol">
       <w:rPr>
+        <w:rFonts w:eastAsia="黑体"/>
         <w:b/>
         <w:bCs/>
       </w:rPr>
     </w:tblStylePr>
     <w:tblStylePr w:type="lastCol">
       <w:rPr>
+        <w:rFonts w:eastAsia="黑体"/>
         <w:b/>
         <w:bCs/>
       </w:rPr>
@@ -14799,6 +15421,7 @@
       <w:spacing w:after="0" w:line="240" w:lineRule="auto"/>
     </w:pPr>
     <w:rPr>
+      <w:rFonts w:eastAsia="黑体"/>
       <w:color w:themeColor="text1" w:val="000000"/>
     </w:rPr>
     <w:tblPr>
@@ -14817,6 +15440,7 @@
     </w:tcPr>
     <w:tblStylePr w:type="firstRow">
       <w:rPr>
+        <w:rFonts w:eastAsia="黑体"/>
         <w:b/>
         <w:bCs/>
         <w:color w:themeColor="background1" w:val="FFFFFF"/>
@@ -14831,6 +15455,7 @@
     </w:tblStylePr>
     <w:tblStylePr w:type="lastRow">
       <w:rPr>
+        <w:rFonts w:eastAsia="黑体"/>
         <w:b/>
         <w:bCs/>
         <w:color w:themeColor="accent3" w:themeShade="CC" w:val="7E9C40"/>
@@ -14845,12 +15470,14 @@
     </w:tblStylePr>
     <w:tblStylePr w:type="firstCol">
       <w:rPr>
+        <w:rFonts w:eastAsia="黑体"/>
         <w:b/>
         <w:bCs/>
       </w:rPr>
     </w:tblStylePr>
     <w:tblStylePr w:type="lastCol">
       <w:rPr>
+        <w:rFonts w:eastAsia="黑体"/>
         <w:b/>
         <w:bCs/>
       </w:rPr>
@@ -14885,6 +15512,7 @@
       <w:spacing w:after="0" w:line="240" w:lineRule="auto"/>
     </w:pPr>
     <w:rPr>
+      <w:rFonts w:eastAsia="黑体"/>
       <w:color w:themeColor="text1" w:val="000000"/>
     </w:rPr>
     <w:tblPr>
@@ -14903,6 +15531,7 @@
     </w:tcPr>
     <w:tblStylePr w:type="firstRow">
       <w:rPr>
+        <w:rFonts w:eastAsia="黑体"/>
         <w:b/>
         <w:bCs/>
         <w:color w:themeColor="background1" w:val="FFFFFF"/>
@@ -14917,6 +15546,7 @@
     </w:tblStylePr>
     <w:tblStylePr w:type="lastRow">
       <w:rPr>
+        <w:rFonts w:eastAsia="黑体"/>
         <w:b/>
         <w:bCs/>
         <w:color w:themeColor="accent6" w:themeShade="CC" w:val="F2730A"/>
@@ -14931,12 +15561,14 @@
     </w:tblStylePr>
     <w:tblStylePr w:type="firstCol">
       <w:rPr>
+        <w:rFonts w:eastAsia="黑体"/>
         <w:b/>
         <w:bCs/>
       </w:rPr>
     </w:tblStylePr>
     <w:tblStylePr w:type="lastCol">
       <w:rPr>
+        <w:rFonts w:eastAsia="黑体"/>
         <w:b/>
         <w:bCs/>
       </w:rPr>
@@ -14971,6 +15603,7 @@
       <w:spacing w:after="0" w:line="240" w:lineRule="auto"/>
     </w:pPr>
     <w:rPr>
+      <w:rFonts w:eastAsia="黑体"/>
       <w:color w:themeColor="text1" w:val="000000"/>
     </w:rPr>
     <w:tblPr>
@@ -14989,6 +15622,7 @@
     </w:tcPr>
     <w:tblStylePr w:type="firstRow">
       <w:rPr>
+        <w:rFonts w:eastAsia="黑体"/>
         <w:b/>
         <w:bCs/>
         <w:color w:themeColor="background1" w:val="FFFFFF"/>
@@ -15003,6 +15637,7 @@
     </w:tblStylePr>
     <w:tblStylePr w:type="lastRow">
       <w:rPr>
+        <w:rFonts w:eastAsia="黑体"/>
         <w:b/>
         <w:bCs/>
         <w:color w:themeColor="accent5" w:themeShade="CC" w:val="348DA5"/>
@@ -15017,12 +15652,14 @@
     </w:tblStylePr>
     <w:tblStylePr w:type="firstCol">
       <w:rPr>
+        <w:rFonts w:eastAsia="黑体"/>
         <w:b/>
         <w:bCs/>
       </w:rPr>
     </w:tblStylePr>
     <w:tblStylePr w:type="lastCol">
       <w:rPr>
+        <w:rFonts w:eastAsia="黑体"/>
         <w:b/>
         <w:bCs/>
       </w:rPr>
@@ -15057,6 +15694,7 @@
       <w:spacing w:after="0" w:line="240" w:lineRule="auto"/>
     </w:pPr>
     <w:rPr>
+      <w:rFonts w:eastAsia="黑体"/>
       <w:color w:themeColor="text1" w:val="000000"/>
     </w:rPr>
     <w:tblPr>
@@ -15078,6 +15716,7 @@
     </w:tcPr>
     <w:tblStylePr w:type="firstRow">
       <w:rPr>
+        <w:rFonts w:eastAsia="黑体"/>
         <w:b/>
         <w:bCs/>
       </w:rPr>
@@ -15088,6 +15727,7 @@
     </w:tblStylePr>
     <w:tblStylePr w:type="lastRow">
       <w:rPr>
+        <w:rFonts w:eastAsia="黑体"/>
         <w:b/>
         <w:bCs/>
         <w:color w:themeColor="text1" w:val="000000"/>
@@ -15099,6 +15739,7 @@
     </w:tblStylePr>
     <w:tblStylePr w:type="firstCol">
       <w:rPr>
+        <w:rFonts w:eastAsia="黑体"/>
         <w:color w:themeColor="background1" w:val="FFFFFF"/>
       </w:rPr>
       <w:tblPr/>
@@ -15108,6 +15749,7 @@
     </w:tblStylePr>
     <w:tblStylePr w:type="lastCol">
       <w:rPr>
+        <w:rFonts w:eastAsia="黑体"/>
         <w:color w:themeColor="background1" w:val="FFFFFF"/>
       </w:rPr>
       <w:tblPr/>
@@ -15137,6 +15779,7 @@
       <w:spacing w:after="0" w:line="240" w:lineRule="auto"/>
     </w:pPr>
     <w:rPr>
+      <w:rFonts w:eastAsia="黑体"/>
       <w:color w:themeColor="text1" w:val="000000"/>
     </w:rPr>
     <w:tblPr>
@@ -15158,6 +15801,7 @@
     </w:tcPr>
     <w:tblStylePr w:type="firstRow">
       <w:rPr>
+        <w:rFonts w:eastAsia="黑体"/>
         <w:b/>
         <w:bCs/>
       </w:rPr>
@@ -15168,6 +15812,7 @@
     </w:tblStylePr>
     <w:tblStylePr w:type="lastRow">
       <w:rPr>
+        <w:rFonts w:eastAsia="黑体"/>
         <w:b/>
         <w:bCs/>
         <w:color w:themeColor="text1" w:val="000000"/>
@@ -15179,6 +15824,7 @@
     </w:tblStylePr>
     <w:tblStylePr w:type="firstCol">
       <w:rPr>
+        <w:rFonts w:eastAsia="黑体"/>
         <w:color w:themeColor="background1" w:val="FFFFFF"/>
       </w:rPr>
       <w:tblPr/>
@@ -15188,6 +15834,7 @@
     </w:tblStylePr>
     <w:tblStylePr w:type="lastCol">
       <w:rPr>
+        <w:rFonts w:eastAsia="黑体"/>
         <w:color w:themeColor="background1" w:val="FFFFFF"/>
       </w:rPr>
       <w:tblPr/>
@@ -15217,6 +15864,7 @@
       <w:spacing w:after="0" w:line="240" w:lineRule="auto"/>
     </w:pPr>
     <w:rPr>
+      <w:rFonts w:eastAsia="黑体"/>
       <w:color w:themeColor="text1" w:val="000000"/>
     </w:rPr>
     <w:tblPr>
@@ -15238,6 +15886,7 @@
     </w:tcPr>
     <w:tblStylePr w:type="firstRow">
       <w:rPr>
+        <w:rFonts w:eastAsia="黑体"/>
         <w:b/>
         <w:bCs/>
       </w:rPr>
@@ -15248,6 +15897,7 @@
     </w:tblStylePr>
     <w:tblStylePr w:type="lastRow">
       <w:rPr>
+        <w:rFonts w:eastAsia="黑体"/>
         <w:b/>
         <w:bCs/>
         <w:color w:themeColor="text1" w:val="000000"/>
@@ -15259,6 +15909,7 @@
     </w:tblStylePr>
     <w:tblStylePr w:type="firstCol">
       <w:rPr>
+        <w:rFonts w:eastAsia="黑体"/>
         <w:color w:themeColor="background1" w:val="FFFFFF"/>
       </w:rPr>
       <w:tblPr/>
@@ -15268,6 +15919,7 @@
     </w:tblStylePr>
     <w:tblStylePr w:type="lastCol">
       <w:rPr>
+        <w:rFonts w:eastAsia="黑体"/>
         <w:color w:themeColor="background1" w:val="FFFFFF"/>
       </w:rPr>
       <w:tblPr/>
@@ -15297,6 +15949,7 @@
       <w:spacing w:after="0" w:line="240" w:lineRule="auto"/>
     </w:pPr>
     <w:rPr>
+      <w:rFonts w:eastAsia="黑体"/>
       <w:color w:themeColor="text1" w:val="000000"/>
     </w:rPr>
     <w:tblPr>
@@ -15318,6 +15971,7 @@
     </w:tcPr>
     <w:tblStylePr w:type="firstRow">
       <w:rPr>
+        <w:rFonts w:eastAsia="黑体"/>
         <w:b/>
         <w:bCs/>
       </w:rPr>
@@ -15328,6 +15982,7 @@
     </w:tblStylePr>
     <w:tblStylePr w:type="lastRow">
       <w:rPr>
+        <w:rFonts w:eastAsia="黑体"/>
         <w:b/>
         <w:bCs/>
         <w:color w:themeColor="text1" w:val="000000"/>
@@ -15339,6 +15994,7 @@
     </w:tblStylePr>
     <w:tblStylePr w:type="firstCol">
       <w:rPr>
+        <w:rFonts w:eastAsia="黑体"/>
         <w:color w:themeColor="background1" w:val="FFFFFF"/>
       </w:rPr>
       <w:tblPr/>
@@ -15348,6 +16004,7 @@
     </w:tblStylePr>
     <w:tblStylePr w:type="lastCol">
       <w:rPr>
+        <w:rFonts w:eastAsia="黑体"/>
         <w:color w:themeColor="background1" w:val="FFFFFF"/>
       </w:rPr>
       <w:tblPr/>
@@ -15377,6 +16034,7 @@
       <w:spacing w:after="0" w:line="240" w:lineRule="auto"/>
     </w:pPr>
     <w:rPr>
+      <w:rFonts w:eastAsia="黑体"/>
       <w:color w:themeColor="text1" w:val="000000"/>
     </w:rPr>
     <w:tblPr>
@@ -15398,6 +16056,7 @@
     </w:tcPr>
     <w:tblStylePr w:type="firstRow">
       <w:rPr>
+        <w:rFonts w:eastAsia="黑体"/>
         <w:b/>
         <w:bCs/>
       </w:rPr>
@@ -15408,6 +16067,7 @@
     </w:tblStylePr>
     <w:tblStylePr w:type="lastRow">
       <w:rPr>
+        <w:rFonts w:eastAsia="黑体"/>
         <w:b/>
         <w:bCs/>
         <w:color w:themeColor="text1" w:val="000000"/>
@@ -15419,6 +16079,7 @@
     </w:tblStylePr>
     <w:tblStylePr w:type="firstCol">
       <w:rPr>
+        <w:rFonts w:eastAsia="黑体"/>
         <w:color w:themeColor="background1" w:val="FFFFFF"/>
       </w:rPr>
       <w:tblPr/>
@@ -15428,6 +16089,7 @@
     </w:tblStylePr>
     <w:tblStylePr w:type="lastCol">
       <w:rPr>
+        <w:rFonts w:eastAsia="黑体"/>
         <w:color w:themeColor="background1" w:val="FFFFFF"/>
       </w:rPr>
       <w:tblPr/>
@@ -15457,6 +16119,7 @@
       <w:spacing w:after="0" w:line="240" w:lineRule="auto"/>
     </w:pPr>
     <w:rPr>
+      <w:rFonts w:eastAsia="黑体"/>
       <w:color w:themeColor="text1" w:val="000000"/>
     </w:rPr>
     <w:tblPr>
@@ -15478,6 +16141,7 @@
     </w:tcPr>
     <w:tblStylePr w:type="firstRow">
       <w:rPr>
+        <w:rFonts w:eastAsia="黑体"/>
         <w:b/>
         <w:bCs/>
       </w:rPr>
@@ -15488,6 +16152,7 @@
     </w:tblStylePr>
     <w:tblStylePr w:type="lastRow">
       <w:rPr>
+        <w:rFonts w:eastAsia="黑体"/>
         <w:b/>
         <w:bCs/>
         <w:color w:themeColor="text1" w:val="000000"/>
@@ -15499,6 +16164,7 @@
     </w:tblStylePr>
     <w:tblStylePr w:type="firstCol">
       <w:rPr>
+        <w:rFonts w:eastAsia="黑体"/>
         <w:color w:themeColor="background1" w:val="FFFFFF"/>
       </w:rPr>
       <w:tblPr/>
@@ -15508,6 +16174,7 @@
     </w:tblStylePr>
     <w:tblStylePr w:type="lastCol">
       <w:rPr>
+        <w:rFonts w:eastAsia="黑体"/>
         <w:color w:themeColor="background1" w:val="FFFFFF"/>
       </w:rPr>
       <w:tblPr/>
@@ -15537,6 +16204,7 @@
       <w:spacing w:after="0" w:line="240" w:lineRule="auto"/>
     </w:pPr>
     <w:rPr>
+      <w:rFonts w:eastAsia="黑体"/>
       <w:color w:themeColor="text1" w:val="000000"/>
     </w:rPr>
     <w:tblPr>
@@ -15558,6 +16226,7 @@
     </w:tcPr>
     <w:tblStylePr w:type="firstRow">
       <w:rPr>
+        <w:rFonts w:eastAsia="黑体"/>
         <w:b/>
         <w:bCs/>
       </w:rPr>
@@ -15568,6 +16237,7 @@
     </w:tblStylePr>
     <w:tblStylePr w:type="lastRow">
       <w:rPr>
+        <w:rFonts w:eastAsia="黑体"/>
         <w:b/>
         <w:bCs/>
         <w:color w:themeColor="text1" w:val="000000"/>
@@ -15579,6 +16249,7 @@
     </w:tblStylePr>
     <w:tblStylePr w:type="firstCol">
       <w:rPr>
+        <w:rFonts w:eastAsia="黑体"/>
         <w:color w:themeColor="background1" w:val="FFFFFF"/>
       </w:rPr>
       <w:tblPr/>
@@ -15588,6 +16259,7 @@
     </w:tblStylePr>
     <w:tblStylePr w:type="lastCol">
       <w:rPr>
+        <w:rFonts w:eastAsia="黑体"/>
         <w:color w:themeColor="background1" w:val="FFFFFF"/>
       </w:rPr>
       <w:tblPr/>
@@ -15620,6 +16292,7 @@
     <w:name w:val="KeywordTok"/>
     <w:basedOn w:val="VerbatimChar"/>
     <w:rPr>
+      <w:rFonts w:eastAsia="黑体"/>
       <w:b/>
       <w:color w:val="007020"/>
     </w:rPr>
@@ -15628,6 +16301,7 @@
     <w:name w:val="DataTypeTok"/>
     <w:basedOn w:val="VerbatimChar"/>
     <w:rPr>
+      <w:rFonts w:eastAsia="黑体"/>
       <w:color w:val="902000"/>
     </w:rPr>
   </w:style>
@@ -15635,6 +16309,7 @@
     <w:name w:val="DecValTok"/>
     <w:basedOn w:val="VerbatimChar"/>
     <w:rPr>
+      <w:rFonts w:eastAsia="黑体"/>
       <w:color w:val="40a070"/>
     </w:rPr>
   </w:style>
@@ -15642,6 +16317,7 @@
     <w:name w:val="BaseNTok"/>
     <w:basedOn w:val="VerbatimChar"/>
     <w:rPr>
+      <w:rFonts w:eastAsia="黑体"/>
       <w:color w:val="40a070"/>
     </w:rPr>
   </w:style>
@@ -15649,6 +16325,7 @@
     <w:name w:val="FloatTok"/>
     <w:basedOn w:val="VerbatimChar"/>
     <w:rPr>
+      <w:rFonts w:eastAsia="黑体"/>
       <w:color w:val="40a070"/>
     </w:rPr>
   </w:style>
@@ -15656,6 +16333,7 @@
     <w:name w:val="ConstantTok"/>
     <w:basedOn w:val="VerbatimChar"/>
     <w:rPr>
+      <w:rFonts w:eastAsia="黑体"/>
       <w:color w:val="880000"/>
     </w:rPr>
   </w:style>
@@ -15663,6 +16341,7 @@
     <w:name w:val="CharTok"/>
     <w:basedOn w:val="VerbatimChar"/>
     <w:rPr>
+      <w:rFonts w:eastAsia="黑体"/>
       <w:color w:val="4070a0"/>
     </w:rPr>
   </w:style>
@@ -15670,6 +16349,7 @@
     <w:name w:val="SpecialCharTok"/>
     <w:basedOn w:val="VerbatimChar"/>
     <w:rPr>
+      <w:rFonts w:eastAsia="黑体"/>
       <w:color w:val="4070a0"/>
     </w:rPr>
   </w:style>
@@ -15677,6 +16357,7 @@
     <w:name w:val="StringTok"/>
     <w:basedOn w:val="VerbatimChar"/>
     <w:rPr>
+      <w:rFonts w:eastAsia="黑体"/>
       <w:color w:val="4070a0"/>
     </w:rPr>
   </w:style>
@@ -15684,6 +16365,7 @@
     <w:name w:val="VerbatimStringTok"/>
     <w:basedOn w:val="VerbatimChar"/>
     <w:rPr>
+      <w:rFonts w:eastAsia="黑体"/>
       <w:color w:val="4070a0"/>
     </w:rPr>
   </w:style>
@@ -15691,6 +16373,7 @@
     <w:name w:val="SpecialStringTok"/>
     <w:basedOn w:val="VerbatimChar"/>
     <w:rPr>
+      <w:rFonts w:eastAsia="黑体"/>
       <w:color w:val="bb6688"/>
     </w:rPr>
   </w:style>
@@ -15698,6 +16381,7 @@
     <w:name w:val="ImportTok"/>
     <w:basedOn w:val="VerbatimChar"/>
     <w:rPr>
+      <w:rFonts w:eastAsia="黑体"/>
       <w:b/>
       <w:color w:val="008000"/>
     </w:rPr>
@@ -15706,6 +16390,7 @@
     <w:name w:val="CommentTok"/>
     <w:basedOn w:val="VerbatimChar"/>
     <w:rPr>
+      <w:rFonts w:eastAsia="黑体"/>
       <w:i/>
       <w:color w:val="60a0b0"/>
     </w:rPr>
@@ -15714,6 +16399,7 @@
     <w:name w:val="DocumentationTok"/>
     <w:basedOn w:val="VerbatimChar"/>
     <w:rPr>
+      <w:rFonts w:eastAsia="黑体"/>
       <w:i/>
       <w:color w:val="ba2121"/>
     </w:rPr>
@@ -15722,6 +16408,7 @@
     <w:name w:val="AnnotationTok"/>
     <w:basedOn w:val="VerbatimChar"/>
     <w:rPr>
+      <w:rFonts w:eastAsia="黑体"/>
       <w:b/>
       <w:i/>
       <w:color w:val="60a0b0"/>
@@ -15731,6 +16418,7 @@
     <w:name w:val="CommentVarTok"/>
     <w:basedOn w:val="VerbatimChar"/>
     <w:rPr>
+      <w:rFonts w:eastAsia="黑体"/>
       <w:b/>
       <w:i/>
       <w:color w:val="60a0b0"/>
@@ -15740,6 +16428,7 @@
     <w:name w:val="OtherTok"/>
     <w:basedOn w:val="VerbatimChar"/>
     <w:rPr>
+      <w:rFonts w:eastAsia="黑体"/>
       <w:color w:val="007020"/>
     </w:rPr>
   </w:style>
@@ -15747,6 +16436,7 @@
     <w:name w:val="FunctionTok"/>
     <w:basedOn w:val="VerbatimChar"/>
     <w:rPr>
+      <w:rFonts w:eastAsia="黑体"/>
       <w:color w:val="06287e"/>
     </w:rPr>
   </w:style>
@@ -15754,6 +16444,7 @@
     <w:name w:val="VariableTok"/>
     <w:basedOn w:val="VerbatimChar"/>
     <w:rPr>
+      <w:rFonts w:eastAsia="黑体"/>
       <w:color w:val="19177c"/>
     </w:rPr>
   </w:style>
@@ -15761,6 +16452,7 @@
     <w:name w:val="ControlFlowTok"/>
     <w:basedOn w:val="VerbatimChar"/>
     <w:rPr>
+      <w:rFonts w:eastAsia="黑体"/>
       <w:b/>
       <w:color w:val="007020"/>
     </w:rPr>
@@ -15769,6 +16461,7 @@
     <w:name w:val="OperatorTok"/>
     <w:basedOn w:val="VerbatimChar"/>
     <w:rPr>
+      <w:rFonts w:eastAsia="黑体"/>
       <w:color w:val="666666"/>
     </w:rPr>
   </w:style>
@@ -15776,18 +16469,22 @@
     <w:name w:val="BuiltInTok"/>
     <w:basedOn w:val="VerbatimChar"/>
     <w:rPr>
+      <w:rFonts w:eastAsia="黑体"/>
       <w:color w:val="008000"/>
     </w:rPr>
   </w:style>
   <w:style w:type="character" w:customStyle="1" w:styleId="ExtensionTok">
     <w:name w:val="ExtensionTok"/>
     <w:basedOn w:val="VerbatimChar"/>
-    <w:rPr/>
+    <w:rPr>
+      <w:rFonts w:eastAsia="黑体"/>
+    </w:rPr>
   </w:style>
   <w:style w:type="character" w:customStyle="1" w:styleId="PreprocessorTok">
     <w:name w:val="PreprocessorTok"/>
     <w:basedOn w:val="VerbatimChar"/>
     <w:rPr>
+      <w:rFonts w:eastAsia="黑体"/>
       <w:color w:val="bc7a00"/>
     </w:rPr>
   </w:style>
@@ -15795,18 +16492,22 @@
     <w:name w:val="AttributeTok"/>
     <w:basedOn w:val="VerbatimChar"/>
     <w:rPr>
+      <w:rFonts w:eastAsia="黑体"/>
       <w:color w:val="7d9029"/>
     </w:rPr>
   </w:style>
   <w:style w:type="character" w:customStyle="1" w:styleId="RegionMarkerTok">
     <w:name w:val="RegionMarkerTok"/>
     <w:basedOn w:val="VerbatimChar"/>
-    <w:rPr/>
+    <w:rPr>
+      <w:rFonts w:eastAsia="黑体"/>
+    </w:rPr>
   </w:style>
   <w:style w:type="character" w:customStyle="1" w:styleId="InformationTok">
     <w:name w:val="InformationTok"/>
     <w:basedOn w:val="VerbatimChar"/>
     <w:rPr>
+      <w:rFonts w:eastAsia="黑体"/>
       <w:b/>
       <w:i/>
       <w:color w:val="60a0b0"/>
@@ -15816,6 +16517,7 @@
     <w:name w:val="WarningTok"/>
     <w:basedOn w:val="VerbatimChar"/>
     <w:rPr>
+      <w:rFonts w:eastAsia="黑体"/>
       <w:b/>
       <w:i/>
       <w:color w:val="60a0b0"/>
@@ -15825,6 +16527,7 @@
     <w:name w:val="AlertTok"/>
     <w:basedOn w:val="VerbatimChar"/>
     <w:rPr>
+      <w:rFonts w:eastAsia="黑体"/>
       <w:b/>
       <w:color w:val="ff0000"/>
     </w:rPr>
@@ -15833,6 +16536,7 @@
     <w:name w:val="ErrorTok"/>
     <w:basedOn w:val="VerbatimChar"/>
     <w:rPr>
+      <w:rFonts w:eastAsia="黑体"/>
       <w:b/>
       <w:color w:val="ff0000"/>
     </w:rPr>
@@ -15840,7 +16544,9 @@
   <w:style w:type="character" w:customStyle="1" w:styleId="NormalTok">
     <w:name w:val="NormalTok"/>
     <w:basedOn w:val="VerbatimChar"/>
-    <w:rPr/>
+    <w:rPr>
+      <w:rFonts w:eastAsia="黑体"/>
+    </w:rPr>
   </w:style>
 </w:styles>
 </file>
@@ -15889,12 +16595,12 @@
     <a:fontScheme name="Office">
       <a:majorFont>
         <a:latin typeface="Calibri"/>
-        <a:ea typeface=""/>
+        <a:ea typeface="黑体"/>
         <a:cs typeface=""/>
         <a:font script="Jpan" typeface="ＭＳ ゴシック"/>
         <a:font script="Hang" typeface="맑은 고딕"/>
-        <a:font script="Hans" typeface="宋体"/>
-        <a:font script="Hant" typeface="新細明體"/>
+        <a:font script="Hans" typeface="黑体"/>
+        <a:font script="Hant" typeface="黑体"/>
         <a:font script="Arab" typeface="Times New Roman"/>
         <a:font script="Hebr" typeface="Times New Roman"/>
         <a:font script="Thai" typeface="Angsana New"/>
@@ -15924,12 +16630,12 @@
       </a:majorFont>
       <a:minorFont>
         <a:latin typeface="Cambria"/>
-        <a:ea typeface=""/>
+        <a:ea typeface="黑体"/>
         <a:cs typeface=""/>
         <a:font script="Jpan" typeface="ＭＳ 明朝"/>
         <a:font script="Hang" typeface="맑은 고딕"/>
-        <a:font script="Hans" typeface="宋体"/>
-        <a:font script="Hant" typeface="新細明體"/>
+        <a:font script="Hans" typeface="黑体"/>
+        <a:font script="Hant" typeface="黑体"/>
         <a:font script="Arab" typeface="Arial"/>
         <a:font script="Hebr" typeface="Arial"/>
         <a:font script="Thai" typeface="Cordia New"/>

--- a/01-电源电路/01-线性稳压电路/晶体管串联稳压电路/晶体管串联稳压电路.docx
+++ b/01-电源电路/01-线性稳压电路/晶体管串联稳压电路/晶体管串联稳压电路.docx
@@ -3524,7 +3524,7 @@
           <w:color w:val="555555"/>
           <w:sz w:val="21"/>
         </w:rPr>
-        <w:t>材料收集者：杜文杰，WX手机：19519196569，QQ:3478827729</w:t>
+        <w:t>材料收集者：杜文杰，微信/手机：19519196569，QQ:3478827729</w:t>
       </w:r>
     </w:p>
     <w:sectPr>
